--- a/site/downloads/handbook-B4.docx
+++ b/site/downloads/handbook-B4.docx
@@ -2098,7 +2098,52 @@
           <w:b w:val="0"/>
           <w:i w:val="0"/>
         </w:rPr>
-        <w:t>Starter code:</w:t>
+        <w:t>Your code must pass these checks:</w:t>
+      </w:r>
+    </w:p>
+    <w:p>
+      <w:pPr>
+        <w:pStyle w:val="ListBullet"/>
+      </w:pPr>
+      <w:r>
+        <w:rPr>
+          <w:b w:val="0"/>
+          <w:i w:val="0"/>
+        </w:rPr>
+        <w:t>Each brand's share must be its weight over the wave total, one row per wave and brand.</w:t>
+      </w:r>
+    </w:p>
+    <w:p>
+      <w:pPr>
+        <w:pStyle w:val="ListBullet"/>
+      </w:pPr>
+      <w:r>
+        <w:rPr>
+          <w:b w:val="0"/>
+          <w:i w:val="0"/>
+        </w:rPr>
+        <w:t>A wave with zero total weight must give a null share, not NaN or an error.</w:t>
+      </w:r>
+    </w:p>
+    <w:p>
+      <w:pPr>
+        <w:pStyle w:val="ListBullet"/>
+      </w:pPr>
+      <w:r>
+        <w:rPr>
+          <w:b w:val="0"/>
+          <w:i w:val="0"/>
+        </w:rPr>
+        <w:t>Return exactly wave, brand, share, sorted by wave then brand.</w:t>
+      </w:r>
+    </w:p>
+    <w:p>
+      <w:r>
+        <w:rPr>
+          <w:b w:val="0"/>
+          <w:i w:val="0"/>
+        </w:rPr>
+        <w:t>Shape of the answer. The reference solution defines these names. Write the bodies yourself.</w:t>
       </w:r>
     </w:p>
     <w:tbl>
@@ -2136,7 +2181,7 @@
                 <w:b w:val="0"/>
                 <w:sz w:val="16"/>
               </w:rPr>
-              <w:t>import polars as pl</w:t>
+              <w:t># Weighted share of each brand within its wave. Grain: one row per wave and brand.</w:t>
             </w:r>
           </w:p>
           <w:p>
@@ -2159,76 +2204,7 @@
                 <w:b w:val="0"/>
                 <w:sz w:val="16"/>
               </w:rPr>
-              <w:t xml:space="preserve"> </w:t>
-            </w:r>
-          </w:p>
-          <w:p>
-            <w:pPr>
-              <w:spacing w:before="0" w:after="0" w:line="240" w:lineRule="auto"/>
-              <w:ind w:left="567" w:hanging="567"/>
-            </w:pPr>
-            <w:r>
-              <w:rPr>
-                <w:rFonts w:ascii="Consolas" w:hAnsi="Consolas" w:eastAsia="Consolas"/>
-                <w:b w:val="0"/>
-                <w:color w:val="5B6875"/>
-                <w:sz w:val="16"/>
-              </w:rPr>
-              <w:t xml:space="preserve">   3  </w:t>
-            </w:r>
-            <w:r>
-              <w:rPr>
-                <w:rFonts w:ascii="Consolas" w:hAnsi="Consolas" w:eastAsia="Consolas"/>
-                <w:b w:val="0"/>
-                <w:sz w:val="16"/>
-              </w:rPr>
-              <w:t xml:space="preserve"> </w:t>
-            </w:r>
-          </w:p>
-          <w:p>
-            <w:pPr>
-              <w:spacing w:before="0" w:after="0" w:line="240" w:lineRule="auto"/>
-              <w:ind w:left="567" w:hanging="567"/>
-            </w:pPr>
-            <w:r>
-              <w:rPr>
-                <w:rFonts w:ascii="Consolas" w:hAnsi="Consolas" w:eastAsia="Consolas"/>
-                <w:b w:val="0"/>
-                <w:color w:val="5B6875"/>
-                <w:sz w:val="16"/>
-              </w:rPr>
-              <w:t xml:space="preserve">   4  </w:t>
-            </w:r>
-            <w:r>
-              <w:rPr>
-                <w:rFonts w:ascii="Consolas" w:hAnsi="Consolas" w:eastAsia="Consolas"/>
-                <w:b w:val="0"/>
-                <w:sz w:val="16"/>
-              </w:rPr>
-              <w:t>def brand_share(df):</w:t>
-            </w:r>
-          </w:p>
-          <w:p>
-            <w:pPr>
-              <w:spacing w:before="0" w:after="0" w:line="240" w:lineRule="auto"/>
-              <w:ind w:left="567" w:hanging="567"/>
-            </w:pPr>
-            <w:r>
-              <w:rPr>
-                <w:rFonts w:ascii="Consolas" w:hAnsi="Consolas" w:eastAsia="Consolas"/>
-                <w:b w:val="0"/>
-                <w:color w:val="5B6875"/>
-                <w:sz w:val="16"/>
-              </w:rPr>
-              <w:t xml:space="preserve">   5  </w:t>
-            </w:r>
-            <w:r>
-              <w:rPr>
-                <w:rFonts w:ascii="Consolas" w:hAnsi="Consolas" w:eastAsia="Consolas"/>
-                <w:b w:val="0"/>
-                <w:sz w:val="16"/>
-              </w:rPr>
-              <w:t xml:space="preserve">    ...</w:t>
+              <w:t>def brand_share(df: pl.DataFrame) -&gt; pl.DataFrame: ...</w:t>
             </w:r>
           </w:p>
         </w:tc>
@@ -2236,20 +2212,12 @@
     </w:tbl>
     <w:p/>
     <w:p>
-      <w:pPr>
-        <w:pStyle w:val="Heading5"/>
-      </w:pPr>
-      <w:r>
-        <w:t>Exercise 5. Spot the bug (level 4)</w:t>
-      </w:r>
-    </w:p>
-    <w:p>
-      <w:r>
-        <w:rPr>
-          <w:b w:val="0"/>
-          <w:i w:val="0"/>
-        </w:rPr>
-        <w:t>The mean satisfaction score per region looks too low in regions with many skipped answers. Tap the line with the bug and fix it.</w:t>
+      <w:r>
+        <w:rPr>
+          <w:b w:val="0"/>
+          <w:i w:val="0"/>
+        </w:rPr>
+        <w:t>Starter code:</w:t>
       </w:r>
     </w:p>
     <w:tbl>
@@ -2356,7 +2324,7 @@
                 <w:b w:val="0"/>
                 <w:sz w:val="16"/>
               </w:rPr>
-              <w:t>def mean_score(df: pl.DataFrame) -&gt; pl.DataFrame:</w:t>
+              <w:t>def brand_share(df):</w:t>
             </w:r>
           </w:p>
           <w:p>
@@ -2379,122 +2347,7 @@
                 <w:b w:val="0"/>
                 <w:sz w:val="16"/>
               </w:rPr>
-              <w:t xml:space="preserve">    """Mean score per region among respondents who answered."""</w:t>
-            </w:r>
-          </w:p>
-          <w:p>
-            <w:pPr>
-              <w:spacing w:before="0" w:after="0" w:line="240" w:lineRule="auto"/>
-              <w:ind w:left="567" w:hanging="567"/>
-            </w:pPr>
-            <w:r>
-              <w:rPr>
-                <w:rFonts w:ascii="Consolas" w:hAnsi="Consolas" w:eastAsia="Consolas"/>
-                <w:b w:val="0"/>
-                <w:color w:val="5B6875"/>
-                <w:sz w:val="16"/>
-              </w:rPr>
-              <w:t xml:space="preserve">   6  </w:t>
-            </w:r>
-            <w:r>
-              <w:rPr>
-                <w:rFonts w:ascii="Consolas" w:hAnsi="Consolas" w:eastAsia="Consolas"/>
-                <w:b w:val="0"/>
-                <w:sz w:val="16"/>
-              </w:rPr>
-              <w:t xml:space="preserve">    return (</w:t>
-            </w:r>
-          </w:p>
-          <w:p>
-            <w:pPr>
-              <w:spacing w:before="0" w:after="0" w:line="240" w:lineRule="auto"/>
-              <w:ind w:left="567" w:hanging="567"/>
-            </w:pPr>
-            <w:r>
-              <w:rPr>
-                <w:rFonts w:ascii="Consolas" w:hAnsi="Consolas" w:eastAsia="Consolas"/>
-                <w:b w:val="0"/>
-                <w:color w:val="5B6875"/>
-                <w:sz w:val="16"/>
-              </w:rPr>
-              <w:t xml:space="preserve">   7  </w:t>
-            </w:r>
-            <w:r>
-              <w:rPr>
-                <w:rFonts w:ascii="Consolas" w:hAnsi="Consolas" w:eastAsia="Consolas"/>
-                <w:b w:val="0"/>
-                <w:sz w:val="16"/>
-              </w:rPr>
-              <w:t xml:space="preserve">        df.group_by("region")</w:t>
-            </w:r>
-          </w:p>
-          <w:p>
-            <w:pPr>
-              <w:spacing w:before="0" w:after="0" w:line="240" w:lineRule="auto"/>
-              <w:ind w:left="567" w:hanging="567"/>
-            </w:pPr>
-            <w:r>
-              <w:rPr>
-                <w:rFonts w:ascii="Consolas" w:hAnsi="Consolas" w:eastAsia="Consolas"/>
-                <w:b w:val="0"/>
-                <w:color w:val="5B6875"/>
-                <w:sz w:val="16"/>
-              </w:rPr>
-              <w:t xml:space="preserve">   8  </w:t>
-            </w:r>
-            <w:r>
-              <w:rPr>
-                <w:rFonts w:ascii="Consolas" w:hAnsi="Consolas" w:eastAsia="Consolas"/>
-                <w:b w:val="0"/>
-                <w:sz w:val="16"/>
-              </w:rPr>
-              <w:t xml:space="preserve">        .agg(mean_score=pl.col("score").sum() / pl.len())</w:t>
-            </w:r>
-          </w:p>
-          <w:p>
-            <w:pPr>
-              <w:spacing w:before="0" w:after="0" w:line="240" w:lineRule="auto"/>
-              <w:ind w:left="567" w:hanging="567"/>
-            </w:pPr>
-            <w:r>
-              <w:rPr>
-                <w:rFonts w:ascii="Consolas" w:hAnsi="Consolas" w:eastAsia="Consolas"/>
-                <w:b w:val="0"/>
-                <w:color w:val="5B6875"/>
-                <w:sz w:val="16"/>
-              </w:rPr>
-              <w:t xml:space="preserve">   9  </w:t>
-            </w:r>
-            <w:r>
-              <w:rPr>
-                <w:rFonts w:ascii="Consolas" w:hAnsi="Consolas" w:eastAsia="Consolas"/>
-                <w:b w:val="0"/>
-                <w:sz w:val="16"/>
-              </w:rPr>
-              <w:t xml:space="preserve">        .sort("region")</w:t>
-            </w:r>
-          </w:p>
-          <w:p>
-            <w:pPr>
-              <w:spacing w:before="0" w:after="0" w:line="240" w:lineRule="auto"/>
-              <w:ind w:left="567" w:hanging="567"/>
-            </w:pPr>
-            <w:r>
-              <w:rPr>
-                <w:rFonts w:ascii="Consolas" w:hAnsi="Consolas" w:eastAsia="Consolas"/>
-                <w:b w:val="0"/>
-                <w:color w:val="5B6875"/>
-                <w:sz w:val="16"/>
-              </w:rPr>
-              <w:t xml:space="preserve">  10  </w:t>
-            </w:r>
-            <w:r>
-              <w:rPr>
-                <w:rFonts w:ascii="Consolas" w:hAnsi="Consolas" w:eastAsia="Consolas"/>
-                <w:b w:val="0"/>
-                <w:sz w:val="16"/>
-              </w:rPr>
-              <w:t xml:space="preserve">    )</w:t>
+              <w:t xml:space="preserve">    ...</w:t>
             </w:r>
           </w:p>
         </w:tc>
@@ -2502,76 +2355,20 @@
     </w:tbl>
     <w:p/>
     <w:p>
-      <w:r>
-        <w:rPr>
-          <w:b w:val="0"/>
-          <w:i/>
-        </w:rPr>
-        <w:t>Write down the line number of the bug. Then write the fix.</w:t>
+      <w:pPr>
+        <w:pStyle w:val="Heading5"/>
+      </w:pPr>
+      <w:r>
+        <w:t>Exercise 5. Spot the bug (level 4)</w:t>
       </w:r>
     </w:p>
     <w:p>
-      <w:pPr>
-        <w:pStyle w:val="Heading4"/>
-      </w:pPr>
-      <w:r>
-        <w:t>Sources</w:t>
-      </w:r>
-    </w:p>
-    <w:p>
-      <w:pPr>
-        <w:pStyle w:val="ListBullet"/>
-      </w:pPr>
-      <w:r>
-        <w:rPr>
-          <w:b w:val="0"/>
-          <w:i w:val="0"/>
-        </w:rPr>
-        <w:t>Polars sum() of a group with only nulls returns 0. (verified: Run on Polars 1.33.1 and 1.44.2 in this repository.)</w:t>
-      </w:r>
-    </w:p>
-    <w:p>
-      <w:pPr>
-        <w:pStyle w:val="ListBullet"/>
-      </w:pPr>
-      <w:r>
-        <w:rPr>
-          <w:b w:val="0"/>
-          <w:i w:val="0"/>
-        </w:rPr>
-        <w:t>LazyFrame optimisation pushes filters and column selection down to the scan. (verified: Polars user guide, lazy API and optimisations; plan checked with explain() on Polars 1.33.1.)</w:t>
-      </w:r>
-    </w:p>
-    <w:p>
-      <w:pPr>
-        <w:pStyle w:val="Heading3"/>
-      </w:pPr>
-      <w:r>
-        <w:t>B4-L2 DuckDB, SQL over files and DataFrames</w:t>
-      </w:r>
-    </w:p>
-    <w:p>
-      <w:pPr>
-        <w:pStyle w:val="Heading4"/>
-      </w:pPr>
-      <w:r>
-        <w:t>Concept</w:t>
-      </w:r>
-    </w:p>
-    <w:p>
-      <w:r>
-        <w:rPr>
-          <w:b/>
-          <w:i w:val="0"/>
-        </w:rPr>
-        <w:t>DuckDB</w:t>
-      </w:r>
-      <w:r>
-        <w:rPr>
-          <w:b w:val="0"/>
-          <w:i w:val="0"/>
-        </w:rPr>
-        <w:t xml:space="preserve"> is an analytical SQL database that runs inside your Python process. There is no server to install. It reads Parquet, CSV and JSON files directly, and it queries pandas and Polars DataFrames that are in scope.</w:t>
+      <w:r>
+        <w:rPr>
+          <w:b w:val="0"/>
+          <w:i w:val="0"/>
+        </w:rPr>
+        <w:t>The mean satisfaction score per region looks too low in regions with many skipped answers. Tap the line with the bug and fix it.</w:t>
       </w:r>
     </w:p>
     <w:tbl>
@@ -2609,7 +2406,7 @@
                 <w:b w:val="0"/>
                 <w:sz w:val="16"/>
               </w:rPr>
-              <w:t>import duckdb</w:t>
+              <w:t>import polars as pl</w:t>
             </w:r>
           </w:p>
           <w:p>
@@ -2655,7 +2452,7 @@
                 <w:b w:val="0"/>
                 <w:sz w:val="16"/>
               </w:rPr>
-              <w:t>con = duckdb.connect()   # in-memory database</w:t>
+              <w:t xml:space="preserve"> </w:t>
             </w:r>
           </w:p>
           <w:p>
@@ -2678,7 +2475,7 @@
                 <w:b w:val="0"/>
                 <w:sz w:val="16"/>
               </w:rPr>
-              <w:t>rel = con.sql("""</w:t>
+              <w:t>def mean_score(df: pl.DataFrame) -&gt; pl.DataFrame:</w:t>
             </w:r>
           </w:p>
           <w:p>
@@ -2701,7 +2498,7 @@
                 <w:b w:val="0"/>
                 <w:sz w:val="16"/>
               </w:rPr>
-              <w:t xml:space="preserve">    SELECT wave, brand, sum(weight) AS total</w:t>
+              <w:t xml:space="preserve">    """Mean score per region among respondents who answered."""</w:t>
             </w:r>
           </w:p>
           <w:p>
@@ -2724,7 +2521,7 @@
                 <w:b w:val="0"/>
                 <w:sz w:val="16"/>
               </w:rPr>
-              <w:t xml:space="preserve">    FROM read_parquet('extracts/*.parquet')</w:t>
+              <w:t xml:space="preserve">    return (</w:t>
             </w:r>
           </w:p>
           <w:p>
@@ -2747,7 +2544,7 @@
                 <w:b w:val="0"/>
                 <w:sz w:val="16"/>
               </w:rPr>
-              <w:t xml:space="preserve">    GROUP BY wave, brand</w:t>
+              <w:t xml:space="preserve">        df.group_by("region")</w:t>
             </w:r>
           </w:p>
           <w:p>
@@ -2770,7 +2567,7 @@
                 <w:b w:val="0"/>
                 <w:sz w:val="16"/>
               </w:rPr>
-              <w:t>""")</w:t>
+              <w:t xml:space="preserve">        .agg(mean_score=pl.col("score").sum() / pl.len())</w:t>
             </w:r>
           </w:p>
           <w:p>
@@ -2793,7 +2590,30 @@
                 <w:b w:val="0"/>
                 <w:sz w:val="16"/>
               </w:rPr>
-              <w:t>df = rel.df()    # pandas; .pl() for Polars, .fetchall() for tuples</w:t>
+              <w:t xml:space="preserve">        .sort("region")</w:t>
+            </w:r>
+          </w:p>
+          <w:p>
+            <w:pPr>
+              <w:spacing w:before="0" w:after="0" w:line="240" w:lineRule="auto"/>
+              <w:ind w:left="567" w:hanging="567"/>
+            </w:pPr>
+            <w:r>
+              <w:rPr>
+                <w:rFonts w:ascii="Consolas" w:hAnsi="Consolas" w:eastAsia="Consolas"/>
+                <w:b w:val="0"/>
+                <w:color w:val="5B6875"/>
+                <w:sz w:val="16"/>
+              </w:rPr>
+              <w:t xml:space="preserve">  10  </w:t>
+            </w:r>
+            <w:r>
+              <w:rPr>
+                <w:rFonts w:ascii="Consolas" w:hAnsi="Consolas" w:eastAsia="Consolas"/>
+                <w:b w:val="0"/>
+                <w:sz w:val="16"/>
+              </w:rPr>
+              <w:t xml:space="preserve">    )</w:t>
             </w:r>
           </w:p>
         </w:tc>
@@ -2801,30 +2621,20 @@
     </w:tbl>
     <w:p/>
     <w:p>
+      <w:r>
+        <w:rPr>
+          <w:b w:val="0"/>
+          <w:i/>
+        </w:rPr>
+        <w:t>Write down the line number of the bug. Then write the fix.</w:t>
+      </w:r>
+    </w:p>
+    <w:p>
       <w:pPr>
-        <w:pStyle w:val="ListBullet"/>
+        <w:pStyle w:val="Heading4"/>
       </w:pPr>
       <w:r>
-        <w:rPr>
-          <w:b w:val="0"/>
-          <w:i w:val="0"/>
-        </w:rPr>
-        <w:t xml:space="preserve">A glob such as </w:t>
-      </w:r>
-      <w:r>
-        <w:rPr>
-          <w:rFonts w:ascii="Consolas" w:hAnsi="Consolas" w:eastAsia="Consolas"/>
-          <w:b w:val="0"/>
-          <w:sz w:val="19"/>
-        </w:rPr>
-        <w:t>'extracts/*.parquet'</w:t>
-      </w:r>
-      <w:r>
-        <w:rPr>
-          <w:b w:val="0"/>
-          <w:i w:val="0"/>
-        </w:rPr>
-        <w:t xml:space="preserve"> reads many files as one table. Filters and column lists are pushed down to the reader, as in Polars lazy mode.</w:t>
+        <w:t>Sources</w:t>
       </w:r>
     </w:p>
     <w:p>
@@ -2833,48 +2643,10 @@
       </w:pPr>
       <w:r>
         <w:rPr>
-          <w:rFonts w:ascii="Consolas" w:hAnsi="Consolas" w:eastAsia="Consolas"/>
-          <w:b w:val="0"/>
-          <w:sz w:val="19"/>
-        </w:rPr>
-        <w:t>FROM responses</w:t>
-      </w:r>
-      <w:r>
-        <w:rPr>
-          <w:b w:val="0"/>
-          <w:i w:val="0"/>
-        </w:rPr>
-        <w:t xml:space="preserve"> finds a DataFrame variable named </w:t>
-      </w:r>
-      <w:r>
-        <w:rPr>
-          <w:rFonts w:ascii="Consolas" w:hAnsi="Consolas" w:eastAsia="Consolas"/>
-          <w:b w:val="0"/>
-          <w:sz w:val="19"/>
-        </w:rPr>
-        <w:t>responses</w:t>
-      </w:r>
-      <w:r>
-        <w:rPr>
-          <w:b w:val="0"/>
-          <w:i w:val="0"/>
-        </w:rPr>
-        <w:t xml:space="preserve"> in the calling scope. </w:t>
-      </w:r>
-      <w:r>
-        <w:rPr>
-          <w:rFonts w:ascii="Consolas" w:hAnsi="Consolas" w:eastAsia="Consolas"/>
-          <w:b w:val="0"/>
-          <w:sz w:val="19"/>
-        </w:rPr>
-        <w:t>con.register("responses", df)</w:t>
-      </w:r>
-      <w:r>
-        <w:rPr>
-          <w:b w:val="0"/>
-          <w:i w:val="0"/>
-        </w:rPr>
-        <w:t xml:space="preserve"> names it explicitly, which is clearer inside functions.</w:t>
+          <w:b w:val="0"/>
+          <w:i w:val="0"/>
+        </w:rPr>
+        <w:t>Polars sum() of a group with only nulls returns 0. (verified: Run on Polars 1.33.1 and 1.44.2 in this repository.)</w:t>
       </w:r>
     </w:p>
     <w:p>
@@ -2886,76 +2658,39 @@
           <w:b w:val="0"/>
           <w:i w:val="0"/>
         </w:rPr>
-        <w:t xml:space="preserve">Results come back as a relation. Nothing is materialised until you call </w:t>
-      </w:r>
-      <w:r>
-        <w:rPr>
-          <w:rFonts w:ascii="Consolas" w:hAnsi="Consolas" w:eastAsia="Consolas"/>
-          <w:b w:val="0"/>
-          <w:sz w:val="19"/>
-        </w:rPr>
-        <w:t>.df()</w:t>
-      </w:r>
-      <w:r>
-        <w:rPr>
-          <w:b w:val="0"/>
-          <w:i w:val="0"/>
-        </w:rPr>
-        <w:t xml:space="preserve">, </w:t>
-      </w:r>
-      <w:r>
-        <w:rPr>
-          <w:rFonts w:ascii="Consolas" w:hAnsi="Consolas" w:eastAsia="Consolas"/>
-          <w:b w:val="0"/>
-          <w:sz w:val="19"/>
-        </w:rPr>
-        <w:t>.pl()</w:t>
-      </w:r>
-      <w:r>
-        <w:rPr>
-          <w:b w:val="0"/>
-          <w:i w:val="0"/>
-        </w:rPr>
-        <w:t xml:space="preserve">, </w:t>
-      </w:r>
-      <w:r>
-        <w:rPr>
-          <w:rFonts w:ascii="Consolas" w:hAnsi="Consolas" w:eastAsia="Consolas"/>
-          <w:b w:val="0"/>
-          <w:sz w:val="19"/>
-        </w:rPr>
-        <w:t>.fetchall()</w:t>
-      </w:r>
-      <w:r>
-        <w:rPr>
-          <w:b w:val="0"/>
-          <w:i w:val="0"/>
-        </w:rPr>
-        <w:t xml:space="preserve"> or </w:t>
-      </w:r>
-      <w:r>
-        <w:rPr>
-          <w:rFonts w:ascii="Consolas" w:hAnsi="Consolas" w:eastAsia="Consolas"/>
-          <w:b w:val="0"/>
-          <w:sz w:val="19"/>
-        </w:rPr>
-        <w:t>.fetchone()</w:t>
-      </w:r>
-      <w:r>
-        <w:rPr>
-          <w:b w:val="0"/>
-          <w:i w:val="0"/>
-        </w:rPr>
-        <w:t>.</w:t>
+        <w:t>LazyFrame optimisation pushes filters and column selection down to the scan. (verified: Polars user guide, lazy API and optimisations; plan checked with explain() on Polars 1.33.1.)</w:t>
       </w:r>
     </w:p>
     <w:p>
+      <w:pPr>
+        <w:pStyle w:val="Heading3"/>
+      </w:pPr>
+      <w:r>
+        <w:t>B4-L2 DuckDB, SQL over files and DataFrames</w:t>
+      </w:r>
+    </w:p>
+    <w:p>
+      <w:pPr>
+        <w:pStyle w:val="Heading4"/>
+      </w:pPr>
+      <w:r>
+        <w:t>Concept</w:t>
+      </w:r>
+    </w:p>
+    <w:p>
       <w:r>
         <w:rPr>
           <w:b/>
           <w:i w:val="0"/>
         </w:rPr>
-        <w:t>Pass values as parameters, never with f-strings.</w:t>
+        <w:t>DuckDB</w:t>
+      </w:r>
+      <w:r>
+        <w:rPr>
+          <w:b w:val="0"/>
+          <w:i w:val="0"/>
+        </w:rPr>
+        <w:t xml:space="preserve"> is an analytical SQL database that runs inside your Python process. There is no server to install. It reads Parquet, CSV and JSON files directly, and it queries pandas and Polars DataFrames that are in scope.</w:t>
       </w:r>
     </w:p>
     <w:tbl>
@@ -2993,7 +2728,191 @@
                 <w:b w:val="0"/>
                 <w:sz w:val="16"/>
               </w:rPr>
-              <w:t>con.execute("SELECT count(*) FROM responses WHERE wave = ?", [wave])</w:t>
+              <w:t>import duckdb</w:t>
+            </w:r>
+          </w:p>
+          <w:p>
+            <w:pPr>
+              <w:spacing w:before="0" w:after="0" w:line="240" w:lineRule="auto"/>
+              <w:ind w:left="567" w:hanging="567"/>
+            </w:pPr>
+            <w:r>
+              <w:rPr>
+                <w:rFonts w:ascii="Consolas" w:hAnsi="Consolas" w:eastAsia="Consolas"/>
+                <w:b w:val="0"/>
+                <w:color w:val="5B6875"/>
+                <w:sz w:val="16"/>
+              </w:rPr>
+              <w:t xml:space="preserve">   2  </w:t>
+            </w:r>
+            <w:r>
+              <w:rPr>
+                <w:rFonts w:ascii="Consolas" w:hAnsi="Consolas" w:eastAsia="Consolas"/>
+                <w:b w:val="0"/>
+                <w:sz w:val="16"/>
+              </w:rPr>
+              <w:t xml:space="preserve"> </w:t>
+            </w:r>
+          </w:p>
+          <w:p>
+            <w:pPr>
+              <w:spacing w:before="0" w:after="0" w:line="240" w:lineRule="auto"/>
+              <w:ind w:left="567" w:hanging="567"/>
+            </w:pPr>
+            <w:r>
+              <w:rPr>
+                <w:rFonts w:ascii="Consolas" w:hAnsi="Consolas" w:eastAsia="Consolas"/>
+                <w:b w:val="0"/>
+                <w:color w:val="5B6875"/>
+                <w:sz w:val="16"/>
+              </w:rPr>
+              <w:t xml:space="preserve">   3  </w:t>
+            </w:r>
+            <w:r>
+              <w:rPr>
+                <w:rFonts w:ascii="Consolas" w:hAnsi="Consolas" w:eastAsia="Consolas"/>
+                <w:b w:val="0"/>
+                <w:sz w:val="16"/>
+              </w:rPr>
+              <w:t>con = duckdb.connect()   # in-memory database</w:t>
+            </w:r>
+          </w:p>
+          <w:p>
+            <w:pPr>
+              <w:spacing w:before="0" w:after="0" w:line="240" w:lineRule="auto"/>
+              <w:ind w:left="567" w:hanging="567"/>
+            </w:pPr>
+            <w:r>
+              <w:rPr>
+                <w:rFonts w:ascii="Consolas" w:hAnsi="Consolas" w:eastAsia="Consolas"/>
+                <w:b w:val="0"/>
+                <w:color w:val="5B6875"/>
+                <w:sz w:val="16"/>
+              </w:rPr>
+              <w:t xml:space="preserve">   4  </w:t>
+            </w:r>
+            <w:r>
+              <w:rPr>
+                <w:rFonts w:ascii="Consolas" w:hAnsi="Consolas" w:eastAsia="Consolas"/>
+                <w:b w:val="0"/>
+                <w:sz w:val="16"/>
+              </w:rPr>
+              <w:t>rel = con.sql("""</w:t>
+            </w:r>
+          </w:p>
+          <w:p>
+            <w:pPr>
+              <w:spacing w:before="0" w:after="0" w:line="240" w:lineRule="auto"/>
+              <w:ind w:left="567" w:hanging="567"/>
+            </w:pPr>
+            <w:r>
+              <w:rPr>
+                <w:rFonts w:ascii="Consolas" w:hAnsi="Consolas" w:eastAsia="Consolas"/>
+                <w:b w:val="0"/>
+                <w:color w:val="5B6875"/>
+                <w:sz w:val="16"/>
+              </w:rPr>
+              <w:t xml:space="preserve">   5  </w:t>
+            </w:r>
+            <w:r>
+              <w:rPr>
+                <w:rFonts w:ascii="Consolas" w:hAnsi="Consolas" w:eastAsia="Consolas"/>
+                <w:b w:val="0"/>
+                <w:sz w:val="16"/>
+              </w:rPr>
+              <w:t xml:space="preserve">    SELECT wave, brand, sum(weight) AS total</w:t>
+            </w:r>
+          </w:p>
+          <w:p>
+            <w:pPr>
+              <w:spacing w:before="0" w:after="0" w:line="240" w:lineRule="auto"/>
+              <w:ind w:left="567" w:hanging="567"/>
+            </w:pPr>
+            <w:r>
+              <w:rPr>
+                <w:rFonts w:ascii="Consolas" w:hAnsi="Consolas" w:eastAsia="Consolas"/>
+                <w:b w:val="0"/>
+                <w:color w:val="5B6875"/>
+                <w:sz w:val="16"/>
+              </w:rPr>
+              <w:t xml:space="preserve">   6  </w:t>
+            </w:r>
+            <w:r>
+              <w:rPr>
+                <w:rFonts w:ascii="Consolas" w:hAnsi="Consolas" w:eastAsia="Consolas"/>
+                <w:b w:val="0"/>
+                <w:sz w:val="16"/>
+              </w:rPr>
+              <w:t xml:space="preserve">    FROM read_parquet('extracts/*.parquet')</w:t>
+            </w:r>
+          </w:p>
+          <w:p>
+            <w:pPr>
+              <w:spacing w:before="0" w:after="0" w:line="240" w:lineRule="auto"/>
+              <w:ind w:left="567" w:hanging="567"/>
+            </w:pPr>
+            <w:r>
+              <w:rPr>
+                <w:rFonts w:ascii="Consolas" w:hAnsi="Consolas" w:eastAsia="Consolas"/>
+                <w:b w:val="0"/>
+                <w:color w:val="5B6875"/>
+                <w:sz w:val="16"/>
+              </w:rPr>
+              <w:t xml:space="preserve">   7  </w:t>
+            </w:r>
+            <w:r>
+              <w:rPr>
+                <w:rFonts w:ascii="Consolas" w:hAnsi="Consolas" w:eastAsia="Consolas"/>
+                <w:b w:val="0"/>
+                <w:sz w:val="16"/>
+              </w:rPr>
+              <w:t xml:space="preserve">    GROUP BY wave, brand</w:t>
+            </w:r>
+          </w:p>
+          <w:p>
+            <w:pPr>
+              <w:spacing w:before="0" w:after="0" w:line="240" w:lineRule="auto"/>
+              <w:ind w:left="567" w:hanging="567"/>
+            </w:pPr>
+            <w:r>
+              <w:rPr>
+                <w:rFonts w:ascii="Consolas" w:hAnsi="Consolas" w:eastAsia="Consolas"/>
+                <w:b w:val="0"/>
+                <w:color w:val="5B6875"/>
+                <w:sz w:val="16"/>
+              </w:rPr>
+              <w:t xml:space="preserve">   8  </w:t>
+            </w:r>
+            <w:r>
+              <w:rPr>
+                <w:rFonts w:ascii="Consolas" w:hAnsi="Consolas" w:eastAsia="Consolas"/>
+                <w:b w:val="0"/>
+                <w:sz w:val="16"/>
+              </w:rPr>
+              <w:t>""")</w:t>
+            </w:r>
+          </w:p>
+          <w:p>
+            <w:pPr>
+              <w:spacing w:before="0" w:after="0" w:line="240" w:lineRule="auto"/>
+              <w:ind w:left="567" w:hanging="567"/>
+            </w:pPr>
+            <w:r>
+              <w:rPr>
+                <w:rFonts w:ascii="Consolas" w:hAnsi="Consolas" w:eastAsia="Consolas"/>
+                <w:b w:val="0"/>
+                <w:color w:val="5B6875"/>
+                <w:sz w:val="16"/>
+              </w:rPr>
+              <w:t xml:space="preserve">   9  </w:t>
+            </w:r>
+            <w:r>
+              <w:rPr>
+                <w:rFonts w:ascii="Consolas" w:hAnsi="Consolas" w:eastAsia="Consolas"/>
+                <w:b w:val="0"/>
+                <w:sz w:val="16"/>
+              </w:rPr>
+              <w:t>df = rel.df()    # pandas; .pl() for Polars, .fetchall() for tuples</w:t>
             </w:r>
           </w:p>
         </w:tc>
@@ -3001,12 +2920,15 @@
     </w:tbl>
     <w:p/>
     <w:p>
-      <w:r>
-        <w:rPr>
-          <w:b w:val="0"/>
-          <w:i w:val="0"/>
-        </w:rPr>
-        <w:t xml:space="preserve">With </w:t>
+      <w:pPr>
+        <w:pStyle w:val="ListBullet"/>
+      </w:pPr>
+      <w:r>
+        <w:rPr>
+          <w:b w:val="0"/>
+          <w:i w:val="0"/>
+        </w:rPr>
+        <w:t xml:space="preserve">A glob such as </w:t>
       </w:r>
       <w:r>
         <w:rPr>
@@ -3014,130 +2936,34 @@
           <w:b w:val="0"/>
           <w:sz w:val="19"/>
         </w:rPr>
-        <w:t>f"... WHERE wave = '{wave}'"</w:t>
-      </w:r>
-      <w:r>
-        <w:rPr>
-          <w:b w:val="0"/>
-          <w:i w:val="0"/>
-        </w:rPr>
-        <w:t xml:space="preserve">, a value that holds a quote changes the query. In this course's own test, the input </w:t>
-      </w:r>
-      <w:r>
-        <w:rPr>
-          <w:rFonts w:ascii="Consolas" w:hAnsi="Consolas" w:eastAsia="Consolas"/>
-          <w:b w:val="0"/>
-          <w:sz w:val="19"/>
-        </w:rPr>
-        <w:t>w1' or '1'='1</w:t>
-      </w:r>
-      <w:r>
-        <w:rPr>
-          <w:b w:val="0"/>
-          <w:i w:val="0"/>
-        </w:rPr>
-        <w:t xml:space="preserve"> turned a filter for one wave into a count of every row. A </w:t>
-      </w:r>
-      <w:r>
-        <w:rPr>
-          <w:rFonts w:ascii="Consolas" w:hAnsi="Consolas" w:eastAsia="Consolas"/>
-          <w:b w:val="0"/>
-          <w:sz w:val="19"/>
-        </w:rPr>
-        <w:t>?</w:t>
-      </w:r>
-      <w:r>
-        <w:rPr>
-          <w:b w:val="0"/>
-          <w:i w:val="0"/>
-        </w:rPr>
-        <w:t xml:space="preserve"> placeholder (or </w:t>
-      </w:r>
-      <w:r>
-        <w:rPr>
-          <w:rFonts w:ascii="Consolas" w:hAnsi="Consolas" w:eastAsia="Consolas"/>
-          <w:b w:val="0"/>
-          <w:sz w:val="19"/>
-        </w:rPr>
-        <w:t>$name</w:t>
-      </w:r>
-      <w:r>
-        <w:rPr>
-          <w:b w:val="0"/>
-          <w:i w:val="0"/>
-        </w:rPr>
-        <w:t xml:space="preserve"> with a dict) sends the value as data, so quotes cannot change the SQL. File paths and table names cannot be parameters. Check those against a list of allowed values.</w:t>
-      </w:r>
-    </w:p>
-    <w:p>
-      <w:r>
-        <w:rPr>
-          <w:b w:val="0"/>
-          <w:i w:val="0"/>
-        </w:rPr>
-        <w:t xml:space="preserve">Create the connection at the edge of your program and pass </w:t>
-      </w:r>
-      <w:r>
-        <w:rPr>
-          <w:rFonts w:ascii="Consolas" w:hAnsi="Consolas" w:eastAsia="Consolas"/>
-          <w:b w:val="0"/>
-          <w:sz w:val="19"/>
-        </w:rPr>
-        <w:t>con</w:t>
-      </w:r>
-      <w:r>
-        <w:rPr>
-          <w:b w:val="0"/>
-          <w:i w:val="0"/>
-        </w:rPr>
-        <w:t xml:space="preserve"> to functions. The module-level </w:t>
-      </w:r>
-      <w:r>
-        <w:rPr>
-          <w:rFonts w:ascii="Consolas" w:hAnsi="Consolas" w:eastAsia="Consolas"/>
-          <w:b w:val="0"/>
-          <w:sz w:val="19"/>
-        </w:rPr>
-        <w:t>duckdb.sql()</w:t>
-      </w:r>
-      <w:r>
-        <w:rPr>
-          <w:b w:val="0"/>
-          <w:i w:val="0"/>
-        </w:rPr>
-        <w:t xml:space="preserve"> uses one shared default connection, a global that tests cannot replace.</w:t>
+        <w:t>'extracts/*.parquet'</w:t>
+      </w:r>
+      <w:r>
+        <w:rPr>
+          <w:b w:val="0"/>
+          <w:i w:val="0"/>
+        </w:rPr>
+        <w:t xml:space="preserve"> reads many files as one table. Filters and column lists are pushed down to the reader, as in Polars lazy mode.</w:t>
       </w:r>
     </w:p>
     <w:p>
       <w:pPr>
-        <w:pStyle w:val="Heading4"/>
+        <w:pStyle w:val="ListBullet"/>
       </w:pPr>
       <w:r>
-        <w:t>Why it matters</w:t>
-      </w:r>
-    </w:p>
-    <w:p>
-      <w:r>
-        <w:rPr>
-          <w:b w:val="0"/>
-          <w:i w:val="0"/>
-        </w:rPr>
-        <w:t xml:space="preserve">A dashboard helper built its filter with </w:t>
-      </w:r>
-      <w:r>
         <w:rPr>
           <w:rFonts w:ascii="Consolas" w:hAnsi="Consolas" w:eastAsia="Consolas"/>
           <w:b w:val="0"/>
           <w:sz w:val="19"/>
         </w:rPr>
-        <w:t>f"WHERE region = '{region}'"</w:t>
-      </w:r>
-      <w:r>
-        <w:rPr>
-          <w:b w:val="0"/>
-          <w:i w:val="0"/>
-        </w:rPr>
-        <w:t xml:space="preserve">. The region list came from a client file. One entry was </w:t>
+        <w:t>FROM responses</w:t>
+      </w:r>
+      <w:r>
+        <w:rPr>
+          <w:b w:val="0"/>
+          <w:i w:val="0"/>
+        </w:rPr>
+        <w:t xml:space="preserve"> finds a DataFrame variable named </w:t>
       </w:r>
       <w:r>
         <w:rPr>
@@ -3145,54 +2971,110 @@
           <w:b w:val="0"/>
           <w:sz w:val="19"/>
         </w:rPr>
-        <w:t>Hawke's Bay</w:t>
-      </w:r>
-      <w:r>
-        <w:rPr>
-          <w:b w:val="0"/>
-          <w:i w:val="0"/>
-        </w:rPr>
-        <w:t>. The apostrophe broke the SQL, and the job failed at 06:00 before the client's morning meeting. A second entry with a crafted value could have read other clients' rows.</w:t>
-      </w:r>
-    </w:p>
-    <w:p>
+        <w:t>responses</w:t>
+      </w:r>
+      <w:r>
+        <w:rPr>
+          <w:b w:val="0"/>
+          <w:i w:val="0"/>
+        </w:rPr>
+        <w:t xml:space="preserve"> in the calling scope. </w:t>
+      </w:r>
       <w:r>
         <w:rPr>
           <w:rFonts w:ascii="Consolas" w:hAnsi="Consolas" w:eastAsia="Consolas"/>
           <w:b w:val="0"/>
           <w:sz w:val="19"/>
         </w:rPr>
-        <w:t>con.execute("... WHERE region = ?", [region])</w:t>
-      </w:r>
-      <w:r>
-        <w:rPr>
-          <w:b w:val="0"/>
-          <w:i w:val="0"/>
-        </w:rPr>
-        <w:t xml:space="preserve"> handles </w:t>
-      </w:r>
-      <w:r>
-        <w:rPr>
-          <w:rFonts w:ascii="Consolas" w:hAnsi="Consolas" w:eastAsia="Consolas"/>
-          <w:b w:val="0"/>
-          <w:sz w:val="19"/>
-        </w:rPr>
-        <w:t>Hawke's Bay</w:t>
-      </w:r>
-      <w:r>
-        <w:rPr>
-          <w:b w:val="0"/>
-          <w:i w:val="0"/>
-        </w:rPr>
-        <w:t xml:space="preserve"> as a plain string.</w:t>
+        <w:t>con.register("responses", df)</w:t>
+      </w:r>
+      <w:r>
+        <w:rPr>
+          <w:b w:val="0"/>
+          <w:i w:val="0"/>
+        </w:rPr>
+        <w:t xml:space="preserve"> names it explicitly, which is clearer inside functions.</w:t>
       </w:r>
     </w:p>
     <w:p>
       <w:pPr>
-        <w:pStyle w:val="Heading4"/>
+        <w:pStyle w:val="ListBullet"/>
       </w:pPr>
       <w:r>
-        <w:t>Worked example: weak code</w:t>
+        <w:rPr>
+          <w:b w:val="0"/>
+          <w:i w:val="0"/>
+        </w:rPr>
+        <w:t xml:space="preserve">Results come back as a relation. Nothing is materialised until you call </w:t>
+      </w:r>
+      <w:r>
+        <w:rPr>
+          <w:rFonts w:ascii="Consolas" w:hAnsi="Consolas" w:eastAsia="Consolas"/>
+          <w:b w:val="0"/>
+          <w:sz w:val="19"/>
+        </w:rPr>
+        <w:t>.df()</w:t>
+      </w:r>
+      <w:r>
+        <w:rPr>
+          <w:b w:val="0"/>
+          <w:i w:val="0"/>
+        </w:rPr>
+        <w:t xml:space="preserve">, </w:t>
+      </w:r>
+      <w:r>
+        <w:rPr>
+          <w:rFonts w:ascii="Consolas" w:hAnsi="Consolas" w:eastAsia="Consolas"/>
+          <w:b w:val="0"/>
+          <w:sz w:val="19"/>
+        </w:rPr>
+        <w:t>.pl()</w:t>
+      </w:r>
+      <w:r>
+        <w:rPr>
+          <w:b w:val="0"/>
+          <w:i w:val="0"/>
+        </w:rPr>
+        <w:t xml:space="preserve">, </w:t>
+      </w:r>
+      <w:r>
+        <w:rPr>
+          <w:rFonts w:ascii="Consolas" w:hAnsi="Consolas" w:eastAsia="Consolas"/>
+          <w:b w:val="0"/>
+          <w:sz w:val="19"/>
+        </w:rPr>
+        <w:t>.fetchall()</w:t>
+      </w:r>
+      <w:r>
+        <w:rPr>
+          <w:b w:val="0"/>
+          <w:i w:val="0"/>
+        </w:rPr>
+        <w:t xml:space="preserve"> or </w:t>
+      </w:r>
+      <w:r>
+        <w:rPr>
+          <w:rFonts w:ascii="Consolas" w:hAnsi="Consolas" w:eastAsia="Consolas"/>
+          <w:b w:val="0"/>
+          <w:sz w:val="19"/>
+        </w:rPr>
+        <w:t>.fetchone()</w:t>
+      </w:r>
+      <w:r>
+        <w:rPr>
+          <w:b w:val="0"/>
+          <w:i w:val="0"/>
+        </w:rPr>
+        <w:t>.</w:t>
+      </w:r>
+    </w:p>
+    <w:p>
+      <w:r>
+        <w:rPr>
+          <w:b/>
+          <w:i w:val="0"/>
+        </w:rPr>
+        <w:t>Pass values as parameters, never with f-strings.</w:t>
       </w:r>
     </w:p>
     <w:tbl>
@@ -3230,161 +3112,119 @@
                 <w:b w:val="0"/>
                 <w:sz w:val="16"/>
               </w:rPr>
-              <w:t>import duckdb</w:t>
-            </w:r>
-          </w:p>
-          <w:p>
-            <w:pPr>
-              <w:spacing w:before="0" w:after="0" w:line="240" w:lineRule="auto"/>
-              <w:ind w:left="567" w:hanging="567"/>
-            </w:pPr>
-            <w:r>
-              <w:rPr>
-                <w:rFonts w:ascii="Consolas" w:hAnsi="Consolas" w:eastAsia="Consolas"/>
-                <w:b w:val="0"/>
-                <w:color w:val="5B6875"/>
-                <w:sz w:val="16"/>
-              </w:rPr>
-              <w:t xml:space="preserve">   2  </w:t>
-            </w:r>
-            <w:r>
-              <w:rPr>
-                <w:rFonts w:ascii="Consolas" w:hAnsi="Consolas" w:eastAsia="Consolas"/>
-                <w:b w:val="0"/>
-                <w:sz w:val="16"/>
-              </w:rPr>
-              <w:t xml:space="preserve"> </w:t>
-            </w:r>
-          </w:p>
-          <w:p>
-            <w:pPr>
-              <w:spacing w:before="0" w:after="0" w:line="240" w:lineRule="auto"/>
-              <w:ind w:left="567" w:hanging="567"/>
-            </w:pPr>
-            <w:r>
-              <w:rPr>
-                <w:rFonts w:ascii="Consolas" w:hAnsi="Consolas" w:eastAsia="Consolas"/>
-                <w:b w:val="0"/>
-                <w:color w:val="5B6875"/>
-                <w:sz w:val="16"/>
-              </w:rPr>
-              <w:t xml:space="preserve">   3  </w:t>
-            </w:r>
-            <w:r>
-              <w:rPr>
-                <w:rFonts w:ascii="Consolas" w:hAnsi="Consolas" w:eastAsia="Consolas"/>
-                <w:b w:val="0"/>
-                <w:sz w:val="16"/>
-              </w:rPr>
-              <w:t xml:space="preserve"> </w:t>
-            </w:r>
-          </w:p>
-          <w:p>
-            <w:pPr>
-              <w:spacing w:before="0" w:after="0" w:line="240" w:lineRule="auto"/>
-              <w:ind w:left="567" w:hanging="567"/>
-            </w:pPr>
-            <w:r>
-              <w:rPr>
-                <w:rFonts w:ascii="Consolas" w:hAnsi="Consolas" w:eastAsia="Consolas"/>
-                <w:b w:val="0"/>
-                <w:color w:val="5B6875"/>
-                <w:sz w:val="16"/>
-              </w:rPr>
-              <w:t xml:space="preserve">   4  </w:t>
-            </w:r>
-            <w:r>
-              <w:rPr>
-                <w:rFonts w:ascii="Consolas" w:hAnsi="Consolas" w:eastAsia="Consolas"/>
-                <w:b w:val="0"/>
-                <w:sz w:val="16"/>
-              </w:rPr>
-              <w:t>def wave_total(wave):</w:t>
-            </w:r>
-          </w:p>
-          <w:p>
-            <w:pPr>
-              <w:spacing w:before="0" w:after="0" w:line="240" w:lineRule="auto"/>
-              <w:ind w:left="567" w:hanging="567"/>
-            </w:pPr>
-            <w:r>
-              <w:rPr>
-                <w:rFonts w:ascii="Consolas" w:hAnsi="Consolas" w:eastAsia="Consolas"/>
-                <w:b/>
-                <w:color w:val="5B6875"/>
-                <w:sz w:val="16"/>
-              </w:rPr>
-              <w:t xml:space="preserve"> [1]  </w:t>
-            </w:r>
-            <w:r>
-              <w:rPr>
-                <w:rFonts w:ascii="Consolas" w:hAnsi="Consolas" w:eastAsia="Consolas"/>
-                <w:b w:val="0"/>
-                <w:sz w:val="16"/>
-              </w:rPr>
-              <w:t xml:space="preserve">    q = f"SELECT sum(weight) FROM read_parquet('data/*.parquet') WHERE wave = '{wave}'"</w:t>
-            </w:r>
-          </w:p>
-          <w:p>
-            <w:pPr>
-              <w:spacing w:before="0" w:after="0" w:line="240" w:lineRule="auto"/>
-              <w:ind w:left="567" w:hanging="567"/>
-            </w:pPr>
-            <w:r>
-              <w:rPr>
-                <w:rFonts w:ascii="Consolas" w:hAnsi="Consolas" w:eastAsia="Consolas"/>
-                <w:b/>
-                <w:color w:val="5B6875"/>
-                <w:sz w:val="16"/>
-              </w:rPr>
-              <w:t xml:space="preserve"> [2]  </w:t>
-            </w:r>
-            <w:r>
-              <w:rPr>
-                <w:rFonts w:ascii="Consolas" w:hAnsi="Consolas" w:eastAsia="Consolas"/>
-                <w:b w:val="0"/>
-                <w:sz w:val="16"/>
-              </w:rPr>
-              <w:t xml:space="preserve">    return duckdb.sql(q).fetchone()[0]</w:t>
+              <w:t>con.execute("SELECT count(*) FROM responses WHERE wave = ?", [wave])</w:t>
             </w:r>
           </w:p>
         </w:tc>
       </w:tr>
     </w:tbl>
+    <w:p/>
     <w:p>
-      <w:pPr>
-        <w:pStyle w:val="ListNumber"/>
-      </w:pPr>
-      <w:r>
-        <w:rPr>
-          <w:b/>
-        </w:rPr>
-        <w:t xml:space="preserve">Line 5. </w:t>
-      </w:r>
-      <w:r>
-        <w:rPr>
-          <w:b w:val="0"/>
-          <w:i w:val="0"/>
-        </w:rPr>
-        <w:t>Value pasted into SQL: a quote in wave breaks or rewrites the query.</w:t>
+      <w:r>
+        <w:rPr>
+          <w:b w:val="0"/>
+          <w:i w:val="0"/>
+        </w:rPr>
+        <w:t xml:space="preserve">With </w:t>
+      </w:r>
+      <w:r>
+        <w:rPr>
+          <w:rFonts w:ascii="Consolas" w:hAnsi="Consolas" w:eastAsia="Consolas"/>
+          <w:b w:val="0"/>
+          <w:sz w:val="19"/>
+        </w:rPr>
+        <w:t>f"... WHERE wave = '{wave}'"</w:t>
+      </w:r>
+      <w:r>
+        <w:rPr>
+          <w:b w:val="0"/>
+          <w:i w:val="0"/>
+        </w:rPr>
+        <w:t xml:space="preserve">, a value that holds a quote changes the query. In this course's own test, the input </w:t>
+      </w:r>
+      <w:r>
+        <w:rPr>
+          <w:rFonts w:ascii="Consolas" w:hAnsi="Consolas" w:eastAsia="Consolas"/>
+          <w:b w:val="0"/>
+          <w:sz w:val="19"/>
+        </w:rPr>
+        <w:t>w1' or '1'='1</w:t>
+      </w:r>
+      <w:r>
+        <w:rPr>
+          <w:b w:val="0"/>
+          <w:i w:val="0"/>
+        </w:rPr>
+        <w:t xml:space="preserve"> turned a filter for one wave into a count of every row. A </w:t>
+      </w:r>
+      <w:r>
+        <w:rPr>
+          <w:rFonts w:ascii="Consolas" w:hAnsi="Consolas" w:eastAsia="Consolas"/>
+          <w:b w:val="0"/>
+          <w:sz w:val="19"/>
+        </w:rPr>
+        <w:t>?</w:t>
+      </w:r>
+      <w:r>
+        <w:rPr>
+          <w:b w:val="0"/>
+          <w:i w:val="0"/>
+        </w:rPr>
+        <w:t xml:space="preserve"> placeholder (or </w:t>
+      </w:r>
+      <w:r>
+        <w:rPr>
+          <w:rFonts w:ascii="Consolas" w:hAnsi="Consolas" w:eastAsia="Consolas"/>
+          <w:b w:val="0"/>
+          <w:sz w:val="19"/>
+        </w:rPr>
+        <w:t>$name</w:t>
+      </w:r>
+      <w:r>
+        <w:rPr>
+          <w:b w:val="0"/>
+          <w:i w:val="0"/>
+        </w:rPr>
+        <w:t xml:space="preserve"> with a dict) sends the value as data, so quotes cannot change the SQL. File paths and table names cannot be parameters. Check those against a list of allowed values.</w:t>
       </w:r>
     </w:p>
     <w:p>
-      <w:pPr>
-        <w:pStyle w:val="ListNumber"/>
-      </w:pPr>
-      <w:r>
-        <w:rPr>
-          <w:b/>
-        </w:rPr>
-        <w:t xml:space="preserve">Line 6. </w:t>
-      </w:r>
-      <w:r>
-        <w:rPr>
-          <w:b w:val="0"/>
-          <w:i w:val="0"/>
-        </w:rPr>
-        <w:t>Shared default connection, and None when no rows match.</w:t>
+      <w:r>
+        <w:rPr>
+          <w:b w:val="0"/>
+          <w:i w:val="0"/>
+        </w:rPr>
+        <w:t xml:space="preserve">Create the connection at the edge of your program and pass </w:t>
+      </w:r>
+      <w:r>
+        <w:rPr>
+          <w:rFonts w:ascii="Consolas" w:hAnsi="Consolas" w:eastAsia="Consolas"/>
+          <w:b w:val="0"/>
+          <w:sz w:val="19"/>
+        </w:rPr>
+        <w:t>con</w:t>
+      </w:r>
+      <w:r>
+        <w:rPr>
+          <w:b w:val="0"/>
+          <w:i w:val="0"/>
+        </w:rPr>
+        <w:t xml:space="preserve"> to functions. The module-level </w:t>
+      </w:r>
+      <w:r>
+        <w:rPr>
+          <w:rFonts w:ascii="Consolas" w:hAnsi="Consolas" w:eastAsia="Consolas"/>
+          <w:b w:val="0"/>
+          <w:sz w:val="19"/>
+        </w:rPr>
+        <w:t>duckdb.sql()</w:t>
+      </w:r>
+      <w:r>
+        <w:rPr>
+          <w:b w:val="0"/>
+          <w:i w:val="0"/>
+        </w:rPr>
+        <w:t xml:space="preserve"> uses one shared default connection, a global that tests cannot replace.</w:t>
       </w:r>
     </w:p>
     <w:p>
@@ -3392,7 +3232,86 @@
         <w:pStyle w:val="Heading4"/>
       </w:pPr>
       <w:r>
-        <w:t>Worked example: strong code</w:t>
+        <w:t>Why it matters</w:t>
+      </w:r>
+    </w:p>
+    <w:p>
+      <w:r>
+        <w:rPr>
+          <w:b w:val="0"/>
+          <w:i w:val="0"/>
+        </w:rPr>
+        <w:t xml:space="preserve">A dashboard helper built its filter with </w:t>
+      </w:r>
+      <w:r>
+        <w:rPr>
+          <w:rFonts w:ascii="Consolas" w:hAnsi="Consolas" w:eastAsia="Consolas"/>
+          <w:b w:val="0"/>
+          <w:sz w:val="19"/>
+        </w:rPr>
+        <w:t>f"WHERE region = '{region}'"</w:t>
+      </w:r>
+      <w:r>
+        <w:rPr>
+          <w:b w:val="0"/>
+          <w:i w:val="0"/>
+        </w:rPr>
+        <w:t xml:space="preserve">. The region list came from a client file. One entry was </w:t>
+      </w:r>
+      <w:r>
+        <w:rPr>
+          <w:rFonts w:ascii="Consolas" w:hAnsi="Consolas" w:eastAsia="Consolas"/>
+          <w:b w:val="0"/>
+          <w:sz w:val="19"/>
+        </w:rPr>
+        <w:t>Hawke's Bay</w:t>
+      </w:r>
+      <w:r>
+        <w:rPr>
+          <w:b w:val="0"/>
+          <w:i w:val="0"/>
+        </w:rPr>
+        <w:t>. The apostrophe broke the SQL, and the job failed at 06:00 before the client's morning meeting. A second entry with a crafted value could have read other clients' rows.</w:t>
+      </w:r>
+    </w:p>
+    <w:p>
+      <w:r>
+        <w:rPr>
+          <w:rFonts w:ascii="Consolas" w:hAnsi="Consolas" w:eastAsia="Consolas"/>
+          <w:b w:val="0"/>
+          <w:sz w:val="19"/>
+        </w:rPr>
+        <w:t>con.execute("... WHERE region = ?", [region])</w:t>
+      </w:r>
+      <w:r>
+        <w:rPr>
+          <w:b w:val="0"/>
+          <w:i w:val="0"/>
+        </w:rPr>
+        <w:t xml:space="preserve"> handles </w:t>
+      </w:r>
+      <w:r>
+        <w:rPr>
+          <w:rFonts w:ascii="Consolas" w:hAnsi="Consolas" w:eastAsia="Consolas"/>
+          <w:b w:val="0"/>
+          <w:sz w:val="19"/>
+        </w:rPr>
+        <w:t>Hawke's Bay</w:t>
+      </w:r>
+      <w:r>
+        <w:rPr>
+          <w:b w:val="0"/>
+          <w:i w:val="0"/>
+        </w:rPr>
+        <w:t xml:space="preserve"> as a plain string.</w:t>
+      </w:r>
+    </w:p>
+    <w:p>
+      <w:pPr>
+        <w:pStyle w:val="Heading4"/>
+      </w:pPr>
+      <w:r>
+        <w:t>Worked example: weak code</w:t>
       </w:r>
     </w:p>
     <w:tbl>
@@ -3464,19 +3383,19 @@
             <w:r>
               <w:rPr>
                 <w:rFonts w:ascii="Consolas" w:hAnsi="Consolas" w:eastAsia="Consolas"/>
-                <w:b/>
+                <w:b w:val="0"/>
                 <w:color w:val="5B6875"/>
                 <w:sz w:val="16"/>
               </w:rPr>
-              <w:t xml:space="preserve"> [1]  </w:t>
-            </w:r>
-            <w:r>
-              <w:rPr>
-                <w:rFonts w:ascii="Consolas" w:hAnsi="Consolas" w:eastAsia="Consolas"/>
-                <w:b w:val="0"/>
-                <w:sz w:val="16"/>
-              </w:rPr>
-              <w:t>TOTAL_SQL = "SELECT sum(weight) FROM responses WHERE wave = ?"</w:t>
+              <w:t xml:space="preserve">   3  </w:t>
+            </w:r>
+            <w:r>
+              <w:rPr>
+                <w:rFonts w:ascii="Consolas" w:hAnsi="Consolas" w:eastAsia="Consolas"/>
+                <w:b w:val="0"/>
+                <w:sz w:val="16"/>
+              </w:rPr>
+              <w:t xml:space="preserve"> </w:t>
             </w:r>
           </w:p>
           <w:p>
@@ -3499,7 +3418,7 @@
                 <w:b w:val="0"/>
                 <w:sz w:val="16"/>
               </w:rPr>
-              <w:t xml:space="preserve"> </w:t>
+              <w:t>def wave_total(wave):</w:t>
             </w:r>
           </w:p>
           <w:p>
@@ -3510,19 +3429,19 @@
             <w:r>
               <w:rPr>
                 <w:rFonts w:ascii="Consolas" w:hAnsi="Consolas" w:eastAsia="Consolas"/>
-                <w:b w:val="0"/>
+                <w:b/>
                 <w:color w:val="5B6875"/>
                 <w:sz w:val="16"/>
               </w:rPr>
-              <w:t xml:space="preserve">   5  </w:t>
-            </w:r>
-            <w:r>
-              <w:rPr>
-                <w:rFonts w:ascii="Consolas" w:hAnsi="Consolas" w:eastAsia="Consolas"/>
-                <w:b w:val="0"/>
-                <w:sz w:val="16"/>
-              </w:rPr>
-              <w:t xml:space="preserve"> </w:t>
+              <w:t xml:space="preserve"> [1]  </w:t>
+            </w:r>
+            <w:r>
+              <w:rPr>
+                <w:rFonts w:ascii="Consolas" w:hAnsi="Consolas" w:eastAsia="Consolas"/>
+                <w:b w:val="0"/>
+                <w:sz w:val="16"/>
+              </w:rPr>
+              <w:t xml:space="preserve">    q = f"SELECT sum(weight) FROM read_parquet('data/*.parquet') WHERE wave = '{wave}'"</w:t>
             </w:r>
           </w:p>
           <w:p>
@@ -3545,122 +3464,7 @@
                 <w:b w:val="0"/>
                 <w:sz w:val="16"/>
               </w:rPr>
-              <w:t>def wave_total(con: duckdb.DuckDBPyConnection, wave: str) -&gt; float:</w:t>
-            </w:r>
-          </w:p>
-          <w:p>
-            <w:pPr>
-              <w:spacing w:before="0" w:after="0" w:line="240" w:lineRule="auto"/>
-              <w:ind w:left="567" w:hanging="567"/>
-            </w:pPr>
-            <w:r>
-              <w:rPr>
-                <w:rFonts w:ascii="Consolas" w:hAnsi="Consolas" w:eastAsia="Consolas"/>
-                <w:b w:val="0"/>
-                <w:color w:val="5B6875"/>
-                <w:sz w:val="16"/>
-              </w:rPr>
-              <w:t xml:space="preserve">   7  </w:t>
-            </w:r>
-            <w:r>
-              <w:rPr>
-                <w:rFonts w:ascii="Consolas" w:hAnsi="Consolas" w:eastAsia="Consolas"/>
-                <w:b w:val="0"/>
-                <w:sz w:val="16"/>
-              </w:rPr>
-              <w:t xml:space="preserve">    """Total weight for one wave, 0.0 when the wave has no rows."""</w:t>
-            </w:r>
-          </w:p>
-          <w:p>
-            <w:pPr>
-              <w:spacing w:before="0" w:after="0" w:line="240" w:lineRule="auto"/>
-              <w:ind w:left="567" w:hanging="567"/>
-            </w:pPr>
-            <w:r>
-              <w:rPr>
-                <w:rFonts w:ascii="Consolas" w:hAnsi="Consolas" w:eastAsia="Consolas"/>
-                <w:b w:val="0"/>
-                <w:color w:val="5B6875"/>
-                <w:sz w:val="16"/>
-              </w:rPr>
-              <w:t xml:space="preserve">   8  </w:t>
-            </w:r>
-            <w:r>
-              <w:rPr>
-                <w:rFonts w:ascii="Consolas" w:hAnsi="Consolas" w:eastAsia="Consolas"/>
-                <w:b w:val="0"/>
-                <w:sz w:val="16"/>
-              </w:rPr>
-              <w:t xml:space="preserve">    row = con.execute(TOTAL_SQL, [wave]).fetchone()</w:t>
-            </w:r>
-          </w:p>
-          <w:p>
-            <w:pPr>
-              <w:spacing w:before="0" w:after="0" w:line="240" w:lineRule="auto"/>
-              <w:ind w:left="567" w:hanging="567"/>
-            </w:pPr>
-            <w:r>
-              <w:rPr>
-                <w:rFonts w:ascii="Consolas" w:hAnsi="Consolas" w:eastAsia="Consolas"/>
-                <w:b/>
-                <w:color w:val="5B6875"/>
-                <w:sz w:val="16"/>
-              </w:rPr>
-              <w:t xml:space="preserve"> [3]  </w:t>
-            </w:r>
-            <w:r>
-              <w:rPr>
-                <w:rFonts w:ascii="Consolas" w:hAnsi="Consolas" w:eastAsia="Consolas"/>
-                <w:b w:val="0"/>
-                <w:sz w:val="16"/>
-              </w:rPr>
-              <w:t xml:space="preserve">    if row is None or row[0] is None:</w:t>
-            </w:r>
-          </w:p>
-          <w:p>
-            <w:pPr>
-              <w:spacing w:before="0" w:after="0" w:line="240" w:lineRule="auto"/>
-              <w:ind w:left="567" w:hanging="567"/>
-            </w:pPr>
-            <w:r>
-              <w:rPr>
-                <w:rFonts w:ascii="Consolas" w:hAnsi="Consolas" w:eastAsia="Consolas"/>
-                <w:b w:val="0"/>
-                <w:color w:val="5B6875"/>
-                <w:sz w:val="16"/>
-              </w:rPr>
-              <w:t xml:space="preserve">  10  </w:t>
-            </w:r>
-            <w:r>
-              <w:rPr>
-                <w:rFonts w:ascii="Consolas" w:hAnsi="Consolas" w:eastAsia="Consolas"/>
-                <w:b w:val="0"/>
-                <w:sz w:val="16"/>
-              </w:rPr>
-              <w:t xml:space="preserve">        return 0.0</w:t>
-            </w:r>
-          </w:p>
-          <w:p>
-            <w:pPr>
-              <w:spacing w:before="0" w:after="0" w:line="240" w:lineRule="auto"/>
-              <w:ind w:left="567" w:hanging="567"/>
-            </w:pPr>
-            <w:r>
-              <w:rPr>
-                <w:rFonts w:ascii="Consolas" w:hAnsi="Consolas" w:eastAsia="Consolas"/>
-                <w:b w:val="0"/>
-                <w:color w:val="5B6875"/>
-                <w:sz w:val="16"/>
-              </w:rPr>
-              <w:t xml:space="preserve">  11  </w:t>
-            </w:r>
-            <w:r>
-              <w:rPr>
-                <w:rFonts w:ascii="Consolas" w:hAnsi="Consolas" w:eastAsia="Consolas"/>
-                <w:b w:val="0"/>
-                <w:sz w:val="16"/>
-              </w:rPr>
-              <w:t xml:space="preserve">    return float(row[0])</w:t>
+              <w:t xml:space="preserve">    return duckdb.sql(q).fetchone()[0]</w:t>
             </w:r>
           </w:p>
         </w:tc>
@@ -3674,14 +3478,14 @@
         <w:rPr>
           <w:b/>
         </w:rPr>
-        <w:t xml:space="preserve">Line 3. </w:t>
-      </w:r>
-      <w:r>
-        <w:rPr>
-          <w:b w:val="0"/>
-          <w:i w:val="0"/>
-        </w:rPr>
-        <w:t>The value goes in as a parameter. The SQL text never changes.</w:t>
+        <w:t xml:space="preserve">Line 5. </w:t>
+      </w:r>
+      <w:r>
+        <w:rPr>
+          <w:b w:val="0"/>
+          <w:i w:val="0"/>
+        </w:rPr>
+        <w:t>Value pasted into SQL: a quote in wave breaks or rewrites the query.</w:t>
       </w:r>
     </w:p>
     <w:p>
@@ -3699,49 +3503,7 @@
           <w:b w:val="0"/>
           <w:i w:val="0"/>
         </w:rPr>
-        <w:t>The connection is passed in, so a test gives it a small in-memory table.</w:t>
-      </w:r>
-    </w:p>
-    <w:p>
-      <w:pPr>
-        <w:pStyle w:val="ListNumber"/>
-      </w:pPr>
-      <w:r>
-        <w:rPr>
-          <w:b/>
-        </w:rPr>
-        <w:t xml:space="preserve">Line 9. </w:t>
-      </w:r>
-      <w:r>
-        <w:rPr>
-          <w:b w:val="0"/>
-          <w:i w:val="0"/>
-        </w:rPr>
-        <w:t xml:space="preserve">SQL sum over no rows is NULL. Test with </w:t>
-      </w:r>
-      <w:r>
-        <w:rPr>
-          <w:rFonts w:ascii="Consolas" w:hAnsi="Consolas" w:eastAsia="Consolas"/>
-          <w:b w:val="0"/>
-          <w:sz w:val="19"/>
-        </w:rPr>
-        <w:t>is None</w:t>
-      </w:r>
-      <w:r>
-        <w:rPr>
-          <w:b w:val="0"/>
-          <w:i w:val="0"/>
-        </w:rPr>
-        <w:t>.</w:t>
-      </w:r>
-    </w:p>
-    <w:p>
-      <w:r>
-        <w:rPr>
-          <w:b w:val="0"/>
-          <w:i w:val="0"/>
-        </w:rPr>
-        <w:t>One connection passed in, parameters for values, and a None check on aggregates.</w:t>
+        <w:t>Shared default connection, and None when no rows match.</w:t>
       </w:r>
     </w:p>
     <w:p>
@@ -3749,253 +3511,7 @@
         <w:pStyle w:val="Heading4"/>
       </w:pPr>
       <w:r>
-        <w:t>Recap card</w:t>
-      </w:r>
-    </w:p>
-    <w:p>
-      <w:pPr>
-        <w:pStyle w:val="ListBullet"/>
-      </w:pPr>
-      <w:r>
-        <w:rPr>
-          <w:b/>
-          <w:i w:val="0"/>
-        </w:rPr>
-        <w:t>Query many Parquet files in DuckDB</w:t>
-      </w:r>
-      <w:r>
-        <w:rPr>
-          <w:b w:val="0"/>
-          <w:i w:val="0"/>
-        </w:rPr>
-        <w:t xml:space="preserve"> FROM read_parquet('dir/*.parquet').</w:t>
-      </w:r>
-    </w:p>
-    <w:p>
-      <w:pPr>
-        <w:pStyle w:val="ListBullet"/>
-      </w:pPr>
-      <w:r>
-        <w:rPr>
-          <w:b/>
-          <w:i w:val="0"/>
-        </w:rPr>
-        <w:t>Pass a value into DuckDB SQL</w:t>
-      </w:r>
-      <w:r>
-        <w:rPr>
-          <w:b w:val="0"/>
-          <w:i w:val="0"/>
-        </w:rPr>
-        <w:t xml:space="preserve"> con.execute("... WHERE x = ?", [value]). Never an f-string.</w:t>
-      </w:r>
-    </w:p>
-    <w:p>
-      <w:pPr>
-        <w:pStyle w:val="ListBullet"/>
-      </w:pPr>
-      <w:r>
-        <w:rPr>
-          <w:b/>
-          <w:i w:val="0"/>
-        </w:rPr>
-        <w:t>Table names from user input</w:t>
-      </w:r>
-      <w:r>
-        <w:rPr>
-          <w:b w:val="0"/>
-          <w:i w:val="0"/>
-        </w:rPr>
-        <w:t xml:space="preserve"> Placeholders cannot bind identifiers. Check the name against an allowlist.</w:t>
-      </w:r>
-    </w:p>
-    <w:p>
-      <w:pPr>
-        <w:pStyle w:val="ListBullet"/>
-      </w:pPr>
-      <w:r>
-        <w:rPr>
-          <w:b/>
-          <w:i w:val="0"/>
-        </w:rPr>
-        <w:t>SQL sum over no rows</w:t>
-      </w:r>
-      <w:r>
-        <w:rPr>
-          <w:b w:val="0"/>
-          <w:i w:val="0"/>
-        </w:rPr>
-        <w:t xml:space="preserve"> NULL, returned as None. Check with is None.</w:t>
-      </w:r>
-    </w:p>
-    <w:p>
-      <w:pPr>
-        <w:pStyle w:val="Heading4"/>
-      </w:pPr>
-      <w:r>
-        <w:t>Practice</w:t>
-      </w:r>
-    </w:p>
-    <w:p>
-      <w:pPr>
-        <w:pStyle w:val="Heading5"/>
-      </w:pPr>
-      <w:r>
-        <w:t>Exercise 1. Multiple choice (level 1)</w:t>
-      </w:r>
-    </w:p>
-    <w:p>
-      <w:r>
-        <w:rPr>
-          <w:b w:val="0"/>
-          <w:i w:val="0"/>
-        </w:rPr>
-        <w:t xml:space="preserve">Which call safely filters by a </w:t>
-      </w:r>
-      <w:r>
-        <w:rPr>
-          <w:rFonts w:ascii="Consolas" w:hAnsi="Consolas" w:eastAsia="Consolas"/>
-          <w:b w:val="0"/>
-          <w:sz w:val="19"/>
-        </w:rPr>
-        <w:t>region</w:t>
-      </w:r>
-      <w:r>
-        <w:rPr>
-          <w:b w:val="0"/>
-          <w:i w:val="0"/>
-        </w:rPr>
-        <w:t xml:space="preserve"> value read from a client file?</w:t>
-      </w:r>
-    </w:p>
-    <w:p>
-      <w:pPr>
-        <w:pStyle w:val="ListBullet"/>
-      </w:pPr>
-      <w:r>
-        <w:rPr>
-          <w:b w:val="0"/>
-          <w:i w:val="0"/>
-        </w:rPr>
-        <w:t xml:space="preserve">a) </w:t>
-      </w:r>
-      <w:r>
-        <w:rPr>
-          <w:rFonts w:ascii="Consolas" w:hAnsi="Consolas" w:eastAsia="Consolas"/>
-          <w:b w:val="0"/>
-          <w:sz w:val="19"/>
-        </w:rPr>
-        <w:t>con.execute(f"... WHERE region = '{region}'")</w:t>
-      </w:r>
-    </w:p>
-    <w:p>
-      <w:pPr>
-        <w:pStyle w:val="ListBullet"/>
-      </w:pPr>
-      <w:r>
-        <w:rPr>
-          <w:b w:val="0"/>
-          <w:i w:val="0"/>
-        </w:rPr>
-        <w:t xml:space="preserve">b) </w:t>
-      </w:r>
-      <w:r>
-        <w:rPr>
-          <w:rFonts w:ascii="Consolas" w:hAnsi="Consolas" w:eastAsia="Consolas"/>
-          <w:b w:val="0"/>
-          <w:sz w:val="19"/>
-        </w:rPr>
-        <w:t>con.execute("... WHERE region = ?", [region])</w:t>
-      </w:r>
-    </w:p>
-    <w:p>
-      <w:pPr>
-        <w:pStyle w:val="ListBullet"/>
-      </w:pPr>
-      <w:r>
-        <w:rPr>
-          <w:b w:val="0"/>
-          <w:i w:val="0"/>
-        </w:rPr>
-        <w:t xml:space="preserve">c) </w:t>
-      </w:r>
-      <w:r>
-        <w:rPr>
-          <w:rFonts w:ascii="Consolas" w:hAnsi="Consolas" w:eastAsia="Consolas"/>
-          <w:b w:val="0"/>
-          <w:sz w:val="19"/>
-        </w:rPr>
-        <w:t>con.execute("... WHERE region = '" + region + "'")</w:t>
-      </w:r>
-    </w:p>
-    <w:p>
-      <w:pPr>
-        <w:pStyle w:val="ListBullet"/>
-      </w:pPr>
-      <w:r>
-        <w:rPr>
-          <w:b w:val="0"/>
-          <w:i w:val="0"/>
-        </w:rPr>
-        <w:t xml:space="preserve">d) </w:t>
-      </w:r>
-      <w:r>
-        <w:rPr>
-          <w:rFonts w:ascii="Consolas" w:hAnsi="Consolas" w:eastAsia="Consolas"/>
-          <w:b w:val="0"/>
-          <w:sz w:val="19"/>
-        </w:rPr>
-        <w:t>con.execute("... WHERE region = '%s'" % region)</w:t>
-      </w:r>
-    </w:p>
-    <w:p>
-      <w:r>
-        <w:rPr>
-          <w:b/>
-          <w:i w:val="0"/>
-        </w:rPr>
-        <w:t>Why?</w:t>
-      </w:r>
-    </w:p>
-    <w:p>
-      <w:pPr>
-        <w:pStyle w:val="ListBullet"/>
-      </w:pPr>
-      <w:r>
-        <w:rPr>
-          <w:b w:val="0"/>
-          <w:i w:val="0"/>
-        </w:rPr>
-        <w:t>r1) The value is sent as data, separate from the SQL text.</w:t>
-      </w:r>
-    </w:p>
-    <w:p>
-      <w:pPr>
-        <w:pStyle w:val="ListBullet"/>
-      </w:pPr>
-      <w:r>
-        <w:rPr>
-          <w:b w:val="0"/>
-          <w:i w:val="0"/>
-        </w:rPr>
-        <w:t>r2) It is shorter.</w:t>
-      </w:r>
-    </w:p>
-    <w:p>
-      <w:pPr>
-        <w:pStyle w:val="Heading5"/>
-      </w:pPr>
-      <w:r>
-        <w:t>Exercise 2. Predict the output (level 2)</w:t>
-      </w:r>
-    </w:p>
-    <w:p>
-      <w:r>
-        <w:rPr>
-          <w:b w:val="0"/>
-          <w:i w:val="0"/>
-        </w:rPr>
-        <w:t>What does this print? (DuckDB 1.5)</w:t>
+        <w:t>Worked example: strong code</w:t>
       </w:r>
     </w:p>
     <w:tbl>
@@ -4067,19 +3583,19 @@
             <w:r>
               <w:rPr>
                 <w:rFonts w:ascii="Consolas" w:hAnsi="Consolas" w:eastAsia="Consolas"/>
-                <w:b w:val="0"/>
+                <w:b/>
                 <w:color w:val="5B6875"/>
                 <w:sz w:val="16"/>
               </w:rPr>
-              <w:t xml:space="preserve">   3  </w:t>
-            </w:r>
-            <w:r>
-              <w:rPr>
-                <w:rFonts w:ascii="Consolas" w:hAnsi="Consolas" w:eastAsia="Consolas"/>
-                <w:b w:val="0"/>
-                <w:sz w:val="16"/>
-              </w:rPr>
-              <w:t>con = duckdb.connect()</w:t>
+              <w:t xml:space="preserve"> [1]  </w:t>
+            </w:r>
+            <w:r>
+              <w:rPr>
+                <w:rFonts w:ascii="Consolas" w:hAnsi="Consolas" w:eastAsia="Consolas"/>
+                <w:b w:val="0"/>
+                <w:sz w:val="16"/>
+              </w:rPr>
+              <w:t>TOTAL_SQL = "SELECT sum(weight) FROM responses WHERE wave = ?"</w:t>
             </w:r>
           </w:p>
           <w:p>
@@ -4102,7 +3618,7 @@
                 <w:b w:val="0"/>
                 <w:sz w:val="16"/>
               </w:rPr>
-              <w:t>con.execute("CREATE TABLE t AS SELECT * FROM (VALUES ('w1', 1.0), ('w2', 2.0)) v(wave, weight)")</w:t>
+              <w:t xml:space="preserve"> </w:t>
             </w:r>
           </w:p>
           <w:p>
@@ -4125,19 +3641,326 @@
                 <w:b w:val="0"/>
                 <w:sz w:val="16"/>
               </w:rPr>
-              <w:t>print(con.execute("SELECT sum(weight) FROM t WHERE wave = 'w9'").fetchone())</w:t>
+              <w:t xml:space="preserve"> </w:t>
+            </w:r>
+          </w:p>
+          <w:p>
+            <w:pPr>
+              <w:spacing w:before="0" w:after="0" w:line="240" w:lineRule="auto"/>
+              <w:ind w:left="567" w:hanging="567"/>
+            </w:pPr>
+            <w:r>
+              <w:rPr>
+                <w:rFonts w:ascii="Consolas" w:hAnsi="Consolas" w:eastAsia="Consolas"/>
+                <w:b/>
+                <w:color w:val="5B6875"/>
+                <w:sz w:val="16"/>
+              </w:rPr>
+              <w:t xml:space="preserve"> [2]  </w:t>
+            </w:r>
+            <w:r>
+              <w:rPr>
+                <w:rFonts w:ascii="Consolas" w:hAnsi="Consolas" w:eastAsia="Consolas"/>
+                <w:b w:val="0"/>
+                <w:sz w:val="16"/>
+              </w:rPr>
+              <w:t>def wave_total(con: duckdb.DuckDBPyConnection, wave: str) -&gt; float:</w:t>
+            </w:r>
+          </w:p>
+          <w:p>
+            <w:pPr>
+              <w:spacing w:before="0" w:after="0" w:line="240" w:lineRule="auto"/>
+              <w:ind w:left="567" w:hanging="567"/>
+            </w:pPr>
+            <w:r>
+              <w:rPr>
+                <w:rFonts w:ascii="Consolas" w:hAnsi="Consolas" w:eastAsia="Consolas"/>
+                <w:b w:val="0"/>
+                <w:color w:val="5B6875"/>
+                <w:sz w:val="16"/>
+              </w:rPr>
+              <w:t xml:space="preserve">   7  </w:t>
+            </w:r>
+            <w:r>
+              <w:rPr>
+                <w:rFonts w:ascii="Consolas" w:hAnsi="Consolas" w:eastAsia="Consolas"/>
+                <w:b w:val="0"/>
+                <w:sz w:val="16"/>
+              </w:rPr>
+              <w:t xml:space="preserve">    """Total weight for one wave, 0.0 when the wave has no rows."""</w:t>
+            </w:r>
+          </w:p>
+          <w:p>
+            <w:pPr>
+              <w:spacing w:before="0" w:after="0" w:line="240" w:lineRule="auto"/>
+              <w:ind w:left="567" w:hanging="567"/>
+            </w:pPr>
+            <w:r>
+              <w:rPr>
+                <w:rFonts w:ascii="Consolas" w:hAnsi="Consolas" w:eastAsia="Consolas"/>
+                <w:b w:val="0"/>
+                <w:color w:val="5B6875"/>
+                <w:sz w:val="16"/>
+              </w:rPr>
+              <w:t xml:space="preserve">   8  </w:t>
+            </w:r>
+            <w:r>
+              <w:rPr>
+                <w:rFonts w:ascii="Consolas" w:hAnsi="Consolas" w:eastAsia="Consolas"/>
+                <w:b w:val="0"/>
+                <w:sz w:val="16"/>
+              </w:rPr>
+              <w:t xml:space="preserve">    row = con.execute(TOTAL_SQL, [wave]).fetchone()</w:t>
+            </w:r>
+          </w:p>
+          <w:p>
+            <w:pPr>
+              <w:spacing w:before="0" w:after="0" w:line="240" w:lineRule="auto"/>
+              <w:ind w:left="567" w:hanging="567"/>
+            </w:pPr>
+            <w:r>
+              <w:rPr>
+                <w:rFonts w:ascii="Consolas" w:hAnsi="Consolas" w:eastAsia="Consolas"/>
+                <w:b/>
+                <w:color w:val="5B6875"/>
+                <w:sz w:val="16"/>
+              </w:rPr>
+              <w:t xml:space="preserve"> [3]  </w:t>
+            </w:r>
+            <w:r>
+              <w:rPr>
+                <w:rFonts w:ascii="Consolas" w:hAnsi="Consolas" w:eastAsia="Consolas"/>
+                <w:b w:val="0"/>
+                <w:sz w:val="16"/>
+              </w:rPr>
+              <w:t xml:space="preserve">    if row is None or row[0] is None:</w:t>
+            </w:r>
+          </w:p>
+          <w:p>
+            <w:pPr>
+              <w:spacing w:before="0" w:after="0" w:line="240" w:lineRule="auto"/>
+              <w:ind w:left="567" w:hanging="567"/>
+            </w:pPr>
+            <w:r>
+              <w:rPr>
+                <w:rFonts w:ascii="Consolas" w:hAnsi="Consolas" w:eastAsia="Consolas"/>
+                <w:b w:val="0"/>
+                <w:color w:val="5B6875"/>
+                <w:sz w:val="16"/>
+              </w:rPr>
+              <w:t xml:space="preserve">  10  </w:t>
+            </w:r>
+            <w:r>
+              <w:rPr>
+                <w:rFonts w:ascii="Consolas" w:hAnsi="Consolas" w:eastAsia="Consolas"/>
+                <w:b w:val="0"/>
+                <w:sz w:val="16"/>
+              </w:rPr>
+              <w:t xml:space="preserve">        return 0.0</w:t>
+            </w:r>
+          </w:p>
+          <w:p>
+            <w:pPr>
+              <w:spacing w:before="0" w:after="0" w:line="240" w:lineRule="auto"/>
+              <w:ind w:left="567" w:hanging="567"/>
+            </w:pPr>
+            <w:r>
+              <w:rPr>
+                <w:rFonts w:ascii="Consolas" w:hAnsi="Consolas" w:eastAsia="Consolas"/>
+                <w:b w:val="0"/>
+                <w:color w:val="5B6875"/>
+                <w:sz w:val="16"/>
+              </w:rPr>
+              <w:t xml:space="preserve">  11  </w:t>
+            </w:r>
+            <w:r>
+              <w:rPr>
+                <w:rFonts w:ascii="Consolas" w:hAnsi="Consolas" w:eastAsia="Consolas"/>
+                <w:b w:val="0"/>
+                <w:sz w:val="16"/>
+              </w:rPr>
+              <w:t xml:space="preserve">    return float(row[0])</w:t>
             </w:r>
           </w:p>
         </w:tc>
       </w:tr>
     </w:tbl>
-    <w:p/>
+    <w:p>
+      <w:pPr>
+        <w:pStyle w:val="ListNumber"/>
+      </w:pPr>
+      <w:r>
+        <w:rPr>
+          <w:b/>
+        </w:rPr>
+        <w:t xml:space="preserve">Line 3. </w:t>
+      </w:r>
+      <w:r>
+        <w:rPr>
+          <w:b w:val="0"/>
+          <w:i w:val="0"/>
+        </w:rPr>
+        <w:t>The value goes in as a parameter. The SQL text never changes.</w:t>
+      </w:r>
+    </w:p>
+    <w:p>
+      <w:pPr>
+        <w:pStyle w:val="ListNumber"/>
+      </w:pPr>
+      <w:r>
+        <w:rPr>
+          <w:b/>
+        </w:rPr>
+        <w:t xml:space="preserve">Line 6. </w:t>
+      </w:r>
+      <w:r>
+        <w:rPr>
+          <w:b w:val="0"/>
+          <w:i w:val="0"/>
+        </w:rPr>
+        <w:t>The connection is passed in, so a test gives it a small in-memory table.</w:t>
+      </w:r>
+    </w:p>
+    <w:p>
+      <w:pPr>
+        <w:pStyle w:val="ListNumber"/>
+      </w:pPr>
+      <w:r>
+        <w:rPr>
+          <w:b/>
+        </w:rPr>
+        <w:t xml:space="preserve">Line 9. </w:t>
+      </w:r>
+      <w:r>
+        <w:rPr>
+          <w:b w:val="0"/>
+          <w:i w:val="0"/>
+        </w:rPr>
+        <w:t xml:space="preserve">SQL sum over no rows is NULL. Test with </w:t>
+      </w:r>
+      <w:r>
+        <w:rPr>
+          <w:rFonts w:ascii="Consolas" w:hAnsi="Consolas" w:eastAsia="Consolas"/>
+          <w:b w:val="0"/>
+          <w:sz w:val="19"/>
+        </w:rPr>
+        <w:t>is None</w:t>
+      </w:r>
+      <w:r>
+        <w:rPr>
+          <w:b w:val="0"/>
+          <w:i w:val="0"/>
+        </w:rPr>
+        <w:t>.</w:t>
+      </w:r>
+    </w:p>
+    <w:p>
+      <w:r>
+        <w:rPr>
+          <w:b w:val="0"/>
+          <w:i w:val="0"/>
+        </w:rPr>
+        <w:t>One connection passed in, parameters for values, and a None check on aggregates.</w:t>
+      </w:r>
+    </w:p>
+    <w:p>
+      <w:pPr>
+        <w:pStyle w:val="Heading4"/>
+      </w:pPr>
+      <w:r>
+        <w:t>Recap card</w:t>
+      </w:r>
+    </w:p>
+    <w:p>
+      <w:pPr>
+        <w:pStyle w:val="ListBullet"/>
+      </w:pPr>
+      <w:r>
+        <w:rPr>
+          <w:b/>
+          <w:i w:val="0"/>
+        </w:rPr>
+        <w:t>Query many Parquet files in DuckDB</w:t>
+      </w:r>
+      <w:r>
+        <w:rPr>
+          <w:b w:val="0"/>
+          <w:i w:val="0"/>
+        </w:rPr>
+        <w:t xml:space="preserve"> FROM read_parquet('dir/*.parquet').</w:t>
+      </w:r>
+    </w:p>
+    <w:p>
+      <w:pPr>
+        <w:pStyle w:val="ListBullet"/>
+      </w:pPr>
+      <w:r>
+        <w:rPr>
+          <w:b/>
+          <w:i w:val="0"/>
+        </w:rPr>
+        <w:t>Pass a value into DuckDB SQL</w:t>
+      </w:r>
+      <w:r>
+        <w:rPr>
+          <w:b w:val="0"/>
+          <w:i w:val="0"/>
+        </w:rPr>
+        <w:t xml:space="preserve"> con.execute("... WHERE x = ?", [value]). Never an f-string.</w:t>
+      </w:r>
+    </w:p>
+    <w:p>
+      <w:pPr>
+        <w:pStyle w:val="ListBullet"/>
+      </w:pPr>
+      <w:r>
+        <w:rPr>
+          <w:b/>
+          <w:i w:val="0"/>
+        </w:rPr>
+        <w:t>Table names from user input</w:t>
+      </w:r>
+      <w:r>
+        <w:rPr>
+          <w:b w:val="0"/>
+          <w:i w:val="0"/>
+        </w:rPr>
+        <w:t xml:space="preserve"> Placeholders cannot bind identifiers. Check the name against an allowlist.</w:t>
+      </w:r>
+    </w:p>
+    <w:p>
+      <w:pPr>
+        <w:pStyle w:val="ListBullet"/>
+      </w:pPr>
+      <w:r>
+        <w:rPr>
+          <w:b/>
+          <w:i w:val="0"/>
+        </w:rPr>
+        <w:t>SQL sum over no rows</w:t>
+      </w:r>
+      <w:r>
+        <w:rPr>
+          <w:b w:val="0"/>
+          <w:i w:val="0"/>
+        </w:rPr>
+        <w:t xml:space="preserve"> NULL, returned as None. Check with is None.</w:t>
+      </w:r>
+    </w:p>
+    <w:p>
+      <w:pPr>
+        <w:pStyle w:val="Heading4"/>
+      </w:pPr>
+      <w:r>
+        <w:t>Practice</w:t>
+      </w:r>
+    </w:p>
     <w:p>
       <w:pPr>
         <w:pStyle w:val="Heading5"/>
       </w:pPr>
       <w:r>
-        <w:t>Exercise 3. Fill the gap (level 2)</w:t>
+        <w:t>Exercise 1. Multiple choice (level 1)</w:t>
       </w:r>
     </w:p>
     <w:p>
@@ -4146,7 +3969,7 @@
           <w:b w:val="0"/>
           <w:i w:val="0"/>
         </w:rPr>
-        <w:t xml:space="preserve">Count rows for one wave from all Parquet files in </w:t>
+        <w:t xml:space="preserve">Which call safely filters by a </w:t>
       </w:r>
       <w:r>
         <w:rPr>
@@ -4154,14 +3977,144 @@
           <w:b w:val="0"/>
           <w:sz w:val="19"/>
         </w:rPr>
-        <w:t>extracts/</w:t>
-      </w:r>
-      <w:r>
-        <w:rPr>
-          <w:b w:val="0"/>
-          <w:i w:val="0"/>
-        </w:rPr>
-        <w:t>, with the wave as a parameter.</w:t>
+        <w:t>region</w:t>
+      </w:r>
+      <w:r>
+        <w:rPr>
+          <w:b w:val="0"/>
+          <w:i w:val="0"/>
+        </w:rPr>
+        <w:t xml:space="preserve"> value read from a client file?</w:t>
+      </w:r>
+    </w:p>
+    <w:p>
+      <w:pPr>
+        <w:pStyle w:val="ListBullet"/>
+      </w:pPr>
+      <w:r>
+        <w:rPr>
+          <w:b w:val="0"/>
+          <w:i w:val="0"/>
+        </w:rPr>
+        <w:t xml:space="preserve">a) </w:t>
+      </w:r>
+      <w:r>
+        <w:rPr>
+          <w:rFonts w:ascii="Consolas" w:hAnsi="Consolas" w:eastAsia="Consolas"/>
+          <w:b w:val="0"/>
+          <w:sz w:val="19"/>
+        </w:rPr>
+        <w:t>con.execute(f"... WHERE region = '{region}'")</w:t>
+      </w:r>
+    </w:p>
+    <w:p>
+      <w:pPr>
+        <w:pStyle w:val="ListBullet"/>
+      </w:pPr>
+      <w:r>
+        <w:rPr>
+          <w:b w:val="0"/>
+          <w:i w:val="0"/>
+        </w:rPr>
+        <w:t xml:space="preserve">b) </w:t>
+      </w:r>
+      <w:r>
+        <w:rPr>
+          <w:rFonts w:ascii="Consolas" w:hAnsi="Consolas" w:eastAsia="Consolas"/>
+          <w:b w:val="0"/>
+          <w:sz w:val="19"/>
+        </w:rPr>
+        <w:t>con.execute("... WHERE region = ?", [region])</w:t>
+      </w:r>
+    </w:p>
+    <w:p>
+      <w:pPr>
+        <w:pStyle w:val="ListBullet"/>
+      </w:pPr>
+      <w:r>
+        <w:rPr>
+          <w:b w:val="0"/>
+          <w:i w:val="0"/>
+        </w:rPr>
+        <w:t xml:space="preserve">c) </w:t>
+      </w:r>
+      <w:r>
+        <w:rPr>
+          <w:rFonts w:ascii="Consolas" w:hAnsi="Consolas" w:eastAsia="Consolas"/>
+          <w:b w:val="0"/>
+          <w:sz w:val="19"/>
+        </w:rPr>
+        <w:t>con.execute("... WHERE region = '" + region + "'")</w:t>
+      </w:r>
+    </w:p>
+    <w:p>
+      <w:pPr>
+        <w:pStyle w:val="ListBullet"/>
+      </w:pPr>
+      <w:r>
+        <w:rPr>
+          <w:b w:val="0"/>
+          <w:i w:val="0"/>
+        </w:rPr>
+        <w:t xml:space="preserve">d) </w:t>
+      </w:r>
+      <w:r>
+        <w:rPr>
+          <w:rFonts w:ascii="Consolas" w:hAnsi="Consolas" w:eastAsia="Consolas"/>
+          <w:b w:val="0"/>
+          <w:sz w:val="19"/>
+        </w:rPr>
+        <w:t>con.execute("... WHERE region = '%s'" % region)</w:t>
+      </w:r>
+    </w:p>
+    <w:p>
+      <w:r>
+        <w:rPr>
+          <w:b/>
+          <w:i w:val="0"/>
+        </w:rPr>
+        <w:t>Why?</w:t>
+      </w:r>
+    </w:p>
+    <w:p>
+      <w:pPr>
+        <w:pStyle w:val="ListBullet"/>
+      </w:pPr>
+      <w:r>
+        <w:rPr>
+          <w:b w:val="0"/>
+          <w:i w:val="0"/>
+        </w:rPr>
+        <w:t>r1) The value is sent as data, separate from the SQL text.</w:t>
+      </w:r>
+    </w:p>
+    <w:p>
+      <w:pPr>
+        <w:pStyle w:val="ListBullet"/>
+      </w:pPr>
+      <w:r>
+        <w:rPr>
+          <w:b w:val="0"/>
+          <w:i w:val="0"/>
+        </w:rPr>
+        <w:t>r2) It is shorter.</w:t>
+      </w:r>
+    </w:p>
+    <w:p>
+      <w:pPr>
+        <w:pStyle w:val="Heading5"/>
+      </w:pPr>
+      <w:r>
+        <w:t>Exercise 2. Predict the output (level 2)</w:t>
+      </w:r>
+    </w:p>
+    <w:p>
+      <w:r>
+        <w:rPr>
+          <w:b w:val="0"/>
+          <w:i w:val="0"/>
+        </w:rPr>
+        <w:t>What does this print? (DuckDB 1.5)</w:t>
       </w:r>
     </w:p>
     <w:tbl>
@@ -4199,7 +4152,7 @@
                 <w:b w:val="0"/>
                 <w:sz w:val="16"/>
               </w:rPr>
-              <w:t>con.execute(</w:t>
+              <w:t>import duckdb</w:t>
             </w:r>
           </w:p>
           <w:p>
@@ -4222,7 +4175,7 @@
                 <w:b w:val="0"/>
                 <w:sz w:val="16"/>
               </w:rPr>
-              <w:t xml:space="preserve">    "SELECT count(*) FROM _____(1)('extracts/*.parquet') WHERE wave = _____(2)",</w:t>
+              <w:t xml:space="preserve"> </w:t>
             </w:r>
           </w:p>
           <w:p>
@@ -4245,7 +4198,7 @@
                 <w:b w:val="0"/>
                 <w:sz w:val="16"/>
               </w:rPr>
-              <w:t xml:space="preserve">    [wave],</w:t>
+              <w:t>con = duckdb.connect()</w:t>
             </w:r>
           </w:p>
           <w:p>
@@ -4268,7 +4221,30 @@
                 <w:b w:val="0"/>
                 <w:sz w:val="16"/>
               </w:rPr>
-              <w:t>).fetchone()</w:t>
+              <w:t>con.execute("CREATE TABLE t AS SELECT * FROM (VALUES ('w1', 1.0), ('w2', 2.0)) v(wave, weight)")</w:t>
+            </w:r>
+          </w:p>
+          <w:p>
+            <w:pPr>
+              <w:spacing w:before="0" w:after="0" w:line="240" w:lineRule="auto"/>
+              <w:ind w:left="567" w:hanging="567"/>
+            </w:pPr>
+            <w:r>
+              <w:rPr>
+                <w:rFonts w:ascii="Consolas" w:hAnsi="Consolas" w:eastAsia="Consolas"/>
+                <w:b w:val="0"/>
+                <w:color w:val="5B6875"/>
+                <w:sz w:val="16"/>
+              </w:rPr>
+              <w:t xml:space="preserve">   5  </w:t>
+            </w:r>
+            <w:r>
+              <w:rPr>
+                <w:rFonts w:ascii="Consolas" w:hAnsi="Consolas" w:eastAsia="Consolas"/>
+                <w:b w:val="0"/>
+                <w:sz w:val="16"/>
+              </w:rPr>
+              <w:t>print(con.execute("SELECT sum(weight) FROM t WHERE wave = 'w9'").fetchone())</w:t>
             </w:r>
           </w:p>
         </w:tc>
@@ -4280,7 +4256,7 @@
         <w:pStyle w:val="Heading5"/>
       </w:pPr>
       <w:r>
-        <w:t>Exercise 4. Write the function (level 3)</w:t>
+        <w:t>Exercise 3. Fill the gap (level 2)</w:t>
       </w:r>
     </w:p>
     <w:p>
@@ -4289,6 +4265,149 @@
           <w:b w:val="0"/>
           <w:i w:val="0"/>
         </w:rPr>
+        <w:t xml:space="preserve">Count rows for one wave from all Parquet files in </w:t>
+      </w:r>
+      <w:r>
+        <w:rPr>
+          <w:rFonts w:ascii="Consolas" w:hAnsi="Consolas" w:eastAsia="Consolas"/>
+          <w:b w:val="0"/>
+          <w:sz w:val="19"/>
+        </w:rPr>
+        <w:t>extracts/</w:t>
+      </w:r>
+      <w:r>
+        <w:rPr>
+          <w:b w:val="0"/>
+          <w:i w:val="0"/>
+        </w:rPr>
+        <w:t>, with the wave as a parameter.</w:t>
+      </w:r>
+    </w:p>
+    <w:tbl>
+      <w:tblPr>
+        <w:tblW w:type="auto" w:w="0"/>
+        <w:jc w:val="left"/>
+        <w:tblLook w:firstColumn="1" w:firstRow="1" w:lastColumn="0" w:lastRow="0" w:noHBand="0" w:noVBand="1" w:val="04A0"/>
+      </w:tblPr>
+      <w:tblGrid>
+        <w:gridCol w:w="8221"/>
+      </w:tblGrid>
+      <w:tr>
+        <w:tc>
+          <w:tcPr>
+            <w:tcW w:type="dxa" w:w="8221"/>
+            <w:shd w:val="clear" w:color="auto" w:fill="F2F4F7"/>
+          </w:tcPr>
+          <w:p>
+            <w:pPr>
+              <w:spacing w:before="0" w:after="0" w:line="240" w:lineRule="auto"/>
+              <w:ind w:left="567" w:hanging="567"/>
+            </w:pPr>
+            <w:r>
+              <w:rPr>
+                <w:rFonts w:ascii="Consolas" w:hAnsi="Consolas" w:eastAsia="Consolas"/>
+                <w:b w:val="0"/>
+                <w:color w:val="5B6875"/>
+                <w:sz w:val="16"/>
+              </w:rPr>
+              <w:t xml:space="preserve">   1  </w:t>
+            </w:r>
+            <w:r>
+              <w:rPr>
+                <w:rFonts w:ascii="Consolas" w:hAnsi="Consolas" w:eastAsia="Consolas"/>
+                <w:b w:val="0"/>
+                <w:sz w:val="16"/>
+              </w:rPr>
+              <w:t>con.execute(</w:t>
+            </w:r>
+          </w:p>
+          <w:p>
+            <w:pPr>
+              <w:spacing w:before="0" w:after="0" w:line="240" w:lineRule="auto"/>
+              <w:ind w:left="567" w:hanging="567"/>
+            </w:pPr>
+            <w:r>
+              <w:rPr>
+                <w:rFonts w:ascii="Consolas" w:hAnsi="Consolas" w:eastAsia="Consolas"/>
+                <w:b w:val="0"/>
+                <w:color w:val="5B6875"/>
+                <w:sz w:val="16"/>
+              </w:rPr>
+              <w:t xml:space="preserve">   2  </w:t>
+            </w:r>
+            <w:r>
+              <w:rPr>
+                <w:rFonts w:ascii="Consolas" w:hAnsi="Consolas" w:eastAsia="Consolas"/>
+                <w:b w:val="0"/>
+                <w:sz w:val="16"/>
+              </w:rPr>
+              <w:t xml:space="preserve">    "SELECT count(*) FROM _____(1)('extracts/*.parquet') WHERE wave = _____(2)",</w:t>
+            </w:r>
+          </w:p>
+          <w:p>
+            <w:pPr>
+              <w:spacing w:before="0" w:after="0" w:line="240" w:lineRule="auto"/>
+              <w:ind w:left="567" w:hanging="567"/>
+            </w:pPr>
+            <w:r>
+              <w:rPr>
+                <w:rFonts w:ascii="Consolas" w:hAnsi="Consolas" w:eastAsia="Consolas"/>
+                <w:b w:val="0"/>
+                <w:color w:val="5B6875"/>
+                <w:sz w:val="16"/>
+              </w:rPr>
+              <w:t xml:space="preserve">   3  </w:t>
+            </w:r>
+            <w:r>
+              <w:rPr>
+                <w:rFonts w:ascii="Consolas" w:hAnsi="Consolas" w:eastAsia="Consolas"/>
+                <w:b w:val="0"/>
+                <w:sz w:val="16"/>
+              </w:rPr>
+              <w:t xml:space="preserve">    [wave],</w:t>
+            </w:r>
+          </w:p>
+          <w:p>
+            <w:pPr>
+              <w:spacing w:before="0" w:after="0" w:line="240" w:lineRule="auto"/>
+              <w:ind w:left="567" w:hanging="567"/>
+            </w:pPr>
+            <w:r>
+              <w:rPr>
+                <w:rFonts w:ascii="Consolas" w:hAnsi="Consolas" w:eastAsia="Consolas"/>
+                <w:b w:val="0"/>
+                <w:color w:val="5B6875"/>
+                <w:sz w:val="16"/>
+              </w:rPr>
+              <w:t xml:space="preserve">   4  </w:t>
+            </w:r>
+            <w:r>
+              <w:rPr>
+                <w:rFonts w:ascii="Consolas" w:hAnsi="Consolas" w:eastAsia="Consolas"/>
+                <w:b w:val="0"/>
+                <w:sz w:val="16"/>
+              </w:rPr>
+              <w:t>).fetchone()</w:t>
+            </w:r>
+          </w:p>
+        </w:tc>
+      </w:tr>
+    </w:tbl>
+    <w:p/>
+    <w:p>
+      <w:pPr>
+        <w:pStyle w:val="Heading5"/>
+      </w:pPr>
+      <w:r>
+        <w:t>Exercise 4. Write the function (level 3)</w:t>
+      </w:r>
+    </w:p>
+    <w:p>
+      <w:r>
+        <w:rPr>
+          <w:b w:val="0"/>
+          <w:i w:val="0"/>
+        </w:rPr>
         <w:t xml:space="preserve">Write </w:t>
       </w:r>
       <w:r>
@@ -4412,6 +4531,275 @@
         <w:t>.</w:t>
       </w:r>
     </w:p>
+    <w:p>
+      <w:r>
+        <w:rPr>
+          <w:b w:val="0"/>
+          <w:i w:val="0"/>
+        </w:rPr>
+        <w:t>Your code must pass these checks:</w:t>
+      </w:r>
+    </w:p>
+    <w:p>
+      <w:pPr>
+        <w:pStyle w:val="ListBullet"/>
+      </w:pPr>
+      <w:r>
+        <w:rPr>
+          <w:b w:val="0"/>
+          <w:i w:val="0"/>
+        </w:rPr>
+        <w:t>Sum the weights for the region.</w:t>
+      </w:r>
+    </w:p>
+    <w:p>
+      <w:pPr>
+        <w:pStyle w:val="ListBullet"/>
+      </w:pPr>
+      <w:r>
+        <w:rPr>
+          <w:b w:val="0"/>
+          <w:i w:val="0"/>
+        </w:rPr>
+        <w:t>A region with an apostrophe must work. Pass it as a parameter.</w:t>
+      </w:r>
+    </w:p>
+    <w:p>
+      <w:pPr>
+        <w:pStyle w:val="ListBullet"/>
+      </w:pPr>
+      <w:r>
+        <w:rPr>
+          <w:b w:val="0"/>
+          <w:i w:val="0"/>
+        </w:rPr>
+        <w:t>No matching rows must give 0.0, not None.</w:t>
+      </w:r>
+    </w:p>
+    <w:p>
+      <w:pPr>
+        <w:pStyle w:val="ListBullet"/>
+      </w:pPr>
+      <w:r>
+        <w:rPr>
+          <w:b w:val="0"/>
+          <w:i w:val="0"/>
+        </w:rPr>
+        <w:t>A crafted value must match nothing. Pass it as a parameter.</w:t>
+      </w:r>
+    </w:p>
+    <w:p>
+      <w:r>
+        <w:rPr>
+          <w:b w:val="0"/>
+          <w:i w:val="0"/>
+        </w:rPr>
+        <w:t>Shape of the answer. The reference solution defines these names. Write the bodies yourself.</w:t>
+      </w:r>
+    </w:p>
+    <w:tbl>
+      <w:tblPr>
+        <w:tblW w:type="auto" w:w="0"/>
+        <w:jc w:val="left"/>
+        <w:tblLook w:firstColumn="1" w:firstRow="1" w:lastColumn="0" w:lastRow="0" w:noHBand="0" w:noVBand="1" w:val="04A0"/>
+      </w:tblPr>
+      <w:tblGrid>
+        <w:gridCol w:w="8221"/>
+      </w:tblGrid>
+      <w:tr>
+        <w:tc>
+          <w:tcPr>
+            <w:tcW w:type="dxa" w:w="8221"/>
+            <w:shd w:val="clear" w:color="auto" w:fill="F2F4F7"/>
+          </w:tcPr>
+          <w:p>
+            <w:pPr>
+              <w:spacing w:before="0" w:after="0" w:line="240" w:lineRule="auto"/>
+              <w:ind w:left="567" w:hanging="567"/>
+            </w:pPr>
+            <w:r>
+              <w:rPr>
+                <w:rFonts w:ascii="Consolas" w:hAnsi="Consolas" w:eastAsia="Consolas"/>
+                <w:b w:val="0"/>
+                <w:color w:val="5B6875"/>
+                <w:sz w:val="16"/>
+              </w:rPr>
+              <w:t xml:space="preserve">   1  </w:t>
+            </w:r>
+            <w:r>
+              <w:rPr>
+                <w:rFonts w:ascii="Consolas" w:hAnsi="Consolas" w:eastAsia="Consolas"/>
+                <w:b w:val="0"/>
+                <w:sz w:val="16"/>
+              </w:rPr>
+              <w:t># Module constant.</w:t>
+            </w:r>
+          </w:p>
+          <w:p>
+            <w:pPr>
+              <w:spacing w:before="0" w:after="0" w:line="240" w:lineRule="auto"/>
+              <w:ind w:left="567" w:hanging="567"/>
+            </w:pPr>
+            <w:r>
+              <w:rPr>
+                <w:rFonts w:ascii="Consolas" w:hAnsi="Consolas" w:eastAsia="Consolas"/>
+                <w:b w:val="0"/>
+                <w:color w:val="5B6875"/>
+                <w:sz w:val="16"/>
+              </w:rPr>
+              <w:t xml:space="preserve">   2  </w:t>
+            </w:r>
+            <w:r>
+              <w:rPr>
+                <w:rFonts w:ascii="Consolas" w:hAnsi="Consolas" w:eastAsia="Consolas"/>
+                <w:b w:val="0"/>
+                <w:sz w:val="16"/>
+              </w:rPr>
+              <w:t>REGION_TOTAL_SQL = ...</w:t>
+            </w:r>
+          </w:p>
+          <w:p>
+            <w:pPr>
+              <w:spacing w:before="0" w:after="0" w:line="240" w:lineRule="auto"/>
+              <w:ind w:left="567" w:hanging="567"/>
+            </w:pPr>
+            <w:r>
+              <w:rPr>
+                <w:rFonts w:ascii="Consolas" w:hAnsi="Consolas" w:eastAsia="Consolas"/>
+                <w:b w:val="0"/>
+                <w:color w:val="5B6875"/>
+                <w:sz w:val="16"/>
+              </w:rPr>
+              <w:t xml:space="preserve">   3  </w:t>
+            </w:r>
+            <w:r>
+              <w:rPr>
+                <w:rFonts w:ascii="Consolas" w:hAnsi="Consolas" w:eastAsia="Consolas"/>
+                <w:b w:val="0"/>
+                <w:sz w:val="16"/>
+              </w:rPr>
+              <w:t xml:space="preserve"> </w:t>
+            </w:r>
+          </w:p>
+          <w:p>
+            <w:pPr>
+              <w:spacing w:before="0" w:after="0" w:line="240" w:lineRule="auto"/>
+              <w:ind w:left="567" w:hanging="567"/>
+            </w:pPr>
+            <w:r>
+              <w:rPr>
+                <w:rFonts w:ascii="Consolas" w:hAnsi="Consolas" w:eastAsia="Consolas"/>
+                <w:b w:val="0"/>
+                <w:color w:val="5B6875"/>
+                <w:sz w:val="16"/>
+              </w:rPr>
+              <w:t xml:space="preserve">   4  </w:t>
+            </w:r>
+            <w:r>
+              <w:rPr>
+                <w:rFonts w:ascii="Consolas" w:hAnsi="Consolas" w:eastAsia="Consolas"/>
+                <w:b w:val="0"/>
+                <w:sz w:val="16"/>
+              </w:rPr>
+              <w:t># Total weight for one region.</w:t>
+            </w:r>
+          </w:p>
+          <w:p>
+            <w:pPr>
+              <w:spacing w:before="0" w:after="0" w:line="240" w:lineRule="auto"/>
+              <w:ind w:left="567" w:hanging="567"/>
+            </w:pPr>
+            <w:r>
+              <w:rPr>
+                <w:rFonts w:ascii="Consolas" w:hAnsi="Consolas" w:eastAsia="Consolas"/>
+                <w:b w:val="0"/>
+                <w:color w:val="5B6875"/>
+                <w:sz w:val="16"/>
+              </w:rPr>
+              <w:t xml:space="preserve">   5  </w:t>
+            </w:r>
+            <w:r>
+              <w:rPr>
+                <w:rFonts w:ascii="Consolas" w:hAnsi="Consolas" w:eastAsia="Consolas"/>
+                <w:b w:val="0"/>
+                <w:sz w:val="16"/>
+              </w:rPr>
+              <w:t>def region_total(</w:t>
+            </w:r>
+          </w:p>
+          <w:p>
+            <w:pPr>
+              <w:spacing w:before="0" w:after="0" w:line="240" w:lineRule="auto"/>
+              <w:ind w:left="567" w:hanging="567"/>
+            </w:pPr>
+            <w:r>
+              <w:rPr>
+                <w:rFonts w:ascii="Consolas" w:hAnsi="Consolas" w:eastAsia="Consolas"/>
+                <w:b w:val="0"/>
+                <w:color w:val="5B6875"/>
+                <w:sz w:val="16"/>
+              </w:rPr>
+              <w:t xml:space="preserve">   6  </w:t>
+            </w:r>
+            <w:r>
+              <w:rPr>
+                <w:rFonts w:ascii="Consolas" w:hAnsi="Consolas" w:eastAsia="Consolas"/>
+                <w:b w:val="0"/>
+                <w:sz w:val="16"/>
+              </w:rPr>
+              <w:t xml:space="preserve">    con: duckdb.DuckDBPyConnection,</w:t>
+            </w:r>
+          </w:p>
+          <w:p>
+            <w:pPr>
+              <w:spacing w:before="0" w:after="0" w:line="240" w:lineRule="auto"/>
+              <w:ind w:left="567" w:hanging="567"/>
+            </w:pPr>
+            <w:r>
+              <w:rPr>
+                <w:rFonts w:ascii="Consolas" w:hAnsi="Consolas" w:eastAsia="Consolas"/>
+                <w:b w:val="0"/>
+                <w:color w:val="5B6875"/>
+                <w:sz w:val="16"/>
+              </w:rPr>
+              <w:t xml:space="preserve">   7  </w:t>
+            </w:r>
+            <w:r>
+              <w:rPr>
+                <w:rFonts w:ascii="Consolas" w:hAnsi="Consolas" w:eastAsia="Consolas"/>
+                <w:b w:val="0"/>
+                <w:sz w:val="16"/>
+              </w:rPr>
+              <w:t xml:space="preserve">    region: str,</w:t>
+            </w:r>
+          </w:p>
+          <w:p>
+            <w:pPr>
+              <w:spacing w:before="0" w:after="0" w:line="240" w:lineRule="auto"/>
+              <w:ind w:left="567" w:hanging="567"/>
+            </w:pPr>
+            <w:r>
+              <w:rPr>
+                <w:rFonts w:ascii="Consolas" w:hAnsi="Consolas" w:eastAsia="Consolas"/>
+                <w:b w:val="0"/>
+                <w:color w:val="5B6875"/>
+                <w:sz w:val="16"/>
+              </w:rPr>
+              <w:t xml:space="preserve">   8  </w:t>
+            </w:r>
+            <w:r>
+              <w:rPr>
+                <w:rFonts w:ascii="Consolas" w:hAnsi="Consolas" w:eastAsia="Consolas"/>
+                <w:b w:val="0"/>
+                <w:sz w:val="16"/>
+              </w:rPr>
+              <w:t>) -&gt; float: ...</w:t>
+            </w:r>
+          </w:p>
+        </w:tc>
+      </w:tr>
+    </w:tbl>
+    <w:p/>
     <w:p>
       <w:r>
         <w:rPr>

--- a/site/downloads/handbook-B4.docx
+++ b/site/downloads/handbook-B4.docx
@@ -1633,170 +1633,45 @@
         <w:t>What does this print on Polars 1.33?</w:t>
       </w:r>
     </w:p>
-    <w:tbl>
-      <w:tblPr>
-        <w:tblW w:type="auto" w:w="0"/>
-        <w:jc w:val="left"/>
-        <w:tblLook w:firstColumn="1" w:firstRow="1" w:lastColumn="0" w:lastRow="0" w:noHBand="0" w:noVBand="1" w:val="04A0"/>
-      </w:tblPr>
-      <w:tblGrid>
-        <w:gridCol w:w="8221"/>
-      </w:tblGrid>
-      <w:tr>
-        <w:tc>
-          <w:tcPr>
-            <w:tcW w:type="dxa" w:w="8221"/>
-            <w:shd w:val="clear" w:color="auto" w:fill="F2F4F7"/>
-          </w:tcPr>
-          <w:p>
-            <w:pPr>
-              <w:spacing w:before="0" w:after="0" w:line="240" w:lineRule="auto"/>
-              <w:ind w:left="567" w:hanging="567"/>
-            </w:pPr>
-            <w:r>
-              <w:rPr>
-                <w:rFonts w:ascii="Consolas" w:hAnsi="Consolas" w:eastAsia="Consolas"/>
-                <w:b w:val="0"/>
-                <w:color w:val="5B6875"/>
-                <w:sz w:val="16"/>
-              </w:rPr>
-              <w:t xml:space="preserve">   1  </w:t>
-            </w:r>
-            <w:r>
-              <w:rPr>
-                <w:rFonts w:ascii="Consolas" w:hAnsi="Consolas" w:eastAsia="Consolas"/>
-                <w:b w:val="0"/>
-                <w:sz w:val="16"/>
-              </w:rPr>
-              <w:t>import polars as pl</w:t>
-            </w:r>
-          </w:p>
-          <w:p>
-            <w:pPr>
-              <w:spacing w:before="0" w:after="0" w:line="240" w:lineRule="auto"/>
-              <w:ind w:left="567" w:hanging="567"/>
-            </w:pPr>
-            <w:r>
-              <w:rPr>
-                <w:rFonts w:ascii="Consolas" w:hAnsi="Consolas" w:eastAsia="Consolas"/>
-                <w:b w:val="0"/>
-                <w:color w:val="5B6875"/>
-                <w:sz w:val="16"/>
-              </w:rPr>
-              <w:t xml:space="preserve">   2  </w:t>
-            </w:r>
-            <w:r>
-              <w:rPr>
-                <w:rFonts w:ascii="Consolas" w:hAnsi="Consolas" w:eastAsia="Consolas"/>
-                <w:b w:val="0"/>
-                <w:sz w:val="16"/>
-              </w:rPr>
-              <w:t xml:space="preserve"> </w:t>
-            </w:r>
-          </w:p>
-          <w:p>
-            <w:pPr>
-              <w:spacing w:before="0" w:after="0" w:line="240" w:lineRule="auto"/>
-              <w:ind w:left="567" w:hanging="567"/>
-            </w:pPr>
-            <w:r>
-              <w:rPr>
-                <w:rFonts w:ascii="Consolas" w:hAnsi="Consolas" w:eastAsia="Consolas"/>
-                <w:b w:val="0"/>
-                <w:color w:val="5B6875"/>
-                <w:sz w:val="16"/>
-              </w:rPr>
-              <w:t xml:space="preserve">   3  </w:t>
-            </w:r>
-            <w:r>
-              <w:rPr>
-                <w:rFonts w:ascii="Consolas" w:hAnsi="Consolas" w:eastAsia="Consolas"/>
-                <w:b w:val="0"/>
-                <w:sz w:val="16"/>
-              </w:rPr>
-              <w:t>df = pl.DataFrame({"wave": ["w1", "w1", "w2"], "w": [1.0, 2.0, None]})</w:t>
-            </w:r>
-          </w:p>
-          <w:p>
-            <w:pPr>
-              <w:spacing w:before="0" w:after="0" w:line="240" w:lineRule="auto"/>
-              <w:ind w:left="567" w:hanging="567"/>
-            </w:pPr>
-            <w:r>
-              <w:rPr>
-                <w:rFonts w:ascii="Consolas" w:hAnsi="Consolas" w:eastAsia="Consolas"/>
-                <w:b w:val="0"/>
-                <w:color w:val="5B6875"/>
-                <w:sz w:val="16"/>
-              </w:rPr>
-              <w:t xml:space="preserve">   4  </w:t>
-            </w:r>
-            <w:r>
-              <w:rPr>
-                <w:rFonts w:ascii="Consolas" w:hAnsi="Consolas" w:eastAsia="Consolas"/>
-                <w:b w:val="0"/>
-                <w:sz w:val="16"/>
-              </w:rPr>
-              <w:t>out = df.group_by("wave").agg(pl.col("w").sum()).sort("wave")</w:t>
-            </w:r>
-          </w:p>
-          <w:p>
-            <w:pPr>
-              <w:spacing w:before="0" w:after="0" w:line="240" w:lineRule="auto"/>
-              <w:ind w:left="567" w:hanging="567"/>
-            </w:pPr>
-            <w:r>
-              <w:rPr>
-                <w:rFonts w:ascii="Consolas" w:hAnsi="Consolas" w:eastAsia="Consolas"/>
-                <w:b w:val="0"/>
-                <w:color w:val="5B6875"/>
-                <w:sz w:val="16"/>
-              </w:rPr>
-              <w:t xml:space="preserve">   5  </w:t>
-            </w:r>
-            <w:r>
-              <w:rPr>
-                <w:rFonts w:ascii="Consolas" w:hAnsi="Consolas" w:eastAsia="Consolas"/>
-                <w:b w:val="0"/>
-                <w:sz w:val="16"/>
-              </w:rPr>
-              <w:t>print(out["w"].to_list())</w:t>
-            </w:r>
-          </w:p>
-        </w:tc>
-      </w:tr>
-    </w:tbl>
-    <w:p/>
     <w:p>
-      <w:pPr>
-        <w:pStyle w:val="Heading5"/>
-      </w:pPr>
-      <w:r>
-        <w:t>Exercise 3. Fill the gap (level 2)</w:t>
+      <w:r>
+        <w:rPr>
+          <w:b/>
+          <w:i w:val="0"/>
+        </w:rPr>
+        <w:t>What you need to know.</w:t>
       </w:r>
     </w:p>
     <w:p>
       <w:r>
         <w:rPr>
-          <w:b w:val="0"/>
-          <w:i w:val="0"/>
-        </w:rPr>
-        <w:t xml:space="preserve">Add a </w:t>
-      </w:r>
-      <w:r>
-        <w:rPr>
           <w:rFonts w:ascii="Consolas" w:hAnsi="Consolas" w:eastAsia="Consolas"/>
           <w:b w:val="0"/>
           <w:sz w:val="19"/>
         </w:rPr>
-        <w:t>share</w:t>
-      </w:r>
-      <w:r>
-        <w:rPr>
-          <w:b w:val="0"/>
-          <w:i w:val="0"/>
-        </w:rPr>
-        <w:t xml:space="preserve"> column with each brand's weight over its wave's total, then run the lazy plan.</w:t>
+        <w:t>series.to_list()</w:t>
+      </w:r>
+      <w:r>
+        <w:rPr>
+          <w:b w:val="0"/>
+          <w:i w:val="0"/>
+        </w:rPr>
+        <w:t xml:space="preserve"> returns the values of a Polars Series as a plain Python list. </w:t>
+      </w:r>
+      <w:r>
+        <w:rPr>
+          <w:rFonts w:ascii="Consolas" w:hAnsi="Consolas" w:eastAsia="Consolas"/>
+          <w:b w:val="0"/>
+          <w:sz w:val="19"/>
+        </w:rPr>
+        <w:t>out["w"]</w:t>
+      </w:r>
+      <w:r>
+        <w:rPr>
+          <w:b w:val="0"/>
+          <w:i w:val="0"/>
+        </w:rPr>
+        <w:t xml:space="preserve"> picks one column of a Polars DataFrame as a Series.</w:t>
       </w:r>
     </w:p>
     <w:tbl>
@@ -1834,7 +1709,49 @@
                 <w:b w:val="0"/>
                 <w:sz w:val="16"/>
               </w:rPr>
-              <w:t>out = (</w:t>
+              <w:t>pl.DataFrame({"n": [1, 2]})["n"].to_list()   # [1, 2]</w:t>
+            </w:r>
+          </w:p>
+        </w:tc>
+      </w:tr>
+    </w:tbl>
+    <w:p/>
+    <w:tbl>
+      <w:tblPr>
+        <w:tblW w:type="auto" w:w="0"/>
+        <w:jc w:val="left"/>
+        <w:tblLook w:firstColumn="1" w:firstRow="1" w:lastColumn="0" w:lastRow="0" w:noHBand="0" w:noVBand="1" w:val="04A0"/>
+      </w:tblPr>
+      <w:tblGrid>
+        <w:gridCol w:w="8221"/>
+      </w:tblGrid>
+      <w:tr>
+        <w:tc>
+          <w:tcPr>
+            <w:tcW w:type="dxa" w:w="8221"/>
+            <w:shd w:val="clear" w:color="auto" w:fill="F2F4F7"/>
+          </w:tcPr>
+          <w:p>
+            <w:pPr>
+              <w:spacing w:before="0" w:after="0" w:line="240" w:lineRule="auto"/>
+              <w:ind w:left="567" w:hanging="567"/>
+            </w:pPr>
+            <w:r>
+              <w:rPr>
+                <w:rFonts w:ascii="Consolas" w:hAnsi="Consolas" w:eastAsia="Consolas"/>
+                <w:b w:val="0"/>
+                <w:color w:val="5B6875"/>
+                <w:sz w:val="16"/>
+              </w:rPr>
+              <w:t xml:space="preserve">   1  </w:t>
+            </w:r>
+            <w:r>
+              <w:rPr>
+                <w:rFonts w:ascii="Consolas" w:hAnsi="Consolas" w:eastAsia="Consolas"/>
+                <w:b w:val="0"/>
+                <w:sz w:val="16"/>
+              </w:rPr>
+              <w:t>import polars as pl</w:t>
             </w:r>
           </w:p>
           <w:p>
@@ -1857,7 +1774,7 @@
                 <w:b w:val="0"/>
                 <w:sz w:val="16"/>
               </w:rPr>
-              <w:t xml:space="preserve">    lf.with_columns(share=pl.col("weight") / pl.col("weight").sum()._____(1)("wave"))</w:t>
+              <w:t xml:space="preserve"> </w:t>
             </w:r>
           </w:p>
           <w:p>
@@ -1880,7 +1797,7 @@
                 <w:b w:val="0"/>
                 <w:sz w:val="16"/>
               </w:rPr>
-              <w:t xml:space="preserve">    ._____(2)()</w:t>
+              <w:t>df = pl.DataFrame({"wave": ["w1", "w1", "w2"], "w": [1.0, 2.0, None]})</w:t>
             </w:r>
           </w:p>
           <w:p>
@@ -1903,7 +1820,30 @@
                 <w:b w:val="0"/>
                 <w:sz w:val="16"/>
               </w:rPr>
-              <w:t>)</w:t>
+              <w:t>out = df.group_by("wave").agg(pl.col("w").sum()).sort("wave")</w:t>
+            </w:r>
+          </w:p>
+          <w:p>
+            <w:pPr>
+              <w:spacing w:before="0" w:after="0" w:line="240" w:lineRule="auto"/>
+              <w:ind w:left="567" w:hanging="567"/>
+            </w:pPr>
+            <w:r>
+              <w:rPr>
+                <w:rFonts w:ascii="Consolas" w:hAnsi="Consolas" w:eastAsia="Consolas"/>
+                <w:b w:val="0"/>
+                <w:color w:val="5B6875"/>
+                <w:sz w:val="16"/>
+              </w:rPr>
+              <w:t xml:space="preserve">   5  </w:t>
+            </w:r>
+            <w:r>
+              <w:rPr>
+                <w:rFonts w:ascii="Consolas" w:hAnsi="Consolas" w:eastAsia="Consolas"/>
+                <w:b w:val="0"/>
+                <w:sz w:val="16"/>
+              </w:rPr>
+              <w:t>print(out["w"].to_list())</w:t>
             </w:r>
           </w:p>
         </w:tc>
@@ -1915,7 +1855,7 @@
         <w:pStyle w:val="Heading5"/>
       </w:pPr>
       <w:r>
-        <w:t>Exercise 4. Write the function (level 3)</w:t>
+        <w:t>Exercise 3. Fill the gap (level 2)</w:t>
       </w:r>
     </w:p>
     <w:p>
@@ -1924,7 +1864,7 @@
           <w:b w:val="0"/>
           <w:i w:val="0"/>
         </w:rPr>
-        <w:t xml:space="preserve">Write </w:t>
+        <w:t xml:space="preserve">Add a </w:t>
       </w:r>
       <w:r>
         <w:rPr>
@@ -1932,96 +1872,6 @@
           <w:b w:val="0"/>
           <w:sz w:val="19"/>
         </w:rPr>
-        <w:t>brand_share(df: pl.DataFrame) -&gt; pl.DataFrame</w:t>
-      </w:r>
-      <w:r>
-        <w:rPr>
-          <w:b w:val="0"/>
-          <w:i w:val="0"/>
-        </w:rPr>
-        <w:t xml:space="preserve">. Input columns: </w:t>
-      </w:r>
-      <w:r>
-        <w:rPr>
-          <w:rFonts w:ascii="Consolas" w:hAnsi="Consolas" w:eastAsia="Consolas"/>
-          <w:b w:val="0"/>
-          <w:sz w:val="19"/>
-        </w:rPr>
-        <w:t>wave</w:t>
-      </w:r>
-      <w:r>
-        <w:rPr>
-          <w:b w:val="0"/>
-          <w:i w:val="0"/>
-        </w:rPr>
-        <w:t xml:space="preserve">, </w:t>
-      </w:r>
-      <w:r>
-        <w:rPr>
-          <w:rFonts w:ascii="Consolas" w:hAnsi="Consolas" w:eastAsia="Consolas"/>
-          <w:b w:val="0"/>
-          <w:sz w:val="19"/>
-        </w:rPr>
-        <w:t>brand</w:t>
-      </w:r>
-      <w:r>
-        <w:rPr>
-          <w:b w:val="0"/>
-          <w:i w:val="0"/>
-        </w:rPr>
-        <w:t xml:space="preserve">, </w:t>
-      </w:r>
-      <w:r>
-        <w:rPr>
-          <w:rFonts w:ascii="Consolas" w:hAnsi="Consolas" w:eastAsia="Consolas"/>
-          <w:b w:val="0"/>
-          <w:sz w:val="19"/>
-        </w:rPr>
-        <w:t>weight</w:t>
-      </w:r>
-      <w:r>
-        <w:rPr>
-          <w:b w:val="0"/>
-          <w:i w:val="0"/>
-        </w:rPr>
-        <w:t xml:space="preserve">. Return one row per wave and brand with columns </w:t>
-      </w:r>
-      <w:r>
-        <w:rPr>
-          <w:rFonts w:ascii="Consolas" w:hAnsi="Consolas" w:eastAsia="Consolas"/>
-          <w:b w:val="0"/>
-          <w:sz w:val="19"/>
-        </w:rPr>
-        <w:t>wave</w:t>
-      </w:r>
-      <w:r>
-        <w:rPr>
-          <w:b w:val="0"/>
-          <w:i w:val="0"/>
-        </w:rPr>
-        <w:t xml:space="preserve">, </w:t>
-      </w:r>
-      <w:r>
-        <w:rPr>
-          <w:rFonts w:ascii="Consolas" w:hAnsi="Consolas" w:eastAsia="Consolas"/>
-          <w:b w:val="0"/>
-          <w:sz w:val="19"/>
-        </w:rPr>
-        <w:t>brand</w:t>
-      </w:r>
-      <w:r>
-        <w:rPr>
-          <w:b w:val="0"/>
-          <w:i w:val="0"/>
-        </w:rPr>
-        <w:t xml:space="preserve">, </w:t>
-      </w:r>
-      <w:r>
-        <w:rPr>
-          <w:rFonts w:ascii="Consolas" w:hAnsi="Consolas" w:eastAsia="Consolas"/>
-          <w:b w:val="0"/>
-          <w:sz w:val="19"/>
-        </w:rPr>
         <w:t>share</w:t>
       </w:r>
       <w:r>
@@ -2029,121 +1879,7 @@
           <w:b w:val="0"/>
           <w:i w:val="0"/>
         </w:rPr>
-        <w:t xml:space="preserve">, where </w:t>
-      </w:r>
-      <w:r>
-        <w:rPr>
-          <w:rFonts w:ascii="Consolas" w:hAnsi="Consolas" w:eastAsia="Consolas"/>
-          <w:b w:val="0"/>
-          <w:sz w:val="19"/>
-        </w:rPr>
-        <w:t>share</w:t>
-      </w:r>
-      <w:r>
-        <w:rPr>
-          <w:b w:val="0"/>
-          <w:i w:val="0"/>
-        </w:rPr>
-        <w:t xml:space="preserve"> is the brand's weight total over the wave's weight total. When a wave's total is 0, </w:t>
-      </w:r>
-      <w:r>
-        <w:rPr>
-          <w:rFonts w:ascii="Consolas" w:hAnsi="Consolas" w:eastAsia="Consolas"/>
-          <w:b w:val="0"/>
-          <w:sz w:val="19"/>
-        </w:rPr>
-        <w:t>share</w:t>
-      </w:r>
-      <w:r>
-        <w:rPr>
-          <w:b w:val="0"/>
-          <w:i w:val="0"/>
-        </w:rPr>
-        <w:t xml:space="preserve"> is null. Sort by </w:t>
-      </w:r>
-      <w:r>
-        <w:rPr>
-          <w:rFonts w:ascii="Consolas" w:hAnsi="Consolas" w:eastAsia="Consolas"/>
-          <w:b w:val="0"/>
-          <w:sz w:val="19"/>
-        </w:rPr>
-        <w:t>wave</w:t>
-      </w:r>
-      <w:r>
-        <w:rPr>
-          <w:b w:val="0"/>
-          <w:i w:val="0"/>
-        </w:rPr>
-        <w:t xml:space="preserve">, then </w:t>
-      </w:r>
-      <w:r>
-        <w:rPr>
-          <w:rFonts w:ascii="Consolas" w:hAnsi="Consolas" w:eastAsia="Consolas"/>
-          <w:b w:val="0"/>
-          <w:sz w:val="19"/>
-        </w:rPr>
-        <w:t>brand</w:t>
-      </w:r>
-      <w:r>
-        <w:rPr>
-          <w:b w:val="0"/>
-          <w:i w:val="0"/>
-        </w:rPr>
-        <w:t>.</w:t>
-      </w:r>
-    </w:p>
-    <w:p>
-      <w:r>
-        <w:rPr>
-          <w:b w:val="0"/>
-          <w:i w:val="0"/>
-        </w:rPr>
-        <w:t>Your code must pass these checks:</w:t>
-      </w:r>
-    </w:p>
-    <w:p>
-      <w:pPr>
-        <w:pStyle w:val="ListBullet"/>
-      </w:pPr>
-      <w:r>
-        <w:rPr>
-          <w:b w:val="0"/>
-          <w:i w:val="0"/>
-        </w:rPr>
-        <w:t>Each brand's share must be its weight over the wave total, one row per wave and brand.</w:t>
-      </w:r>
-    </w:p>
-    <w:p>
-      <w:pPr>
-        <w:pStyle w:val="ListBullet"/>
-      </w:pPr>
-      <w:r>
-        <w:rPr>
-          <w:b w:val="0"/>
-          <w:i w:val="0"/>
-        </w:rPr>
-        <w:t>A wave with zero total weight must give a null share, not NaN or an error.</w:t>
-      </w:r>
-    </w:p>
-    <w:p>
-      <w:pPr>
-        <w:pStyle w:val="ListBullet"/>
-      </w:pPr>
-      <w:r>
-        <w:rPr>
-          <w:b w:val="0"/>
-          <w:i w:val="0"/>
-        </w:rPr>
-        <w:t>Return exactly wave, brand, share, sorted by wave then brand.</w:t>
-      </w:r>
-    </w:p>
-    <w:p>
-      <w:r>
-        <w:rPr>
-          <w:b w:val="0"/>
-          <w:i w:val="0"/>
-        </w:rPr>
-        <w:t>Shape of the answer. The reference solution defines these names. Write the bodies yourself.</w:t>
+        <w:t xml:space="preserve"> column with each brand's weight over its wave's total, then run the lazy plan.</w:t>
       </w:r>
     </w:p>
     <w:tbl>
@@ -2181,7 +1917,7 @@
                 <w:b w:val="0"/>
                 <w:sz w:val="16"/>
               </w:rPr>
-              <w:t># Weighted share of each brand within its wave. Grain: one row per wave and brand.</w:t>
+              <w:t>out = (</w:t>
             </w:r>
           </w:p>
           <w:p>
@@ -2204,7 +1940,53 @@
                 <w:b w:val="0"/>
                 <w:sz w:val="16"/>
               </w:rPr>
-              <w:t>def brand_share(df: pl.DataFrame) -&gt; pl.DataFrame: ...</w:t>
+              <w:t xml:space="preserve">    lf.with_columns(share=pl.col("weight") / pl.col("weight").sum()._____(1)("wave"))</w:t>
+            </w:r>
+          </w:p>
+          <w:p>
+            <w:pPr>
+              <w:spacing w:before="0" w:after="0" w:line="240" w:lineRule="auto"/>
+              <w:ind w:left="567" w:hanging="567"/>
+            </w:pPr>
+            <w:r>
+              <w:rPr>
+                <w:rFonts w:ascii="Consolas" w:hAnsi="Consolas" w:eastAsia="Consolas"/>
+                <w:b w:val="0"/>
+                <w:color w:val="5B6875"/>
+                <w:sz w:val="16"/>
+              </w:rPr>
+              <w:t xml:space="preserve">   3  </w:t>
+            </w:r>
+            <w:r>
+              <w:rPr>
+                <w:rFonts w:ascii="Consolas" w:hAnsi="Consolas" w:eastAsia="Consolas"/>
+                <w:b w:val="0"/>
+                <w:sz w:val="16"/>
+              </w:rPr>
+              <w:t xml:space="preserve">    ._____(2)()</w:t>
+            </w:r>
+          </w:p>
+          <w:p>
+            <w:pPr>
+              <w:spacing w:before="0" w:after="0" w:line="240" w:lineRule="auto"/>
+              <w:ind w:left="567" w:hanging="567"/>
+            </w:pPr>
+            <w:r>
+              <w:rPr>
+                <w:rFonts w:ascii="Consolas" w:hAnsi="Consolas" w:eastAsia="Consolas"/>
+                <w:b w:val="0"/>
+                <w:color w:val="5B6875"/>
+                <w:sz w:val="16"/>
+              </w:rPr>
+              <w:t xml:space="preserve">   4  </w:t>
+            </w:r>
+            <w:r>
+              <w:rPr>
+                <w:rFonts w:ascii="Consolas" w:hAnsi="Consolas" w:eastAsia="Consolas"/>
+                <w:b w:val="0"/>
+                <w:sz w:val="16"/>
+              </w:rPr>
+              <w:t>)</w:t>
             </w:r>
           </w:p>
         </w:tc>
@@ -2212,12 +1994,239 @@
     </w:tbl>
     <w:p/>
     <w:p>
-      <w:r>
-        <w:rPr>
-          <w:b w:val="0"/>
-          <w:i w:val="0"/>
-        </w:rPr>
-        <w:t>Starter code:</w:t>
+      <w:pPr>
+        <w:pStyle w:val="Heading5"/>
+      </w:pPr>
+      <w:r>
+        <w:t>Exercise 4. Write the function (level 3)</w:t>
+      </w:r>
+    </w:p>
+    <w:p>
+      <w:r>
+        <w:rPr>
+          <w:b w:val="0"/>
+          <w:i w:val="0"/>
+        </w:rPr>
+        <w:t xml:space="preserve">Write </w:t>
+      </w:r>
+      <w:r>
+        <w:rPr>
+          <w:rFonts w:ascii="Consolas" w:hAnsi="Consolas" w:eastAsia="Consolas"/>
+          <w:b w:val="0"/>
+          <w:sz w:val="19"/>
+        </w:rPr>
+        <w:t>brand_share(df: pl.DataFrame) -&gt; pl.DataFrame</w:t>
+      </w:r>
+      <w:r>
+        <w:rPr>
+          <w:b w:val="0"/>
+          <w:i w:val="0"/>
+        </w:rPr>
+        <w:t xml:space="preserve">. Input columns: </w:t>
+      </w:r>
+      <w:r>
+        <w:rPr>
+          <w:rFonts w:ascii="Consolas" w:hAnsi="Consolas" w:eastAsia="Consolas"/>
+          <w:b w:val="0"/>
+          <w:sz w:val="19"/>
+        </w:rPr>
+        <w:t>wave</w:t>
+      </w:r>
+      <w:r>
+        <w:rPr>
+          <w:b w:val="0"/>
+          <w:i w:val="0"/>
+        </w:rPr>
+        <w:t xml:space="preserve">, </w:t>
+      </w:r>
+      <w:r>
+        <w:rPr>
+          <w:rFonts w:ascii="Consolas" w:hAnsi="Consolas" w:eastAsia="Consolas"/>
+          <w:b w:val="0"/>
+          <w:sz w:val="19"/>
+        </w:rPr>
+        <w:t>brand</w:t>
+      </w:r>
+      <w:r>
+        <w:rPr>
+          <w:b w:val="0"/>
+          <w:i w:val="0"/>
+        </w:rPr>
+        <w:t xml:space="preserve">, </w:t>
+      </w:r>
+      <w:r>
+        <w:rPr>
+          <w:rFonts w:ascii="Consolas" w:hAnsi="Consolas" w:eastAsia="Consolas"/>
+          <w:b w:val="0"/>
+          <w:sz w:val="19"/>
+        </w:rPr>
+        <w:t>weight</w:t>
+      </w:r>
+      <w:r>
+        <w:rPr>
+          <w:b w:val="0"/>
+          <w:i w:val="0"/>
+        </w:rPr>
+        <w:t xml:space="preserve">. Return one row per wave and brand with columns </w:t>
+      </w:r>
+      <w:r>
+        <w:rPr>
+          <w:rFonts w:ascii="Consolas" w:hAnsi="Consolas" w:eastAsia="Consolas"/>
+          <w:b w:val="0"/>
+          <w:sz w:val="19"/>
+        </w:rPr>
+        <w:t>wave</w:t>
+      </w:r>
+      <w:r>
+        <w:rPr>
+          <w:b w:val="0"/>
+          <w:i w:val="0"/>
+        </w:rPr>
+        <w:t xml:space="preserve">, </w:t>
+      </w:r>
+      <w:r>
+        <w:rPr>
+          <w:rFonts w:ascii="Consolas" w:hAnsi="Consolas" w:eastAsia="Consolas"/>
+          <w:b w:val="0"/>
+          <w:sz w:val="19"/>
+        </w:rPr>
+        <w:t>brand</w:t>
+      </w:r>
+      <w:r>
+        <w:rPr>
+          <w:b w:val="0"/>
+          <w:i w:val="0"/>
+        </w:rPr>
+        <w:t xml:space="preserve">, </w:t>
+      </w:r>
+      <w:r>
+        <w:rPr>
+          <w:rFonts w:ascii="Consolas" w:hAnsi="Consolas" w:eastAsia="Consolas"/>
+          <w:b w:val="0"/>
+          <w:sz w:val="19"/>
+        </w:rPr>
+        <w:t>share</w:t>
+      </w:r>
+      <w:r>
+        <w:rPr>
+          <w:b w:val="0"/>
+          <w:i w:val="0"/>
+        </w:rPr>
+        <w:t xml:space="preserve">, where </w:t>
+      </w:r>
+      <w:r>
+        <w:rPr>
+          <w:rFonts w:ascii="Consolas" w:hAnsi="Consolas" w:eastAsia="Consolas"/>
+          <w:b w:val="0"/>
+          <w:sz w:val="19"/>
+        </w:rPr>
+        <w:t>share</w:t>
+      </w:r>
+      <w:r>
+        <w:rPr>
+          <w:b w:val="0"/>
+          <w:i w:val="0"/>
+        </w:rPr>
+        <w:t xml:space="preserve"> is the brand's weight total over the wave's weight total. When a wave's total is 0, </w:t>
+      </w:r>
+      <w:r>
+        <w:rPr>
+          <w:rFonts w:ascii="Consolas" w:hAnsi="Consolas" w:eastAsia="Consolas"/>
+          <w:b w:val="0"/>
+          <w:sz w:val="19"/>
+        </w:rPr>
+        <w:t>share</w:t>
+      </w:r>
+      <w:r>
+        <w:rPr>
+          <w:b w:val="0"/>
+          <w:i w:val="0"/>
+        </w:rPr>
+        <w:t xml:space="preserve"> is null. Sort by </w:t>
+      </w:r>
+      <w:r>
+        <w:rPr>
+          <w:rFonts w:ascii="Consolas" w:hAnsi="Consolas" w:eastAsia="Consolas"/>
+          <w:b w:val="0"/>
+          <w:sz w:val="19"/>
+        </w:rPr>
+        <w:t>wave</w:t>
+      </w:r>
+      <w:r>
+        <w:rPr>
+          <w:b w:val="0"/>
+          <w:i w:val="0"/>
+        </w:rPr>
+        <w:t xml:space="preserve">, then </w:t>
+      </w:r>
+      <w:r>
+        <w:rPr>
+          <w:rFonts w:ascii="Consolas" w:hAnsi="Consolas" w:eastAsia="Consolas"/>
+          <w:b w:val="0"/>
+          <w:sz w:val="19"/>
+        </w:rPr>
+        <w:t>brand</w:t>
+      </w:r>
+      <w:r>
+        <w:rPr>
+          <w:b w:val="0"/>
+          <w:i w:val="0"/>
+        </w:rPr>
+        <w:t>.</w:t>
+      </w:r>
+    </w:p>
+    <w:p>
+      <w:r>
+        <w:rPr>
+          <w:b w:val="0"/>
+          <w:i w:val="0"/>
+        </w:rPr>
+        <w:t>Your code must pass these checks:</w:t>
+      </w:r>
+    </w:p>
+    <w:p>
+      <w:pPr>
+        <w:pStyle w:val="ListBullet"/>
+      </w:pPr>
+      <w:r>
+        <w:rPr>
+          <w:b w:val="0"/>
+          <w:i w:val="0"/>
+        </w:rPr>
+        <w:t>Each brand's share must be its weight over the wave total, one row per wave and brand.</w:t>
+      </w:r>
+    </w:p>
+    <w:p>
+      <w:pPr>
+        <w:pStyle w:val="ListBullet"/>
+      </w:pPr>
+      <w:r>
+        <w:rPr>
+          <w:b w:val="0"/>
+          <w:i w:val="0"/>
+        </w:rPr>
+        <w:t>A wave with zero total weight must give a null share, not NaN or an error.</w:t>
+      </w:r>
+    </w:p>
+    <w:p>
+      <w:pPr>
+        <w:pStyle w:val="ListBullet"/>
+      </w:pPr>
+      <w:r>
+        <w:rPr>
+          <w:b w:val="0"/>
+          <w:i w:val="0"/>
+        </w:rPr>
+        <w:t>Return exactly wave, brand, share, sorted by wave then brand.</w:t>
+      </w:r>
+    </w:p>
+    <w:p>
+      <w:r>
+        <w:rPr>
+          <w:b w:val="0"/>
+          <w:i w:val="0"/>
+        </w:rPr>
+        <w:t>Shape of the answer. The reference solution defines these names. Write the bodies yourself.</w:t>
       </w:r>
     </w:p>
     <w:tbl>
@@ -2255,7 +2264,7 @@
                 <w:b w:val="0"/>
                 <w:sz w:val="16"/>
               </w:rPr>
-              <w:t>import polars as pl</w:t>
+              <w:t># Weighted share of each brand within its wave. Grain: one row per wave and brand.</w:t>
             </w:r>
           </w:p>
           <w:p>
@@ -2278,76 +2287,7 @@
                 <w:b w:val="0"/>
                 <w:sz w:val="16"/>
               </w:rPr>
-              <w:t xml:space="preserve"> </w:t>
-            </w:r>
-          </w:p>
-          <w:p>
-            <w:pPr>
-              <w:spacing w:before="0" w:after="0" w:line="240" w:lineRule="auto"/>
-              <w:ind w:left="567" w:hanging="567"/>
-            </w:pPr>
-            <w:r>
-              <w:rPr>
-                <w:rFonts w:ascii="Consolas" w:hAnsi="Consolas" w:eastAsia="Consolas"/>
-                <w:b w:val="0"/>
-                <w:color w:val="5B6875"/>
-                <w:sz w:val="16"/>
-              </w:rPr>
-              <w:t xml:space="preserve">   3  </w:t>
-            </w:r>
-            <w:r>
-              <w:rPr>
-                <w:rFonts w:ascii="Consolas" w:hAnsi="Consolas" w:eastAsia="Consolas"/>
-                <w:b w:val="0"/>
-                <w:sz w:val="16"/>
-              </w:rPr>
-              <w:t xml:space="preserve"> </w:t>
-            </w:r>
-          </w:p>
-          <w:p>
-            <w:pPr>
-              <w:spacing w:before="0" w:after="0" w:line="240" w:lineRule="auto"/>
-              <w:ind w:left="567" w:hanging="567"/>
-            </w:pPr>
-            <w:r>
-              <w:rPr>
-                <w:rFonts w:ascii="Consolas" w:hAnsi="Consolas" w:eastAsia="Consolas"/>
-                <w:b w:val="0"/>
-                <w:color w:val="5B6875"/>
-                <w:sz w:val="16"/>
-              </w:rPr>
-              <w:t xml:space="preserve">   4  </w:t>
-            </w:r>
-            <w:r>
-              <w:rPr>
-                <w:rFonts w:ascii="Consolas" w:hAnsi="Consolas" w:eastAsia="Consolas"/>
-                <w:b w:val="0"/>
-                <w:sz w:val="16"/>
-              </w:rPr>
-              <w:t>def brand_share(df):</w:t>
-            </w:r>
-          </w:p>
-          <w:p>
-            <w:pPr>
-              <w:spacing w:before="0" w:after="0" w:line="240" w:lineRule="auto"/>
-              <w:ind w:left="567" w:hanging="567"/>
-            </w:pPr>
-            <w:r>
-              <w:rPr>
-                <w:rFonts w:ascii="Consolas" w:hAnsi="Consolas" w:eastAsia="Consolas"/>
-                <w:b w:val="0"/>
-                <w:color w:val="5B6875"/>
-                <w:sz w:val="16"/>
-              </w:rPr>
-              <w:t xml:space="preserve">   5  </w:t>
-            </w:r>
-            <w:r>
-              <w:rPr>
-                <w:rFonts w:ascii="Consolas" w:hAnsi="Consolas" w:eastAsia="Consolas"/>
-                <w:b w:val="0"/>
-                <w:sz w:val="16"/>
-              </w:rPr>
-              <w:t xml:space="preserve">    ...</w:t>
+              <w:t>def brand_share(df: pl.DataFrame) -&gt; pl.DataFrame: ...</w:t>
             </w:r>
           </w:p>
         </w:tc>
@@ -2355,20 +2295,12 @@
     </w:tbl>
     <w:p/>
     <w:p>
-      <w:pPr>
-        <w:pStyle w:val="Heading5"/>
-      </w:pPr>
-      <w:r>
-        <w:t>Exercise 5. Spot the bug (level 4)</w:t>
-      </w:r>
-    </w:p>
-    <w:p>
-      <w:r>
-        <w:rPr>
-          <w:b w:val="0"/>
-          <w:i w:val="0"/>
-        </w:rPr>
-        <w:t>The mean satisfaction score per region looks too low in regions with many skipped answers. Tap the line with the bug and fix it.</w:t>
+      <w:r>
+        <w:rPr>
+          <w:b w:val="0"/>
+          <w:i w:val="0"/>
+        </w:rPr>
+        <w:t>Starter code:</w:t>
       </w:r>
     </w:p>
     <w:tbl>
@@ -2475,7 +2407,7 @@
                 <w:b w:val="0"/>
                 <w:sz w:val="16"/>
               </w:rPr>
-              <w:t>def mean_score(df: pl.DataFrame) -&gt; pl.DataFrame:</w:t>
+              <w:t>def brand_share(df):</w:t>
             </w:r>
           </w:p>
           <w:p>
@@ -2498,122 +2430,7 @@
                 <w:b w:val="0"/>
                 <w:sz w:val="16"/>
               </w:rPr>
-              <w:t xml:space="preserve">    """Mean score per region among respondents who answered."""</w:t>
-            </w:r>
-          </w:p>
-          <w:p>
-            <w:pPr>
-              <w:spacing w:before="0" w:after="0" w:line="240" w:lineRule="auto"/>
-              <w:ind w:left="567" w:hanging="567"/>
-            </w:pPr>
-            <w:r>
-              <w:rPr>
-                <w:rFonts w:ascii="Consolas" w:hAnsi="Consolas" w:eastAsia="Consolas"/>
-                <w:b w:val="0"/>
-                <w:color w:val="5B6875"/>
-                <w:sz w:val="16"/>
-              </w:rPr>
-              <w:t xml:space="preserve">   6  </w:t>
-            </w:r>
-            <w:r>
-              <w:rPr>
-                <w:rFonts w:ascii="Consolas" w:hAnsi="Consolas" w:eastAsia="Consolas"/>
-                <w:b w:val="0"/>
-                <w:sz w:val="16"/>
-              </w:rPr>
-              <w:t xml:space="preserve">    return (</w:t>
-            </w:r>
-          </w:p>
-          <w:p>
-            <w:pPr>
-              <w:spacing w:before="0" w:after="0" w:line="240" w:lineRule="auto"/>
-              <w:ind w:left="567" w:hanging="567"/>
-            </w:pPr>
-            <w:r>
-              <w:rPr>
-                <w:rFonts w:ascii="Consolas" w:hAnsi="Consolas" w:eastAsia="Consolas"/>
-                <w:b w:val="0"/>
-                <w:color w:val="5B6875"/>
-                <w:sz w:val="16"/>
-              </w:rPr>
-              <w:t xml:space="preserve">   7  </w:t>
-            </w:r>
-            <w:r>
-              <w:rPr>
-                <w:rFonts w:ascii="Consolas" w:hAnsi="Consolas" w:eastAsia="Consolas"/>
-                <w:b w:val="0"/>
-                <w:sz w:val="16"/>
-              </w:rPr>
-              <w:t xml:space="preserve">        df.group_by("region")</w:t>
-            </w:r>
-          </w:p>
-          <w:p>
-            <w:pPr>
-              <w:spacing w:before="0" w:after="0" w:line="240" w:lineRule="auto"/>
-              <w:ind w:left="567" w:hanging="567"/>
-            </w:pPr>
-            <w:r>
-              <w:rPr>
-                <w:rFonts w:ascii="Consolas" w:hAnsi="Consolas" w:eastAsia="Consolas"/>
-                <w:b w:val="0"/>
-                <w:color w:val="5B6875"/>
-                <w:sz w:val="16"/>
-              </w:rPr>
-              <w:t xml:space="preserve">   8  </w:t>
-            </w:r>
-            <w:r>
-              <w:rPr>
-                <w:rFonts w:ascii="Consolas" w:hAnsi="Consolas" w:eastAsia="Consolas"/>
-                <w:b w:val="0"/>
-                <w:sz w:val="16"/>
-              </w:rPr>
-              <w:t xml:space="preserve">        .agg(mean_score=pl.col("score").sum() / pl.len())</w:t>
-            </w:r>
-          </w:p>
-          <w:p>
-            <w:pPr>
-              <w:spacing w:before="0" w:after="0" w:line="240" w:lineRule="auto"/>
-              <w:ind w:left="567" w:hanging="567"/>
-            </w:pPr>
-            <w:r>
-              <w:rPr>
-                <w:rFonts w:ascii="Consolas" w:hAnsi="Consolas" w:eastAsia="Consolas"/>
-                <w:b w:val="0"/>
-                <w:color w:val="5B6875"/>
-                <w:sz w:val="16"/>
-              </w:rPr>
-              <w:t xml:space="preserve">   9  </w:t>
-            </w:r>
-            <w:r>
-              <w:rPr>
-                <w:rFonts w:ascii="Consolas" w:hAnsi="Consolas" w:eastAsia="Consolas"/>
-                <w:b w:val="0"/>
-                <w:sz w:val="16"/>
-              </w:rPr>
-              <w:t xml:space="preserve">        .sort("region")</w:t>
-            </w:r>
-          </w:p>
-          <w:p>
-            <w:pPr>
-              <w:spacing w:before="0" w:after="0" w:line="240" w:lineRule="auto"/>
-              <w:ind w:left="567" w:hanging="567"/>
-            </w:pPr>
-            <w:r>
-              <w:rPr>
-                <w:rFonts w:ascii="Consolas" w:hAnsi="Consolas" w:eastAsia="Consolas"/>
-                <w:b w:val="0"/>
-                <w:color w:val="5B6875"/>
-                <w:sz w:val="16"/>
-              </w:rPr>
-              <w:t xml:space="preserve">  10  </w:t>
-            </w:r>
-            <w:r>
-              <w:rPr>
-                <w:rFonts w:ascii="Consolas" w:hAnsi="Consolas" w:eastAsia="Consolas"/>
-                <w:b w:val="0"/>
-                <w:sz w:val="16"/>
-              </w:rPr>
-              <w:t xml:space="preserve">    )</w:t>
+              <w:t xml:space="preserve">    ...</w:t>
             </w:r>
           </w:p>
         </w:tc>
@@ -2621,76 +2438,20 @@
     </w:tbl>
     <w:p/>
     <w:p>
-      <w:r>
-        <w:rPr>
-          <w:b w:val="0"/>
-          <w:i/>
-        </w:rPr>
-        <w:t>Write down the line number of the bug. Then write the fix.</w:t>
+      <w:pPr>
+        <w:pStyle w:val="Heading5"/>
+      </w:pPr>
+      <w:r>
+        <w:t>Exercise 5. Spot the bug (level 4)</w:t>
       </w:r>
     </w:p>
     <w:p>
-      <w:pPr>
-        <w:pStyle w:val="Heading4"/>
-      </w:pPr>
-      <w:r>
-        <w:t>Sources</w:t>
-      </w:r>
-    </w:p>
-    <w:p>
-      <w:pPr>
-        <w:pStyle w:val="ListBullet"/>
-      </w:pPr>
-      <w:r>
-        <w:rPr>
-          <w:b w:val="0"/>
-          <w:i w:val="0"/>
-        </w:rPr>
-        <w:t>Polars sum() of a group with only nulls returns 0. (verified: Run on Polars 1.33.1 and 1.44.2 in this repository.)</w:t>
-      </w:r>
-    </w:p>
-    <w:p>
-      <w:pPr>
-        <w:pStyle w:val="ListBullet"/>
-      </w:pPr>
-      <w:r>
-        <w:rPr>
-          <w:b w:val="0"/>
-          <w:i w:val="0"/>
-        </w:rPr>
-        <w:t>LazyFrame optimisation pushes filters and column selection down to the scan. (verified: Polars user guide, lazy API and optimisations; plan checked with explain() on Polars 1.33.1.)</w:t>
-      </w:r>
-    </w:p>
-    <w:p>
-      <w:pPr>
-        <w:pStyle w:val="Heading3"/>
-      </w:pPr>
-      <w:r>
-        <w:t>B4-L2 DuckDB, SQL over files and DataFrames</w:t>
-      </w:r>
-    </w:p>
-    <w:p>
-      <w:pPr>
-        <w:pStyle w:val="Heading4"/>
-      </w:pPr>
-      <w:r>
-        <w:t>Concept</w:t>
-      </w:r>
-    </w:p>
-    <w:p>
-      <w:r>
-        <w:rPr>
-          <w:b/>
-          <w:i w:val="0"/>
-        </w:rPr>
-        <w:t>DuckDB</w:t>
-      </w:r>
-      <w:r>
-        <w:rPr>
-          <w:b w:val="0"/>
-          <w:i w:val="0"/>
-        </w:rPr>
-        <w:t xml:space="preserve"> is an analytical SQL database that runs inside your Python process. There is no server to install. It reads Parquet, CSV and JSON files directly, and it queries pandas and Polars DataFrames that are in scope.</w:t>
+      <w:r>
+        <w:rPr>
+          <w:b w:val="0"/>
+          <w:i w:val="0"/>
+        </w:rPr>
+        <w:t>The mean satisfaction score per region looks too low in regions with many skipped answers. Tap the line with the bug and fix it.</w:t>
       </w:r>
     </w:p>
     <w:tbl>
@@ -2728,7 +2489,7 @@
                 <w:b w:val="0"/>
                 <w:sz w:val="16"/>
               </w:rPr>
-              <w:t>import duckdb</w:t>
+              <w:t>import polars as pl</w:t>
             </w:r>
           </w:p>
           <w:p>
@@ -2774,7 +2535,7 @@
                 <w:b w:val="0"/>
                 <w:sz w:val="16"/>
               </w:rPr>
-              <w:t>con = duckdb.connect()   # in-memory database</w:t>
+              <w:t xml:space="preserve"> </w:t>
             </w:r>
           </w:p>
           <w:p>
@@ -2797,7 +2558,7 @@
                 <w:b w:val="0"/>
                 <w:sz w:val="16"/>
               </w:rPr>
-              <w:t>rel = con.sql("""</w:t>
+              <w:t>def mean_score(df: pl.DataFrame) -&gt; pl.DataFrame:</w:t>
             </w:r>
           </w:p>
           <w:p>
@@ -2820,7 +2581,7 @@
                 <w:b w:val="0"/>
                 <w:sz w:val="16"/>
               </w:rPr>
-              <w:t xml:space="preserve">    SELECT wave, brand, sum(weight) AS total</w:t>
+              <w:t xml:space="preserve">    """Mean score per region among respondents who answered."""</w:t>
             </w:r>
           </w:p>
           <w:p>
@@ -2843,7 +2604,7 @@
                 <w:b w:val="0"/>
                 <w:sz w:val="16"/>
               </w:rPr>
-              <w:t xml:space="preserve">    FROM read_parquet('extracts/*.parquet')</w:t>
+              <w:t xml:space="preserve">    return (</w:t>
             </w:r>
           </w:p>
           <w:p>
@@ -2866,7 +2627,7 @@
                 <w:b w:val="0"/>
                 <w:sz w:val="16"/>
               </w:rPr>
-              <w:t xml:space="preserve">    GROUP BY wave, brand</w:t>
+              <w:t xml:space="preserve">        df.group_by("region")</w:t>
             </w:r>
           </w:p>
           <w:p>
@@ -2889,7 +2650,7 @@
                 <w:b w:val="0"/>
                 <w:sz w:val="16"/>
               </w:rPr>
-              <w:t>""")</w:t>
+              <w:t xml:space="preserve">        .agg(mean_score=pl.col("score").sum() / pl.len())</w:t>
             </w:r>
           </w:p>
           <w:p>
@@ -2912,7 +2673,30 @@
                 <w:b w:val="0"/>
                 <w:sz w:val="16"/>
               </w:rPr>
-              <w:t>df = rel.df()    # pandas; .pl() for Polars, .fetchall() for tuples</w:t>
+              <w:t xml:space="preserve">        .sort("region")</w:t>
+            </w:r>
+          </w:p>
+          <w:p>
+            <w:pPr>
+              <w:spacing w:before="0" w:after="0" w:line="240" w:lineRule="auto"/>
+              <w:ind w:left="567" w:hanging="567"/>
+            </w:pPr>
+            <w:r>
+              <w:rPr>
+                <w:rFonts w:ascii="Consolas" w:hAnsi="Consolas" w:eastAsia="Consolas"/>
+                <w:b w:val="0"/>
+                <w:color w:val="5B6875"/>
+                <w:sz w:val="16"/>
+              </w:rPr>
+              <w:t xml:space="preserve">  10  </w:t>
+            </w:r>
+            <w:r>
+              <w:rPr>
+                <w:rFonts w:ascii="Consolas" w:hAnsi="Consolas" w:eastAsia="Consolas"/>
+                <w:b w:val="0"/>
+                <w:sz w:val="16"/>
+              </w:rPr>
+              <w:t xml:space="preserve">    )</w:t>
             </w:r>
           </w:p>
         </w:tc>
@@ -2920,30 +2704,20 @@
     </w:tbl>
     <w:p/>
     <w:p>
+      <w:r>
+        <w:rPr>
+          <w:b w:val="0"/>
+          <w:i/>
+        </w:rPr>
+        <w:t>Write down the line number of the bug. Then write the fix.</w:t>
+      </w:r>
+    </w:p>
+    <w:p>
       <w:pPr>
-        <w:pStyle w:val="ListBullet"/>
+        <w:pStyle w:val="Heading4"/>
       </w:pPr>
       <w:r>
-        <w:rPr>
-          <w:b w:val="0"/>
-          <w:i w:val="0"/>
-        </w:rPr>
-        <w:t xml:space="preserve">A glob such as </w:t>
-      </w:r>
-      <w:r>
-        <w:rPr>
-          <w:rFonts w:ascii="Consolas" w:hAnsi="Consolas" w:eastAsia="Consolas"/>
-          <w:b w:val="0"/>
-          <w:sz w:val="19"/>
-        </w:rPr>
-        <w:t>'extracts/*.parquet'</w:t>
-      </w:r>
-      <w:r>
-        <w:rPr>
-          <w:b w:val="0"/>
-          <w:i w:val="0"/>
-        </w:rPr>
-        <w:t xml:space="preserve"> reads many files as one table. Filters and column lists are pushed down to the reader, as in Polars lazy mode.</w:t>
+        <w:t>Sources</w:t>
       </w:r>
     </w:p>
     <w:p>
@@ -2952,48 +2726,10 @@
       </w:pPr>
       <w:r>
         <w:rPr>
-          <w:rFonts w:ascii="Consolas" w:hAnsi="Consolas" w:eastAsia="Consolas"/>
-          <w:b w:val="0"/>
-          <w:sz w:val="19"/>
-        </w:rPr>
-        <w:t>FROM responses</w:t>
-      </w:r>
-      <w:r>
-        <w:rPr>
-          <w:b w:val="0"/>
-          <w:i w:val="0"/>
-        </w:rPr>
-        <w:t xml:space="preserve"> finds a DataFrame variable named </w:t>
-      </w:r>
-      <w:r>
-        <w:rPr>
-          <w:rFonts w:ascii="Consolas" w:hAnsi="Consolas" w:eastAsia="Consolas"/>
-          <w:b w:val="0"/>
-          <w:sz w:val="19"/>
-        </w:rPr>
-        <w:t>responses</w:t>
-      </w:r>
-      <w:r>
-        <w:rPr>
-          <w:b w:val="0"/>
-          <w:i w:val="0"/>
-        </w:rPr>
-        <w:t xml:space="preserve"> in the calling scope. </w:t>
-      </w:r>
-      <w:r>
-        <w:rPr>
-          <w:rFonts w:ascii="Consolas" w:hAnsi="Consolas" w:eastAsia="Consolas"/>
-          <w:b w:val="0"/>
-          <w:sz w:val="19"/>
-        </w:rPr>
-        <w:t>con.register("responses", df)</w:t>
-      </w:r>
-      <w:r>
-        <w:rPr>
-          <w:b w:val="0"/>
-          <w:i w:val="0"/>
-        </w:rPr>
-        <w:t xml:space="preserve"> names it explicitly, which is clearer inside functions.</w:t>
+          <w:b w:val="0"/>
+          <w:i w:val="0"/>
+        </w:rPr>
+        <w:t>Polars sum() of a group with only nulls returns 0. (verified: Run on Polars 1.33.1 and 1.44.2 in this repository.)</w:t>
       </w:r>
     </w:p>
     <w:p>
@@ -3005,76 +2741,39 @@
           <w:b w:val="0"/>
           <w:i w:val="0"/>
         </w:rPr>
-        <w:t xml:space="preserve">Results come back as a relation. Nothing is materialised until you call </w:t>
-      </w:r>
-      <w:r>
-        <w:rPr>
-          <w:rFonts w:ascii="Consolas" w:hAnsi="Consolas" w:eastAsia="Consolas"/>
-          <w:b w:val="0"/>
-          <w:sz w:val="19"/>
-        </w:rPr>
-        <w:t>.df()</w:t>
-      </w:r>
-      <w:r>
-        <w:rPr>
-          <w:b w:val="0"/>
-          <w:i w:val="0"/>
-        </w:rPr>
-        <w:t xml:space="preserve">, </w:t>
-      </w:r>
-      <w:r>
-        <w:rPr>
-          <w:rFonts w:ascii="Consolas" w:hAnsi="Consolas" w:eastAsia="Consolas"/>
-          <w:b w:val="0"/>
-          <w:sz w:val="19"/>
-        </w:rPr>
-        <w:t>.pl()</w:t>
-      </w:r>
-      <w:r>
-        <w:rPr>
-          <w:b w:val="0"/>
-          <w:i w:val="0"/>
-        </w:rPr>
-        <w:t xml:space="preserve">, </w:t>
-      </w:r>
-      <w:r>
-        <w:rPr>
-          <w:rFonts w:ascii="Consolas" w:hAnsi="Consolas" w:eastAsia="Consolas"/>
-          <w:b w:val="0"/>
-          <w:sz w:val="19"/>
-        </w:rPr>
-        <w:t>.fetchall()</w:t>
-      </w:r>
-      <w:r>
-        <w:rPr>
-          <w:b w:val="0"/>
-          <w:i w:val="0"/>
-        </w:rPr>
-        <w:t xml:space="preserve"> or </w:t>
-      </w:r>
-      <w:r>
-        <w:rPr>
-          <w:rFonts w:ascii="Consolas" w:hAnsi="Consolas" w:eastAsia="Consolas"/>
-          <w:b w:val="0"/>
-          <w:sz w:val="19"/>
-        </w:rPr>
-        <w:t>.fetchone()</w:t>
-      </w:r>
-      <w:r>
-        <w:rPr>
-          <w:b w:val="0"/>
-          <w:i w:val="0"/>
-        </w:rPr>
-        <w:t>.</w:t>
+        <w:t>LazyFrame optimisation pushes filters and column selection down to the scan. (verified: Polars user guide, lazy API and optimisations; plan checked with explain() on Polars 1.33.1.)</w:t>
       </w:r>
     </w:p>
     <w:p>
+      <w:pPr>
+        <w:pStyle w:val="Heading3"/>
+      </w:pPr>
+      <w:r>
+        <w:t>B4-L2 DuckDB, SQL over files and DataFrames</w:t>
+      </w:r>
+    </w:p>
+    <w:p>
+      <w:pPr>
+        <w:pStyle w:val="Heading4"/>
+      </w:pPr>
+      <w:r>
+        <w:t>Concept</w:t>
+      </w:r>
+    </w:p>
+    <w:p>
       <w:r>
         <w:rPr>
           <w:b/>
           <w:i w:val="0"/>
         </w:rPr>
-        <w:t>Pass values as parameters, never with f-strings.</w:t>
+        <w:t>DuckDB</w:t>
+      </w:r>
+      <w:r>
+        <w:rPr>
+          <w:b w:val="0"/>
+          <w:i w:val="0"/>
+        </w:rPr>
+        <w:t xml:space="preserve"> is an analytical SQL database that runs inside your Python process. There is no server to install. It reads Parquet, CSV and JSON files directly, and it queries pandas and Polars DataFrames that are in scope.</w:t>
       </w:r>
     </w:p>
     <w:tbl>
@@ -3112,7 +2811,191 @@
                 <w:b w:val="0"/>
                 <w:sz w:val="16"/>
               </w:rPr>
-              <w:t>con.execute("SELECT count(*) FROM responses WHERE wave = ?", [wave])</w:t>
+              <w:t>import duckdb</w:t>
+            </w:r>
+          </w:p>
+          <w:p>
+            <w:pPr>
+              <w:spacing w:before="0" w:after="0" w:line="240" w:lineRule="auto"/>
+              <w:ind w:left="567" w:hanging="567"/>
+            </w:pPr>
+            <w:r>
+              <w:rPr>
+                <w:rFonts w:ascii="Consolas" w:hAnsi="Consolas" w:eastAsia="Consolas"/>
+                <w:b w:val="0"/>
+                <w:color w:val="5B6875"/>
+                <w:sz w:val="16"/>
+              </w:rPr>
+              <w:t xml:space="preserve">   2  </w:t>
+            </w:r>
+            <w:r>
+              <w:rPr>
+                <w:rFonts w:ascii="Consolas" w:hAnsi="Consolas" w:eastAsia="Consolas"/>
+                <w:b w:val="0"/>
+                <w:sz w:val="16"/>
+              </w:rPr>
+              <w:t xml:space="preserve"> </w:t>
+            </w:r>
+          </w:p>
+          <w:p>
+            <w:pPr>
+              <w:spacing w:before="0" w:after="0" w:line="240" w:lineRule="auto"/>
+              <w:ind w:left="567" w:hanging="567"/>
+            </w:pPr>
+            <w:r>
+              <w:rPr>
+                <w:rFonts w:ascii="Consolas" w:hAnsi="Consolas" w:eastAsia="Consolas"/>
+                <w:b w:val="0"/>
+                <w:color w:val="5B6875"/>
+                <w:sz w:val="16"/>
+              </w:rPr>
+              <w:t xml:space="preserve">   3  </w:t>
+            </w:r>
+            <w:r>
+              <w:rPr>
+                <w:rFonts w:ascii="Consolas" w:hAnsi="Consolas" w:eastAsia="Consolas"/>
+                <w:b w:val="0"/>
+                <w:sz w:val="16"/>
+              </w:rPr>
+              <w:t>con = duckdb.connect()   # in-memory database</w:t>
+            </w:r>
+          </w:p>
+          <w:p>
+            <w:pPr>
+              <w:spacing w:before="0" w:after="0" w:line="240" w:lineRule="auto"/>
+              <w:ind w:left="567" w:hanging="567"/>
+            </w:pPr>
+            <w:r>
+              <w:rPr>
+                <w:rFonts w:ascii="Consolas" w:hAnsi="Consolas" w:eastAsia="Consolas"/>
+                <w:b w:val="0"/>
+                <w:color w:val="5B6875"/>
+                <w:sz w:val="16"/>
+              </w:rPr>
+              <w:t xml:space="preserve">   4  </w:t>
+            </w:r>
+            <w:r>
+              <w:rPr>
+                <w:rFonts w:ascii="Consolas" w:hAnsi="Consolas" w:eastAsia="Consolas"/>
+                <w:b w:val="0"/>
+                <w:sz w:val="16"/>
+              </w:rPr>
+              <w:t>rel = con.sql("""</w:t>
+            </w:r>
+          </w:p>
+          <w:p>
+            <w:pPr>
+              <w:spacing w:before="0" w:after="0" w:line="240" w:lineRule="auto"/>
+              <w:ind w:left="567" w:hanging="567"/>
+            </w:pPr>
+            <w:r>
+              <w:rPr>
+                <w:rFonts w:ascii="Consolas" w:hAnsi="Consolas" w:eastAsia="Consolas"/>
+                <w:b w:val="0"/>
+                <w:color w:val="5B6875"/>
+                <w:sz w:val="16"/>
+              </w:rPr>
+              <w:t xml:space="preserve">   5  </w:t>
+            </w:r>
+            <w:r>
+              <w:rPr>
+                <w:rFonts w:ascii="Consolas" w:hAnsi="Consolas" w:eastAsia="Consolas"/>
+                <w:b w:val="0"/>
+                <w:sz w:val="16"/>
+              </w:rPr>
+              <w:t xml:space="preserve">    SELECT wave, brand, sum(weight) AS total</w:t>
+            </w:r>
+          </w:p>
+          <w:p>
+            <w:pPr>
+              <w:spacing w:before="0" w:after="0" w:line="240" w:lineRule="auto"/>
+              <w:ind w:left="567" w:hanging="567"/>
+            </w:pPr>
+            <w:r>
+              <w:rPr>
+                <w:rFonts w:ascii="Consolas" w:hAnsi="Consolas" w:eastAsia="Consolas"/>
+                <w:b w:val="0"/>
+                <w:color w:val="5B6875"/>
+                <w:sz w:val="16"/>
+              </w:rPr>
+              <w:t xml:space="preserve">   6  </w:t>
+            </w:r>
+            <w:r>
+              <w:rPr>
+                <w:rFonts w:ascii="Consolas" w:hAnsi="Consolas" w:eastAsia="Consolas"/>
+                <w:b w:val="0"/>
+                <w:sz w:val="16"/>
+              </w:rPr>
+              <w:t xml:space="preserve">    FROM read_parquet('extracts/*.parquet')</w:t>
+            </w:r>
+          </w:p>
+          <w:p>
+            <w:pPr>
+              <w:spacing w:before="0" w:after="0" w:line="240" w:lineRule="auto"/>
+              <w:ind w:left="567" w:hanging="567"/>
+            </w:pPr>
+            <w:r>
+              <w:rPr>
+                <w:rFonts w:ascii="Consolas" w:hAnsi="Consolas" w:eastAsia="Consolas"/>
+                <w:b w:val="0"/>
+                <w:color w:val="5B6875"/>
+                <w:sz w:val="16"/>
+              </w:rPr>
+              <w:t xml:space="preserve">   7  </w:t>
+            </w:r>
+            <w:r>
+              <w:rPr>
+                <w:rFonts w:ascii="Consolas" w:hAnsi="Consolas" w:eastAsia="Consolas"/>
+                <w:b w:val="0"/>
+                <w:sz w:val="16"/>
+              </w:rPr>
+              <w:t xml:space="preserve">    GROUP BY wave, brand</w:t>
+            </w:r>
+          </w:p>
+          <w:p>
+            <w:pPr>
+              <w:spacing w:before="0" w:after="0" w:line="240" w:lineRule="auto"/>
+              <w:ind w:left="567" w:hanging="567"/>
+            </w:pPr>
+            <w:r>
+              <w:rPr>
+                <w:rFonts w:ascii="Consolas" w:hAnsi="Consolas" w:eastAsia="Consolas"/>
+                <w:b w:val="0"/>
+                <w:color w:val="5B6875"/>
+                <w:sz w:val="16"/>
+              </w:rPr>
+              <w:t xml:space="preserve">   8  </w:t>
+            </w:r>
+            <w:r>
+              <w:rPr>
+                <w:rFonts w:ascii="Consolas" w:hAnsi="Consolas" w:eastAsia="Consolas"/>
+                <w:b w:val="0"/>
+                <w:sz w:val="16"/>
+              </w:rPr>
+              <w:t>""")</w:t>
+            </w:r>
+          </w:p>
+          <w:p>
+            <w:pPr>
+              <w:spacing w:before="0" w:after="0" w:line="240" w:lineRule="auto"/>
+              <w:ind w:left="567" w:hanging="567"/>
+            </w:pPr>
+            <w:r>
+              <w:rPr>
+                <w:rFonts w:ascii="Consolas" w:hAnsi="Consolas" w:eastAsia="Consolas"/>
+                <w:b w:val="0"/>
+                <w:color w:val="5B6875"/>
+                <w:sz w:val="16"/>
+              </w:rPr>
+              <w:t xml:space="preserve">   9  </w:t>
+            </w:r>
+            <w:r>
+              <w:rPr>
+                <w:rFonts w:ascii="Consolas" w:hAnsi="Consolas" w:eastAsia="Consolas"/>
+                <w:b w:val="0"/>
+                <w:sz w:val="16"/>
+              </w:rPr>
+              <w:t>df = rel.df()    # pandas; .pl() for Polars, .fetchall() for tuples</w:t>
             </w:r>
           </w:p>
         </w:tc>
@@ -3120,12 +3003,15 @@
     </w:tbl>
     <w:p/>
     <w:p>
-      <w:r>
-        <w:rPr>
-          <w:b w:val="0"/>
-          <w:i w:val="0"/>
-        </w:rPr>
-        <w:t xml:space="preserve">With </w:t>
+      <w:pPr>
+        <w:pStyle w:val="ListBullet"/>
+      </w:pPr>
+      <w:r>
+        <w:rPr>
+          <w:b w:val="0"/>
+          <w:i w:val="0"/>
+        </w:rPr>
+        <w:t xml:space="preserve">A glob such as </w:t>
       </w:r>
       <w:r>
         <w:rPr>
@@ -3133,130 +3019,34 @@
           <w:b w:val="0"/>
           <w:sz w:val="19"/>
         </w:rPr>
-        <w:t>f"... WHERE wave = '{wave}'"</w:t>
-      </w:r>
-      <w:r>
-        <w:rPr>
-          <w:b w:val="0"/>
-          <w:i w:val="0"/>
-        </w:rPr>
-        <w:t xml:space="preserve">, a value that holds a quote changes the query. In this course's own test, the input </w:t>
-      </w:r>
-      <w:r>
-        <w:rPr>
-          <w:rFonts w:ascii="Consolas" w:hAnsi="Consolas" w:eastAsia="Consolas"/>
-          <w:b w:val="0"/>
-          <w:sz w:val="19"/>
-        </w:rPr>
-        <w:t>w1' or '1'='1</w:t>
-      </w:r>
-      <w:r>
-        <w:rPr>
-          <w:b w:val="0"/>
-          <w:i w:val="0"/>
-        </w:rPr>
-        <w:t xml:space="preserve"> turned a filter for one wave into a count of every row. A </w:t>
-      </w:r>
-      <w:r>
-        <w:rPr>
-          <w:rFonts w:ascii="Consolas" w:hAnsi="Consolas" w:eastAsia="Consolas"/>
-          <w:b w:val="0"/>
-          <w:sz w:val="19"/>
-        </w:rPr>
-        <w:t>?</w:t>
-      </w:r>
-      <w:r>
-        <w:rPr>
-          <w:b w:val="0"/>
-          <w:i w:val="0"/>
-        </w:rPr>
-        <w:t xml:space="preserve"> placeholder (or </w:t>
-      </w:r>
-      <w:r>
-        <w:rPr>
-          <w:rFonts w:ascii="Consolas" w:hAnsi="Consolas" w:eastAsia="Consolas"/>
-          <w:b w:val="0"/>
-          <w:sz w:val="19"/>
-        </w:rPr>
-        <w:t>$name</w:t>
-      </w:r>
-      <w:r>
-        <w:rPr>
-          <w:b w:val="0"/>
-          <w:i w:val="0"/>
-        </w:rPr>
-        <w:t xml:space="preserve"> with a dict) sends the value as data, so quotes cannot change the SQL. File paths and table names cannot be parameters. Check those against a list of allowed values.</w:t>
-      </w:r>
-    </w:p>
-    <w:p>
-      <w:r>
-        <w:rPr>
-          <w:b w:val="0"/>
-          <w:i w:val="0"/>
-        </w:rPr>
-        <w:t xml:space="preserve">Create the connection at the edge of your program and pass </w:t>
-      </w:r>
-      <w:r>
-        <w:rPr>
-          <w:rFonts w:ascii="Consolas" w:hAnsi="Consolas" w:eastAsia="Consolas"/>
-          <w:b w:val="0"/>
-          <w:sz w:val="19"/>
-        </w:rPr>
-        <w:t>con</w:t>
-      </w:r>
-      <w:r>
-        <w:rPr>
-          <w:b w:val="0"/>
-          <w:i w:val="0"/>
-        </w:rPr>
-        <w:t xml:space="preserve"> to functions. The module-level </w:t>
-      </w:r>
-      <w:r>
-        <w:rPr>
-          <w:rFonts w:ascii="Consolas" w:hAnsi="Consolas" w:eastAsia="Consolas"/>
-          <w:b w:val="0"/>
-          <w:sz w:val="19"/>
-        </w:rPr>
-        <w:t>duckdb.sql()</w:t>
-      </w:r>
-      <w:r>
-        <w:rPr>
-          <w:b w:val="0"/>
-          <w:i w:val="0"/>
-        </w:rPr>
-        <w:t xml:space="preserve"> uses one shared default connection, a global that tests cannot replace.</w:t>
+        <w:t>'extracts/*.parquet'</w:t>
+      </w:r>
+      <w:r>
+        <w:rPr>
+          <w:b w:val="0"/>
+          <w:i w:val="0"/>
+        </w:rPr>
+        <w:t xml:space="preserve"> reads many files as one table. Filters and column lists are pushed down to the reader, as in Polars lazy mode.</w:t>
       </w:r>
     </w:p>
     <w:p>
       <w:pPr>
-        <w:pStyle w:val="Heading4"/>
+        <w:pStyle w:val="ListBullet"/>
       </w:pPr>
       <w:r>
-        <w:t>Why it matters</w:t>
-      </w:r>
-    </w:p>
-    <w:p>
-      <w:r>
-        <w:rPr>
-          <w:b w:val="0"/>
-          <w:i w:val="0"/>
-        </w:rPr>
-        <w:t xml:space="preserve">A dashboard helper built its filter with </w:t>
-      </w:r>
-      <w:r>
         <w:rPr>
           <w:rFonts w:ascii="Consolas" w:hAnsi="Consolas" w:eastAsia="Consolas"/>
           <w:b w:val="0"/>
           <w:sz w:val="19"/>
         </w:rPr>
-        <w:t>f"WHERE region = '{region}'"</w:t>
-      </w:r>
-      <w:r>
-        <w:rPr>
-          <w:b w:val="0"/>
-          <w:i w:val="0"/>
-        </w:rPr>
-        <w:t xml:space="preserve">. The region list came from a client file. One entry was </w:t>
+        <w:t>FROM responses</w:t>
+      </w:r>
+      <w:r>
+        <w:rPr>
+          <w:b w:val="0"/>
+          <w:i w:val="0"/>
+        </w:rPr>
+        <w:t xml:space="preserve"> finds a DataFrame variable named </w:t>
       </w:r>
       <w:r>
         <w:rPr>
@@ -3264,54 +3054,110 @@
           <w:b w:val="0"/>
           <w:sz w:val="19"/>
         </w:rPr>
-        <w:t>Hawke's Bay</w:t>
-      </w:r>
-      <w:r>
-        <w:rPr>
-          <w:b w:val="0"/>
-          <w:i w:val="0"/>
-        </w:rPr>
-        <w:t>. The apostrophe broke the SQL, and the job failed at 06:00 before the client's morning meeting. A second entry with a crafted value could have read other clients' rows.</w:t>
-      </w:r>
-    </w:p>
-    <w:p>
+        <w:t>responses</w:t>
+      </w:r>
+      <w:r>
+        <w:rPr>
+          <w:b w:val="0"/>
+          <w:i w:val="0"/>
+        </w:rPr>
+        <w:t xml:space="preserve"> in the calling scope. </w:t>
+      </w:r>
       <w:r>
         <w:rPr>
           <w:rFonts w:ascii="Consolas" w:hAnsi="Consolas" w:eastAsia="Consolas"/>
           <w:b w:val="0"/>
           <w:sz w:val="19"/>
         </w:rPr>
-        <w:t>con.execute("... WHERE region = ?", [region])</w:t>
-      </w:r>
-      <w:r>
-        <w:rPr>
-          <w:b w:val="0"/>
-          <w:i w:val="0"/>
-        </w:rPr>
-        <w:t xml:space="preserve"> handles </w:t>
-      </w:r>
-      <w:r>
-        <w:rPr>
-          <w:rFonts w:ascii="Consolas" w:hAnsi="Consolas" w:eastAsia="Consolas"/>
-          <w:b w:val="0"/>
-          <w:sz w:val="19"/>
-        </w:rPr>
-        <w:t>Hawke's Bay</w:t>
-      </w:r>
-      <w:r>
-        <w:rPr>
-          <w:b w:val="0"/>
-          <w:i w:val="0"/>
-        </w:rPr>
-        <w:t xml:space="preserve"> as a plain string.</w:t>
+        <w:t>con.register("responses", df)</w:t>
+      </w:r>
+      <w:r>
+        <w:rPr>
+          <w:b w:val="0"/>
+          <w:i w:val="0"/>
+        </w:rPr>
+        <w:t xml:space="preserve"> names it explicitly, which is clearer inside functions.</w:t>
       </w:r>
     </w:p>
     <w:p>
       <w:pPr>
-        <w:pStyle w:val="Heading4"/>
+        <w:pStyle w:val="ListBullet"/>
       </w:pPr>
       <w:r>
-        <w:t>Worked example: weak code</w:t>
+        <w:rPr>
+          <w:b w:val="0"/>
+          <w:i w:val="0"/>
+        </w:rPr>
+        <w:t xml:space="preserve">Results come back as a relation. Nothing is materialised until you call </w:t>
+      </w:r>
+      <w:r>
+        <w:rPr>
+          <w:rFonts w:ascii="Consolas" w:hAnsi="Consolas" w:eastAsia="Consolas"/>
+          <w:b w:val="0"/>
+          <w:sz w:val="19"/>
+        </w:rPr>
+        <w:t>.df()</w:t>
+      </w:r>
+      <w:r>
+        <w:rPr>
+          <w:b w:val="0"/>
+          <w:i w:val="0"/>
+        </w:rPr>
+        <w:t xml:space="preserve">, </w:t>
+      </w:r>
+      <w:r>
+        <w:rPr>
+          <w:rFonts w:ascii="Consolas" w:hAnsi="Consolas" w:eastAsia="Consolas"/>
+          <w:b w:val="0"/>
+          <w:sz w:val="19"/>
+        </w:rPr>
+        <w:t>.pl()</w:t>
+      </w:r>
+      <w:r>
+        <w:rPr>
+          <w:b w:val="0"/>
+          <w:i w:val="0"/>
+        </w:rPr>
+        <w:t xml:space="preserve">, </w:t>
+      </w:r>
+      <w:r>
+        <w:rPr>
+          <w:rFonts w:ascii="Consolas" w:hAnsi="Consolas" w:eastAsia="Consolas"/>
+          <w:b w:val="0"/>
+          <w:sz w:val="19"/>
+        </w:rPr>
+        <w:t>.fetchall()</w:t>
+      </w:r>
+      <w:r>
+        <w:rPr>
+          <w:b w:val="0"/>
+          <w:i w:val="0"/>
+        </w:rPr>
+        <w:t xml:space="preserve"> or </w:t>
+      </w:r>
+      <w:r>
+        <w:rPr>
+          <w:rFonts w:ascii="Consolas" w:hAnsi="Consolas" w:eastAsia="Consolas"/>
+          <w:b w:val="0"/>
+          <w:sz w:val="19"/>
+        </w:rPr>
+        <w:t>.fetchone()</w:t>
+      </w:r>
+      <w:r>
+        <w:rPr>
+          <w:b w:val="0"/>
+          <w:i w:val="0"/>
+        </w:rPr>
+        <w:t>.</w:t>
+      </w:r>
+    </w:p>
+    <w:p>
+      <w:r>
+        <w:rPr>
+          <w:b/>
+          <w:i w:val="0"/>
+        </w:rPr>
+        <w:t>Pass values as parameters, never with f-strings.</w:t>
       </w:r>
     </w:p>
     <w:tbl>
@@ -3349,161 +3195,119 @@
                 <w:b w:val="0"/>
                 <w:sz w:val="16"/>
               </w:rPr>
-              <w:t>import duckdb</w:t>
-            </w:r>
-          </w:p>
-          <w:p>
-            <w:pPr>
-              <w:spacing w:before="0" w:after="0" w:line="240" w:lineRule="auto"/>
-              <w:ind w:left="567" w:hanging="567"/>
-            </w:pPr>
-            <w:r>
-              <w:rPr>
-                <w:rFonts w:ascii="Consolas" w:hAnsi="Consolas" w:eastAsia="Consolas"/>
-                <w:b w:val="0"/>
-                <w:color w:val="5B6875"/>
-                <w:sz w:val="16"/>
-              </w:rPr>
-              <w:t xml:space="preserve">   2  </w:t>
-            </w:r>
-            <w:r>
-              <w:rPr>
-                <w:rFonts w:ascii="Consolas" w:hAnsi="Consolas" w:eastAsia="Consolas"/>
-                <w:b w:val="0"/>
-                <w:sz w:val="16"/>
-              </w:rPr>
-              <w:t xml:space="preserve"> </w:t>
-            </w:r>
-          </w:p>
-          <w:p>
-            <w:pPr>
-              <w:spacing w:before="0" w:after="0" w:line="240" w:lineRule="auto"/>
-              <w:ind w:left="567" w:hanging="567"/>
-            </w:pPr>
-            <w:r>
-              <w:rPr>
-                <w:rFonts w:ascii="Consolas" w:hAnsi="Consolas" w:eastAsia="Consolas"/>
-                <w:b w:val="0"/>
-                <w:color w:val="5B6875"/>
-                <w:sz w:val="16"/>
-              </w:rPr>
-              <w:t xml:space="preserve">   3  </w:t>
-            </w:r>
-            <w:r>
-              <w:rPr>
-                <w:rFonts w:ascii="Consolas" w:hAnsi="Consolas" w:eastAsia="Consolas"/>
-                <w:b w:val="0"/>
-                <w:sz w:val="16"/>
-              </w:rPr>
-              <w:t xml:space="preserve"> </w:t>
-            </w:r>
-          </w:p>
-          <w:p>
-            <w:pPr>
-              <w:spacing w:before="0" w:after="0" w:line="240" w:lineRule="auto"/>
-              <w:ind w:left="567" w:hanging="567"/>
-            </w:pPr>
-            <w:r>
-              <w:rPr>
-                <w:rFonts w:ascii="Consolas" w:hAnsi="Consolas" w:eastAsia="Consolas"/>
-                <w:b w:val="0"/>
-                <w:color w:val="5B6875"/>
-                <w:sz w:val="16"/>
-              </w:rPr>
-              <w:t xml:space="preserve">   4  </w:t>
-            </w:r>
-            <w:r>
-              <w:rPr>
-                <w:rFonts w:ascii="Consolas" w:hAnsi="Consolas" w:eastAsia="Consolas"/>
-                <w:b w:val="0"/>
-                <w:sz w:val="16"/>
-              </w:rPr>
-              <w:t>def wave_total(wave):</w:t>
-            </w:r>
-          </w:p>
-          <w:p>
-            <w:pPr>
-              <w:spacing w:before="0" w:after="0" w:line="240" w:lineRule="auto"/>
-              <w:ind w:left="567" w:hanging="567"/>
-            </w:pPr>
-            <w:r>
-              <w:rPr>
-                <w:rFonts w:ascii="Consolas" w:hAnsi="Consolas" w:eastAsia="Consolas"/>
-                <w:b/>
-                <w:color w:val="5B6875"/>
-                <w:sz w:val="16"/>
-              </w:rPr>
-              <w:t xml:space="preserve"> [1]  </w:t>
-            </w:r>
-            <w:r>
-              <w:rPr>
-                <w:rFonts w:ascii="Consolas" w:hAnsi="Consolas" w:eastAsia="Consolas"/>
-                <w:b w:val="0"/>
-                <w:sz w:val="16"/>
-              </w:rPr>
-              <w:t xml:space="preserve">    q = f"SELECT sum(weight) FROM read_parquet('data/*.parquet') WHERE wave = '{wave}'"</w:t>
-            </w:r>
-          </w:p>
-          <w:p>
-            <w:pPr>
-              <w:spacing w:before="0" w:after="0" w:line="240" w:lineRule="auto"/>
-              <w:ind w:left="567" w:hanging="567"/>
-            </w:pPr>
-            <w:r>
-              <w:rPr>
-                <w:rFonts w:ascii="Consolas" w:hAnsi="Consolas" w:eastAsia="Consolas"/>
-                <w:b/>
-                <w:color w:val="5B6875"/>
-                <w:sz w:val="16"/>
-              </w:rPr>
-              <w:t xml:space="preserve"> [2]  </w:t>
-            </w:r>
-            <w:r>
-              <w:rPr>
-                <w:rFonts w:ascii="Consolas" w:hAnsi="Consolas" w:eastAsia="Consolas"/>
-                <w:b w:val="0"/>
-                <w:sz w:val="16"/>
-              </w:rPr>
-              <w:t xml:space="preserve">    return duckdb.sql(q).fetchone()[0]</w:t>
+              <w:t>con.execute("SELECT count(*) FROM responses WHERE wave = ?", [wave])</w:t>
             </w:r>
           </w:p>
         </w:tc>
       </w:tr>
     </w:tbl>
+    <w:p/>
     <w:p>
-      <w:pPr>
-        <w:pStyle w:val="ListNumber"/>
-      </w:pPr>
-      <w:r>
-        <w:rPr>
-          <w:b/>
-        </w:rPr>
-        <w:t xml:space="preserve">Line 5. </w:t>
-      </w:r>
-      <w:r>
-        <w:rPr>
-          <w:b w:val="0"/>
-          <w:i w:val="0"/>
-        </w:rPr>
-        <w:t>Value pasted into SQL: a quote in wave breaks or rewrites the query.</w:t>
+      <w:r>
+        <w:rPr>
+          <w:b w:val="0"/>
+          <w:i w:val="0"/>
+        </w:rPr>
+        <w:t xml:space="preserve">With </w:t>
+      </w:r>
+      <w:r>
+        <w:rPr>
+          <w:rFonts w:ascii="Consolas" w:hAnsi="Consolas" w:eastAsia="Consolas"/>
+          <w:b w:val="0"/>
+          <w:sz w:val="19"/>
+        </w:rPr>
+        <w:t>f"... WHERE wave = '{wave}'"</w:t>
+      </w:r>
+      <w:r>
+        <w:rPr>
+          <w:b w:val="0"/>
+          <w:i w:val="0"/>
+        </w:rPr>
+        <w:t xml:space="preserve">, a value that holds a quote changes the query. In this course's own test, the input </w:t>
+      </w:r>
+      <w:r>
+        <w:rPr>
+          <w:rFonts w:ascii="Consolas" w:hAnsi="Consolas" w:eastAsia="Consolas"/>
+          <w:b w:val="0"/>
+          <w:sz w:val="19"/>
+        </w:rPr>
+        <w:t>w1' or '1'='1</w:t>
+      </w:r>
+      <w:r>
+        <w:rPr>
+          <w:b w:val="0"/>
+          <w:i w:val="0"/>
+        </w:rPr>
+        <w:t xml:space="preserve"> turned a filter for one wave into a count of every row. A </w:t>
+      </w:r>
+      <w:r>
+        <w:rPr>
+          <w:rFonts w:ascii="Consolas" w:hAnsi="Consolas" w:eastAsia="Consolas"/>
+          <w:b w:val="0"/>
+          <w:sz w:val="19"/>
+        </w:rPr>
+        <w:t>?</w:t>
+      </w:r>
+      <w:r>
+        <w:rPr>
+          <w:b w:val="0"/>
+          <w:i w:val="0"/>
+        </w:rPr>
+        <w:t xml:space="preserve"> placeholder (or </w:t>
+      </w:r>
+      <w:r>
+        <w:rPr>
+          <w:rFonts w:ascii="Consolas" w:hAnsi="Consolas" w:eastAsia="Consolas"/>
+          <w:b w:val="0"/>
+          <w:sz w:val="19"/>
+        </w:rPr>
+        <w:t>$name</w:t>
+      </w:r>
+      <w:r>
+        <w:rPr>
+          <w:b w:val="0"/>
+          <w:i w:val="0"/>
+        </w:rPr>
+        <w:t xml:space="preserve"> with a dict) sends the value as data, so quotes cannot change the SQL. File paths and table names cannot be parameters. Check those against a list of allowed values.</w:t>
       </w:r>
     </w:p>
     <w:p>
-      <w:pPr>
-        <w:pStyle w:val="ListNumber"/>
-      </w:pPr>
-      <w:r>
-        <w:rPr>
-          <w:b/>
-        </w:rPr>
-        <w:t xml:space="preserve">Line 6. </w:t>
-      </w:r>
-      <w:r>
-        <w:rPr>
-          <w:b w:val="0"/>
-          <w:i w:val="0"/>
-        </w:rPr>
-        <w:t>Shared default connection, and None when no rows match.</w:t>
+      <w:r>
+        <w:rPr>
+          <w:b w:val="0"/>
+          <w:i w:val="0"/>
+        </w:rPr>
+        <w:t xml:space="preserve">Create the connection at the edge of your program and pass </w:t>
+      </w:r>
+      <w:r>
+        <w:rPr>
+          <w:rFonts w:ascii="Consolas" w:hAnsi="Consolas" w:eastAsia="Consolas"/>
+          <w:b w:val="0"/>
+          <w:sz w:val="19"/>
+        </w:rPr>
+        <w:t>con</w:t>
+      </w:r>
+      <w:r>
+        <w:rPr>
+          <w:b w:val="0"/>
+          <w:i w:val="0"/>
+        </w:rPr>
+        <w:t xml:space="preserve"> to functions. The module-level </w:t>
+      </w:r>
+      <w:r>
+        <w:rPr>
+          <w:rFonts w:ascii="Consolas" w:hAnsi="Consolas" w:eastAsia="Consolas"/>
+          <w:b w:val="0"/>
+          <w:sz w:val="19"/>
+        </w:rPr>
+        <w:t>duckdb.sql()</w:t>
+      </w:r>
+      <w:r>
+        <w:rPr>
+          <w:b w:val="0"/>
+          <w:i w:val="0"/>
+        </w:rPr>
+        <w:t xml:space="preserve"> uses one shared default connection, a global that tests cannot replace.</w:t>
       </w:r>
     </w:p>
     <w:p>
@@ -3511,7 +3315,86 @@
         <w:pStyle w:val="Heading4"/>
       </w:pPr>
       <w:r>
-        <w:t>Worked example: strong code</w:t>
+        <w:t>Why it matters</w:t>
+      </w:r>
+    </w:p>
+    <w:p>
+      <w:r>
+        <w:rPr>
+          <w:b w:val="0"/>
+          <w:i w:val="0"/>
+        </w:rPr>
+        <w:t xml:space="preserve">A dashboard helper built its filter with </w:t>
+      </w:r>
+      <w:r>
+        <w:rPr>
+          <w:rFonts w:ascii="Consolas" w:hAnsi="Consolas" w:eastAsia="Consolas"/>
+          <w:b w:val="0"/>
+          <w:sz w:val="19"/>
+        </w:rPr>
+        <w:t>f"WHERE region = '{region}'"</w:t>
+      </w:r>
+      <w:r>
+        <w:rPr>
+          <w:b w:val="0"/>
+          <w:i w:val="0"/>
+        </w:rPr>
+        <w:t xml:space="preserve">. The region list came from a client file. One entry was </w:t>
+      </w:r>
+      <w:r>
+        <w:rPr>
+          <w:rFonts w:ascii="Consolas" w:hAnsi="Consolas" w:eastAsia="Consolas"/>
+          <w:b w:val="0"/>
+          <w:sz w:val="19"/>
+        </w:rPr>
+        <w:t>Hawke's Bay</w:t>
+      </w:r>
+      <w:r>
+        <w:rPr>
+          <w:b w:val="0"/>
+          <w:i w:val="0"/>
+        </w:rPr>
+        <w:t>. The apostrophe broke the SQL, and the job failed at 06:00 before the client's morning meeting. A second entry with a crafted value could have read other clients' rows.</w:t>
+      </w:r>
+    </w:p>
+    <w:p>
+      <w:r>
+        <w:rPr>
+          <w:rFonts w:ascii="Consolas" w:hAnsi="Consolas" w:eastAsia="Consolas"/>
+          <w:b w:val="0"/>
+          <w:sz w:val="19"/>
+        </w:rPr>
+        <w:t>con.execute("... WHERE region = ?", [region])</w:t>
+      </w:r>
+      <w:r>
+        <w:rPr>
+          <w:b w:val="0"/>
+          <w:i w:val="0"/>
+        </w:rPr>
+        <w:t xml:space="preserve"> handles </w:t>
+      </w:r>
+      <w:r>
+        <w:rPr>
+          <w:rFonts w:ascii="Consolas" w:hAnsi="Consolas" w:eastAsia="Consolas"/>
+          <w:b w:val="0"/>
+          <w:sz w:val="19"/>
+        </w:rPr>
+        <w:t>Hawke's Bay</w:t>
+      </w:r>
+      <w:r>
+        <w:rPr>
+          <w:b w:val="0"/>
+          <w:i w:val="0"/>
+        </w:rPr>
+        <w:t xml:space="preserve"> as a plain string.</w:t>
+      </w:r>
+    </w:p>
+    <w:p>
+      <w:pPr>
+        <w:pStyle w:val="Heading4"/>
+      </w:pPr>
+      <w:r>
+        <w:t>Worked example: weak code</w:t>
       </w:r>
     </w:p>
     <w:tbl>
@@ -3583,19 +3466,19 @@
             <w:r>
               <w:rPr>
                 <w:rFonts w:ascii="Consolas" w:hAnsi="Consolas" w:eastAsia="Consolas"/>
-                <w:b/>
+                <w:b w:val="0"/>
                 <w:color w:val="5B6875"/>
                 <w:sz w:val="16"/>
               </w:rPr>
-              <w:t xml:space="preserve"> [1]  </w:t>
-            </w:r>
-            <w:r>
-              <w:rPr>
-                <w:rFonts w:ascii="Consolas" w:hAnsi="Consolas" w:eastAsia="Consolas"/>
-                <w:b w:val="0"/>
-                <w:sz w:val="16"/>
-              </w:rPr>
-              <w:t>TOTAL_SQL = "SELECT sum(weight) FROM responses WHERE wave = ?"</w:t>
+              <w:t xml:space="preserve">   3  </w:t>
+            </w:r>
+            <w:r>
+              <w:rPr>
+                <w:rFonts w:ascii="Consolas" w:hAnsi="Consolas" w:eastAsia="Consolas"/>
+                <w:b w:val="0"/>
+                <w:sz w:val="16"/>
+              </w:rPr>
+              <w:t xml:space="preserve"> </w:t>
             </w:r>
           </w:p>
           <w:p>
@@ -3618,7 +3501,7 @@
                 <w:b w:val="0"/>
                 <w:sz w:val="16"/>
               </w:rPr>
-              <w:t xml:space="preserve"> </w:t>
+              <w:t>def wave_total(wave):</w:t>
             </w:r>
           </w:p>
           <w:p>
@@ -3629,19 +3512,19 @@
             <w:r>
               <w:rPr>
                 <w:rFonts w:ascii="Consolas" w:hAnsi="Consolas" w:eastAsia="Consolas"/>
-                <w:b w:val="0"/>
+                <w:b/>
                 <w:color w:val="5B6875"/>
                 <w:sz w:val="16"/>
               </w:rPr>
-              <w:t xml:space="preserve">   5  </w:t>
-            </w:r>
-            <w:r>
-              <w:rPr>
-                <w:rFonts w:ascii="Consolas" w:hAnsi="Consolas" w:eastAsia="Consolas"/>
-                <w:b w:val="0"/>
-                <w:sz w:val="16"/>
-              </w:rPr>
-              <w:t xml:space="preserve"> </w:t>
+              <w:t xml:space="preserve"> [1]  </w:t>
+            </w:r>
+            <w:r>
+              <w:rPr>
+                <w:rFonts w:ascii="Consolas" w:hAnsi="Consolas" w:eastAsia="Consolas"/>
+                <w:b w:val="0"/>
+                <w:sz w:val="16"/>
+              </w:rPr>
+              <w:t xml:space="preserve">    q = f"SELECT sum(weight) FROM read_parquet('data/*.parquet') WHERE wave = '{wave}'"</w:t>
             </w:r>
           </w:p>
           <w:p>
@@ -3664,122 +3547,7 @@
                 <w:b w:val="0"/>
                 <w:sz w:val="16"/>
               </w:rPr>
-              <w:t>def wave_total(con: duckdb.DuckDBPyConnection, wave: str) -&gt; float:</w:t>
-            </w:r>
-          </w:p>
-          <w:p>
-            <w:pPr>
-              <w:spacing w:before="0" w:after="0" w:line="240" w:lineRule="auto"/>
-              <w:ind w:left="567" w:hanging="567"/>
-            </w:pPr>
-            <w:r>
-              <w:rPr>
-                <w:rFonts w:ascii="Consolas" w:hAnsi="Consolas" w:eastAsia="Consolas"/>
-                <w:b w:val="0"/>
-                <w:color w:val="5B6875"/>
-                <w:sz w:val="16"/>
-              </w:rPr>
-              <w:t xml:space="preserve">   7  </w:t>
-            </w:r>
-            <w:r>
-              <w:rPr>
-                <w:rFonts w:ascii="Consolas" w:hAnsi="Consolas" w:eastAsia="Consolas"/>
-                <w:b w:val="0"/>
-                <w:sz w:val="16"/>
-              </w:rPr>
-              <w:t xml:space="preserve">    """Total weight for one wave, 0.0 when the wave has no rows."""</w:t>
-            </w:r>
-          </w:p>
-          <w:p>
-            <w:pPr>
-              <w:spacing w:before="0" w:after="0" w:line="240" w:lineRule="auto"/>
-              <w:ind w:left="567" w:hanging="567"/>
-            </w:pPr>
-            <w:r>
-              <w:rPr>
-                <w:rFonts w:ascii="Consolas" w:hAnsi="Consolas" w:eastAsia="Consolas"/>
-                <w:b w:val="0"/>
-                <w:color w:val="5B6875"/>
-                <w:sz w:val="16"/>
-              </w:rPr>
-              <w:t xml:space="preserve">   8  </w:t>
-            </w:r>
-            <w:r>
-              <w:rPr>
-                <w:rFonts w:ascii="Consolas" w:hAnsi="Consolas" w:eastAsia="Consolas"/>
-                <w:b w:val="0"/>
-                <w:sz w:val="16"/>
-              </w:rPr>
-              <w:t xml:space="preserve">    row = con.execute(TOTAL_SQL, [wave]).fetchone()</w:t>
-            </w:r>
-          </w:p>
-          <w:p>
-            <w:pPr>
-              <w:spacing w:before="0" w:after="0" w:line="240" w:lineRule="auto"/>
-              <w:ind w:left="567" w:hanging="567"/>
-            </w:pPr>
-            <w:r>
-              <w:rPr>
-                <w:rFonts w:ascii="Consolas" w:hAnsi="Consolas" w:eastAsia="Consolas"/>
-                <w:b/>
-                <w:color w:val="5B6875"/>
-                <w:sz w:val="16"/>
-              </w:rPr>
-              <w:t xml:space="preserve"> [3]  </w:t>
-            </w:r>
-            <w:r>
-              <w:rPr>
-                <w:rFonts w:ascii="Consolas" w:hAnsi="Consolas" w:eastAsia="Consolas"/>
-                <w:b w:val="0"/>
-                <w:sz w:val="16"/>
-              </w:rPr>
-              <w:t xml:space="preserve">    if row is None or row[0] is None:</w:t>
-            </w:r>
-          </w:p>
-          <w:p>
-            <w:pPr>
-              <w:spacing w:before="0" w:after="0" w:line="240" w:lineRule="auto"/>
-              <w:ind w:left="567" w:hanging="567"/>
-            </w:pPr>
-            <w:r>
-              <w:rPr>
-                <w:rFonts w:ascii="Consolas" w:hAnsi="Consolas" w:eastAsia="Consolas"/>
-                <w:b w:val="0"/>
-                <w:color w:val="5B6875"/>
-                <w:sz w:val="16"/>
-              </w:rPr>
-              <w:t xml:space="preserve">  10  </w:t>
-            </w:r>
-            <w:r>
-              <w:rPr>
-                <w:rFonts w:ascii="Consolas" w:hAnsi="Consolas" w:eastAsia="Consolas"/>
-                <w:b w:val="0"/>
-                <w:sz w:val="16"/>
-              </w:rPr>
-              <w:t xml:space="preserve">        return 0.0</w:t>
-            </w:r>
-          </w:p>
-          <w:p>
-            <w:pPr>
-              <w:spacing w:before="0" w:after="0" w:line="240" w:lineRule="auto"/>
-              <w:ind w:left="567" w:hanging="567"/>
-            </w:pPr>
-            <w:r>
-              <w:rPr>
-                <w:rFonts w:ascii="Consolas" w:hAnsi="Consolas" w:eastAsia="Consolas"/>
-                <w:b w:val="0"/>
-                <w:color w:val="5B6875"/>
-                <w:sz w:val="16"/>
-              </w:rPr>
-              <w:t xml:space="preserve">  11  </w:t>
-            </w:r>
-            <w:r>
-              <w:rPr>
-                <w:rFonts w:ascii="Consolas" w:hAnsi="Consolas" w:eastAsia="Consolas"/>
-                <w:b w:val="0"/>
-                <w:sz w:val="16"/>
-              </w:rPr>
-              <w:t xml:space="preserve">    return float(row[0])</w:t>
+              <w:t xml:space="preserve">    return duckdb.sql(q).fetchone()[0]</w:t>
             </w:r>
           </w:p>
         </w:tc>
@@ -3793,14 +3561,14 @@
         <w:rPr>
           <w:b/>
         </w:rPr>
-        <w:t xml:space="preserve">Line 3. </w:t>
-      </w:r>
-      <w:r>
-        <w:rPr>
-          <w:b w:val="0"/>
-          <w:i w:val="0"/>
-        </w:rPr>
-        <w:t>The value goes in as a parameter. The SQL text never changes.</w:t>
+        <w:t xml:space="preserve">Line 5. </w:t>
+      </w:r>
+      <w:r>
+        <w:rPr>
+          <w:b w:val="0"/>
+          <w:i w:val="0"/>
+        </w:rPr>
+        <w:t>Value pasted into SQL: a quote in wave breaks or rewrites the query.</w:t>
       </w:r>
     </w:p>
     <w:p>
@@ -3818,49 +3586,7 @@
           <w:b w:val="0"/>
           <w:i w:val="0"/>
         </w:rPr>
-        <w:t>The connection is passed in, so a test gives it a small in-memory table.</w:t>
-      </w:r>
-    </w:p>
-    <w:p>
-      <w:pPr>
-        <w:pStyle w:val="ListNumber"/>
-      </w:pPr>
-      <w:r>
-        <w:rPr>
-          <w:b/>
-        </w:rPr>
-        <w:t xml:space="preserve">Line 9. </w:t>
-      </w:r>
-      <w:r>
-        <w:rPr>
-          <w:b w:val="0"/>
-          <w:i w:val="0"/>
-        </w:rPr>
-        <w:t xml:space="preserve">SQL sum over no rows is NULL. Test with </w:t>
-      </w:r>
-      <w:r>
-        <w:rPr>
-          <w:rFonts w:ascii="Consolas" w:hAnsi="Consolas" w:eastAsia="Consolas"/>
-          <w:b w:val="0"/>
-          <w:sz w:val="19"/>
-        </w:rPr>
-        <w:t>is None</w:t>
-      </w:r>
-      <w:r>
-        <w:rPr>
-          <w:b w:val="0"/>
-          <w:i w:val="0"/>
-        </w:rPr>
-        <w:t>.</w:t>
-      </w:r>
-    </w:p>
-    <w:p>
-      <w:r>
-        <w:rPr>
-          <w:b w:val="0"/>
-          <w:i w:val="0"/>
-        </w:rPr>
-        <w:t>One connection passed in, parameters for values, and a None check on aggregates.</w:t>
+        <w:t>Shared default connection, and None when no rows match.</w:t>
       </w:r>
     </w:p>
     <w:p>
@@ -3868,253 +3594,7 @@
         <w:pStyle w:val="Heading4"/>
       </w:pPr>
       <w:r>
-        <w:t>Recap card</w:t>
-      </w:r>
-    </w:p>
-    <w:p>
-      <w:pPr>
-        <w:pStyle w:val="ListBullet"/>
-      </w:pPr>
-      <w:r>
-        <w:rPr>
-          <w:b/>
-          <w:i w:val="0"/>
-        </w:rPr>
-        <w:t>Query many Parquet files in DuckDB</w:t>
-      </w:r>
-      <w:r>
-        <w:rPr>
-          <w:b w:val="0"/>
-          <w:i w:val="0"/>
-        </w:rPr>
-        <w:t xml:space="preserve"> FROM read_parquet('dir/*.parquet').</w:t>
-      </w:r>
-    </w:p>
-    <w:p>
-      <w:pPr>
-        <w:pStyle w:val="ListBullet"/>
-      </w:pPr>
-      <w:r>
-        <w:rPr>
-          <w:b/>
-          <w:i w:val="0"/>
-        </w:rPr>
-        <w:t>Pass a value into DuckDB SQL</w:t>
-      </w:r>
-      <w:r>
-        <w:rPr>
-          <w:b w:val="0"/>
-          <w:i w:val="0"/>
-        </w:rPr>
-        <w:t xml:space="preserve"> con.execute("... WHERE x = ?", [value]). Never an f-string.</w:t>
-      </w:r>
-    </w:p>
-    <w:p>
-      <w:pPr>
-        <w:pStyle w:val="ListBullet"/>
-      </w:pPr>
-      <w:r>
-        <w:rPr>
-          <w:b/>
-          <w:i w:val="0"/>
-        </w:rPr>
-        <w:t>Table names from user input</w:t>
-      </w:r>
-      <w:r>
-        <w:rPr>
-          <w:b w:val="0"/>
-          <w:i w:val="0"/>
-        </w:rPr>
-        <w:t xml:space="preserve"> Placeholders cannot bind identifiers. Check the name against an allowlist.</w:t>
-      </w:r>
-    </w:p>
-    <w:p>
-      <w:pPr>
-        <w:pStyle w:val="ListBullet"/>
-      </w:pPr>
-      <w:r>
-        <w:rPr>
-          <w:b/>
-          <w:i w:val="0"/>
-        </w:rPr>
-        <w:t>SQL sum over no rows</w:t>
-      </w:r>
-      <w:r>
-        <w:rPr>
-          <w:b w:val="0"/>
-          <w:i w:val="0"/>
-        </w:rPr>
-        <w:t xml:space="preserve"> NULL, returned as None. Check with is None.</w:t>
-      </w:r>
-    </w:p>
-    <w:p>
-      <w:pPr>
-        <w:pStyle w:val="Heading4"/>
-      </w:pPr>
-      <w:r>
-        <w:t>Practice</w:t>
-      </w:r>
-    </w:p>
-    <w:p>
-      <w:pPr>
-        <w:pStyle w:val="Heading5"/>
-      </w:pPr>
-      <w:r>
-        <w:t>Exercise 1. Multiple choice (level 1)</w:t>
-      </w:r>
-    </w:p>
-    <w:p>
-      <w:r>
-        <w:rPr>
-          <w:b w:val="0"/>
-          <w:i w:val="0"/>
-        </w:rPr>
-        <w:t xml:space="preserve">Which call safely filters by a </w:t>
-      </w:r>
-      <w:r>
-        <w:rPr>
-          <w:rFonts w:ascii="Consolas" w:hAnsi="Consolas" w:eastAsia="Consolas"/>
-          <w:b w:val="0"/>
-          <w:sz w:val="19"/>
-        </w:rPr>
-        <w:t>region</w:t>
-      </w:r>
-      <w:r>
-        <w:rPr>
-          <w:b w:val="0"/>
-          <w:i w:val="0"/>
-        </w:rPr>
-        <w:t xml:space="preserve"> value read from a client file?</w:t>
-      </w:r>
-    </w:p>
-    <w:p>
-      <w:pPr>
-        <w:pStyle w:val="ListBullet"/>
-      </w:pPr>
-      <w:r>
-        <w:rPr>
-          <w:b w:val="0"/>
-          <w:i w:val="0"/>
-        </w:rPr>
-        <w:t xml:space="preserve">a) </w:t>
-      </w:r>
-      <w:r>
-        <w:rPr>
-          <w:rFonts w:ascii="Consolas" w:hAnsi="Consolas" w:eastAsia="Consolas"/>
-          <w:b w:val="0"/>
-          <w:sz w:val="19"/>
-        </w:rPr>
-        <w:t>con.execute(f"... WHERE region = '{region}'")</w:t>
-      </w:r>
-    </w:p>
-    <w:p>
-      <w:pPr>
-        <w:pStyle w:val="ListBullet"/>
-      </w:pPr>
-      <w:r>
-        <w:rPr>
-          <w:b w:val="0"/>
-          <w:i w:val="0"/>
-        </w:rPr>
-        <w:t xml:space="preserve">b) </w:t>
-      </w:r>
-      <w:r>
-        <w:rPr>
-          <w:rFonts w:ascii="Consolas" w:hAnsi="Consolas" w:eastAsia="Consolas"/>
-          <w:b w:val="0"/>
-          <w:sz w:val="19"/>
-        </w:rPr>
-        <w:t>con.execute("... WHERE region = ?", [region])</w:t>
-      </w:r>
-    </w:p>
-    <w:p>
-      <w:pPr>
-        <w:pStyle w:val="ListBullet"/>
-      </w:pPr>
-      <w:r>
-        <w:rPr>
-          <w:b w:val="0"/>
-          <w:i w:val="0"/>
-        </w:rPr>
-        <w:t xml:space="preserve">c) </w:t>
-      </w:r>
-      <w:r>
-        <w:rPr>
-          <w:rFonts w:ascii="Consolas" w:hAnsi="Consolas" w:eastAsia="Consolas"/>
-          <w:b w:val="0"/>
-          <w:sz w:val="19"/>
-        </w:rPr>
-        <w:t>con.execute("... WHERE region = '" + region + "'")</w:t>
-      </w:r>
-    </w:p>
-    <w:p>
-      <w:pPr>
-        <w:pStyle w:val="ListBullet"/>
-      </w:pPr>
-      <w:r>
-        <w:rPr>
-          <w:b w:val="0"/>
-          <w:i w:val="0"/>
-        </w:rPr>
-        <w:t xml:space="preserve">d) </w:t>
-      </w:r>
-      <w:r>
-        <w:rPr>
-          <w:rFonts w:ascii="Consolas" w:hAnsi="Consolas" w:eastAsia="Consolas"/>
-          <w:b w:val="0"/>
-          <w:sz w:val="19"/>
-        </w:rPr>
-        <w:t>con.execute("... WHERE region = '%s'" % region)</w:t>
-      </w:r>
-    </w:p>
-    <w:p>
-      <w:r>
-        <w:rPr>
-          <w:b/>
-          <w:i w:val="0"/>
-        </w:rPr>
-        <w:t>Why?</w:t>
-      </w:r>
-    </w:p>
-    <w:p>
-      <w:pPr>
-        <w:pStyle w:val="ListBullet"/>
-      </w:pPr>
-      <w:r>
-        <w:rPr>
-          <w:b w:val="0"/>
-          <w:i w:val="0"/>
-        </w:rPr>
-        <w:t>r1) The value is sent as data, separate from the SQL text.</w:t>
-      </w:r>
-    </w:p>
-    <w:p>
-      <w:pPr>
-        <w:pStyle w:val="ListBullet"/>
-      </w:pPr>
-      <w:r>
-        <w:rPr>
-          <w:b w:val="0"/>
-          <w:i w:val="0"/>
-        </w:rPr>
-        <w:t>r2) It is shorter.</w:t>
-      </w:r>
-    </w:p>
-    <w:p>
-      <w:pPr>
-        <w:pStyle w:val="Heading5"/>
-      </w:pPr>
-      <w:r>
-        <w:t>Exercise 2. Predict the output (level 2)</w:t>
-      </w:r>
-    </w:p>
-    <w:p>
-      <w:r>
-        <w:rPr>
-          <w:b w:val="0"/>
-          <w:i w:val="0"/>
-        </w:rPr>
-        <w:t>What does this print? (DuckDB 1.5)</w:t>
+        <w:t>Worked example: strong code</w:t>
       </w:r>
     </w:p>
     <w:tbl>
@@ -4186,19 +3666,19 @@
             <w:r>
               <w:rPr>
                 <w:rFonts w:ascii="Consolas" w:hAnsi="Consolas" w:eastAsia="Consolas"/>
-                <w:b w:val="0"/>
+                <w:b/>
                 <w:color w:val="5B6875"/>
                 <w:sz w:val="16"/>
               </w:rPr>
-              <w:t xml:space="preserve">   3  </w:t>
-            </w:r>
-            <w:r>
-              <w:rPr>
-                <w:rFonts w:ascii="Consolas" w:hAnsi="Consolas" w:eastAsia="Consolas"/>
-                <w:b w:val="0"/>
-                <w:sz w:val="16"/>
-              </w:rPr>
-              <w:t>con = duckdb.connect()</w:t>
+              <w:t xml:space="preserve"> [1]  </w:t>
+            </w:r>
+            <w:r>
+              <w:rPr>
+                <w:rFonts w:ascii="Consolas" w:hAnsi="Consolas" w:eastAsia="Consolas"/>
+                <w:b w:val="0"/>
+                <w:sz w:val="16"/>
+              </w:rPr>
+              <w:t>TOTAL_SQL = "SELECT sum(weight) FROM responses WHERE wave = ?"</w:t>
             </w:r>
           </w:p>
           <w:p>
@@ -4221,7 +3701,7 @@
                 <w:b w:val="0"/>
                 <w:sz w:val="16"/>
               </w:rPr>
-              <w:t>con.execute("CREATE TABLE t AS SELECT * FROM (VALUES ('w1', 1.0), ('w2', 2.0)) v(wave, weight)")</w:t>
+              <w:t xml:space="preserve"> </w:t>
             </w:r>
           </w:p>
           <w:p>
@@ -4244,19 +3724,326 @@
                 <w:b w:val="0"/>
                 <w:sz w:val="16"/>
               </w:rPr>
-              <w:t>print(con.execute("SELECT sum(weight) FROM t WHERE wave = 'w9'").fetchone())</w:t>
+              <w:t xml:space="preserve"> </w:t>
+            </w:r>
+          </w:p>
+          <w:p>
+            <w:pPr>
+              <w:spacing w:before="0" w:after="0" w:line="240" w:lineRule="auto"/>
+              <w:ind w:left="567" w:hanging="567"/>
+            </w:pPr>
+            <w:r>
+              <w:rPr>
+                <w:rFonts w:ascii="Consolas" w:hAnsi="Consolas" w:eastAsia="Consolas"/>
+                <w:b/>
+                <w:color w:val="5B6875"/>
+                <w:sz w:val="16"/>
+              </w:rPr>
+              <w:t xml:space="preserve"> [2]  </w:t>
+            </w:r>
+            <w:r>
+              <w:rPr>
+                <w:rFonts w:ascii="Consolas" w:hAnsi="Consolas" w:eastAsia="Consolas"/>
+                <w:b w:val="0"/>
+                <w:sz w:val="16"/>
+              </w:rPr>
+              <w:t>def wave_total(con: duckdb.DuckDBPyConnection, wave: str) -&gt; float:</w:t>
+            </w:r>
+          </w:p>
+          <w:p>
+            <w:pPr>
+              <w:spacing w:before="0" w:after="0" w:line="240" w:lineRule="auto"/>
+              <w:ind w:left="567" w:hanging="567"/>
+            </w:pPr>
+            <w:r>
+              <w:rPr>
+                <w:rFonts w:ascii="Consolas" w:hAnsi="Consolas" w:eastAsia="Consolas"/>
+                <w:b w:val="0"/>
+                <w:color w:val="5B6875"/>
+                <w:sz w:val="16"/>
+              </w:rPr>
+              <w:t xml:space="preserve">   7  </w:t>
+            </w:r>
+            <w:r>
+              <w:rPr>
+                <w:rFonts w:ascii="Consolas" w:hAnsi="Consolas" w:eastAsia="Consolas"/>
+                <w:b w:val="0"/>
+                <w:sz w:val="16"/>
+              </w:rPr>
+              <w:t xml:space="preserve">    """Total weight for one wave, 0.0 when the wave has no rows."""</w:t>
+            </w:r>
+          </w:p>
+          <w:p>
+            <w:pPr>
+              <w:spacing w:before="0" w:after="0" w:line="240" w:lineRule="auto"/>
+              <w:ind w:left="567" w:hanging="567"/>
+            </w:pPr>
+            <w:r>
+              <w:rPr>
+                <w:rFonts w:ascii="Consolas" w:hAnsi="Consolas" w:eastAsia="Consolas"/>
+                <w:b w:val="0"/>
+                <w:color w:val="5B6875"/>
+                <w:sz w:val="16"/>
+              </w:rPr>
+              <w:t xml:space="preserve">   8  </w:t>
+            </w:r>
+            <w:r>
+              <w:rPr>
+                <w:rFonts w:ascii="Consolas" w:hAnsi="Consolas" w:eastAsia="Consolas"/>
+                <w:b w:val="0"/>
+                <w:sz w:val="16"/>
+              </w:rPr>
+              <w:t xml:space="preserve">    row = con.execute(TOTAL_SQL, [wave]).fetchone()</w:t>
+            </w:r>
+          </w:p>
+          <w:p>
+            <w:pPr>
+              <w:spacing w:before="0" w:after="0" w:line="240" w:lineRule="auto"/>
+              <w:ind w:left="567" w:hanging="567"/>
+            </w:pPr>
+            <w:r>
+              <w:rPr>
+                <w:rFonts w:ascii="Consolas" w:hAnsi="Consolas" w:eastAsia="Consolas"/>
+                <w:b/>
+                <w:color w:val="5B6875"/>
+                <w:sz w:val="16"/>
+              </w:rPr>
+              <w:t xml:space="preserve"> [3]  </w:t>
+            </w:r>
+            <w:r>
+              <w:rPr>
+                <w:rFonts w:ascii="Consolas" w:hAnsi="Consolas" w:eastAsia="Consolas"/>
+                <w:b w:val="0"/>
+                <w:sz w:val="16"/>
+              </w:rPr>
+              <w:t xml:space="preserve">    if row is None or row[0] is None:</w:t>
+            </w:r>
+          </w:p>
+          <w:p>
+            <w:pPr>
+              <w:spacing w:before="0" w:after="0" w:line="240" w:lineRule="auto"/>
+              <w:ind w:left="567" w:hanging="567"/>
+            </w:pPr>
+            <w:r>
+              <w:rPr>
+                <w:rFonts w:ascii="Consolas" w:hAnsi="Consolas" w:eastAsia="Consolas"/>
+                <w:b w:val="0"/>
+                <w:color w:val="5B6875"/>
+                <w:sz w:val="16"/>
+              </w:rPr>
+              <w:t xml:space="preserve">  10  </w:t>
+            </w:r>
+            <w:r>
+              <w:rPr>
+                <w:rFonts w:ascii="Consolas" w:hAnsi="Consolas" w:eastAsia="Consolas"/>
+                <w:b w:val="0"/>
+                <w:sz w:val="16"/>
+              </w:rPr>
+              <w:t xml:space="preserve">        return 0.0</w:t>
+            </w:r>
+          </w:p>
+          <w:p>
+            <w:pPr>
+              <w:spacing w:before="0" w:after="0" w:line="240" w:lineRule="auto"/>
+              <w:ind w:left="567" w:hanging="567"/>
+            </w:pPr>
+            <w:r>
+              <w:rPr>
+                <w:rFonts w:ascii="Consolas" w:hAnsi="Consolas" w:eastAsia="Consolas"/>
+                <w:b w:val="0"/>
+                <w:color w:val="5B6875"/>
+                <w:sz w:val="16"/>
+              </w:rPr>
+              <w:t xml:space="preserve">  11  </w:t>
+            </w:r>
+            <w:r>
+              <w:rPr>
+                <w:rFonts w:ascii="Consolas" w:hAnsi="Consolas" w:eastAsia="Consolas"/>
+                <w:b w:val="0"/>
+                <w:sz w:val="16"/>
+              </w:rPr>
+              <w:t xml:space="preserve">    return float(row[0])</w:t>
             </w:r>
           </w:p>
         </w:tc>
       </w:tr>
     </w:tbl>
-    <w:p/>
+    <w:p>
+      <w:pPr>
+        <w:pStyle w:val="ListNumber"/>
+      </w:pPr>
+      <w:r>
+        <w:rPr>
+          <w:b/>
+        </w:rPr>
+        <w:t xml:space="preserve">Line 3. </w:t>
+      </w:r>
+      <w:r>
+        <w:rPr>
+          <w:b w:val="0"/>
+          <w:i w:val="0"/>
+        </w:rPr>
+        <w:t>The value goes in as a parameter. The SQL text never changes.</w:t>
+      </w:r>
+    </w:p>
+    <w:p>
+      <w:pPr>
+        <w:pStyle w:val="ListNumber"/>
+      </w:pPr>
+      <w:r>
+        <w:rPr>
+          <w:b/>
+        </w:rPr>
+        <w:t xml:space="preserve">Line 6. </w:t>
+      </w:r>
+      <w:r>
+        <w:rPr>
+          <w:b w:val="0"/>
+          <w:i w:val="0"/>
+        </w:rPr>
+        <w:t>The connection is passed in, so a test gives it a small in-memory table.</w:t>
+      </w:r>
+    </w:p>
+    <w:p>
+      <w:pPr>
+        <w:pStyle w:val="ListNumber"/>
+      </w:pPr>
+      <w:r>
+        <w:rPr>
+          <w:b/>
+        </w:rPr>
+        <w:t xml:space="preserve">Line 9. </w:t>
+      </w:r>
+      <w:r>
+        <w:rPr>
+          <w:b w:val="0"/>
+          <w:i w:val="0"/>
+        </w:rPr>
+        <w:t xml:space="preserve">SQL sum over no rows is NULL. Test with </w:t>
+      </w:r>
+      <w:r>
+        <w:rPr>
+          <w:rFonts w:ascii="Consolas" w:hAnsi="Consolas" w:eastAsia="Consolas"/>
+          <w:b w:val="0"/>
+          <w:sz w:val="19"/>
+        </w:rPr>
+        <w:t>is None</w:t>
+      </w:r>
+      <w:r>
+        <w:rPr>
+          <w:b w:val="0"/>
+          <w:i w:val="0"/>
+        </w:rPr>
+        <w:t>.</w:t>
+      </w:r>
+    </w:p>
+    <w:p>
+      <w:r>
+        <w:rPr>
+          <w:b w:val="0"/>
+          <w:i w:val="0"/>
+        </w:rPr>
+        <w:t>One connection passed in, parameters for values, and a None check on aggregates.</w:t>
+      </w:r>
+    </w:p>
+    <w:p>
+      <w:pPr>
+        <w:pStyle w:val="Heading4"/>
+      </w:pPr>
+      <w:r>
+        <w:t>Recap card</w:t>
+      </w:r>
+    </w:p>
+    <w:p>
+      <w:pPr>
+        <w:pStyle w:val="ListBullet"/>
+      </w:pPr>
+      <w:r>
+        <w:rPr>
+          <w:b/>
+          <w:i w:val="0"/>
+        </w:rPr>
+        <w:t>Query many Parquet files in DuckDB</w:t>
+      </w:r>
+      <w:r>
+        <w:rPr>
+          <w:b w:val="0"/>
+          <w:i w:val="0"/>
+        </w:rPr>
+        <w:t xml:space="preserve"> FROM read_parquet('dir/*.parquet').</w:t>
+      </w:r>
+    </w:p>
+    <w:p>
+      <w:pPr>
+        <w:pStyle w:val="ListBullet"/>
+      </w:pPr>
+      <w:r>
+        <w:rPr>
+          <w:b/>
+          <w:i w:val="0"/>
+        </w:rPr>
+        <w:t>Pass a value into DuckDB SQL</w:t>
+      </w:r>
+      <w:r>
+        <w:rPr>
+          <w:b w:val="0"/>
+          <w:i w:val="0"/>
+        </w:rPr>
+        <w:t xml:space="preserve"> con.execute("... WHERE x = ?", [value]). Never an f-string.</w:t>
+      </w:r>
+    </w:p>
+    <w:p>
+      <w:pPr>
+        <w:pStyle w:val="ListBullet"/>
+      </w:pPr>
+      <w:r>
+        <w:rPr>
+          <w:b/>
+          <w:i w:val="0"/>
+        </w:rPr>
+        <w:t>Table names from user input</w:t>
+      </w:r>
+      <w:r>
+        <w:rPr>
+          <w:b w:val="0"/>
+          <w:i w:val="0"/>
+        </w:rPr>
+        <w:t xml:space="preserve"> Placeholders cannot bind identifiers. Check the name against an allowlist.</w:t>
+      </w:r>
+    </w:p>
+    <w:p>
+      <w:pPr>
+        <w:pStyle w:val="ListBullet"/>
+      </w:pPr>
+      <w:r>
+        <w:rPr>
+          <w:b/>
+          <w:i w:val="0"/>
+        </w:rPr>
+        <w:t>SQL sum over no rows</w:t>
+      </w:r>
+      <w:r>
+        <w:rPr>
+          <w:b w:val="0"/>
+          <w:i w:val="0"/>
+        </w:rPr>
+        <w:t xml:space="preserve"> NULL, returned as None. Check with is None.</w:t>
+      </w:r>
+    </w:p>
+    <w:p>
+      <w:pPr>
+        <w:pStyle w:val="Heading4"/>
+      </w:pPr>
+      <w:r>
+        <w:t>Practice</w:t>
+      </w:r>
+    </w:p>
     <w:p>
       <w:pPr>
         <w:pStyle w:val="Heading5"/>
       </w:pPr>
       <w:r>
-        <w:t>Exercise 3. Fill the gap (level 2)</w:t>
+        <w:t>Exercise 1. Multiple choice (level 1)</w:t>
       </w:r>
     </w:p>
     <w:p>
@@ -4265,7 +4052,7 @@
           <w:b w:val="0"/>
           <w:i w:val="0"/>
         </w:rPr>
-        <w:t xml:space="preserve">Count rows for one wave from all Parquet files in </w:t>
+        <w:t xml:space="preserve">Which call safely filters by a </w:t>
       </w:r>
       <w:r>
         <w:rPr>
@@ -4273,14 +4060,144 @@
           <w:b w:val="0"/>
           <w:sz w:val="19"/>
         </w:rPr>
-        <w:t>extracts/</w:t>
-      </w:r>
-      <w:r>
-        <w:rPr>
-          <w:b w:val="0"/>
-          <w:i w:val="0"/>
-        </w:rPr>
-        <w:t>, with the wave as a parameter.</w:t>
+        <w:t>region</w:t>
+      </w:r>
+      <w:r>
+        <w:rPr>
+          <w:b w:val="0"/>
+          <w:i w:val="0"/>
+        </w:rPr>
+        <w:t xml:space="preserve"> value read from a client file?</w:t>
+      </w:r>
+    </w:p>
+    <w:p>
+      <w:pPr>
+        <w:pStyle w:val="ListBullet"/>
+      </w:pPr>
+      <w:r>
+        <w:rPr>
+          <w:b w:val="0"/>
+          <w:i w:val="0"/>
+        </w:rPr>
+        <w:t xml:space="preserve">a) </w:t>
+      </w:r>
+      <w:r>
+        <w:rPr>
+          <w:rFonts w:ascii="Consolas" w:hAnsi="Consolas" w:eastAsia="Consolas"/>
+          <w:b w:val="0"/>
+          <w:sz w:val="19"/>
+        </w:rPr>
+        <w:t>con.execute(f"... WHERE region = '{region}'")</w:t>
+      </w:r>
+    </w:p>
+    <w:p>
+      <w:pPr>
+        <w:pStyle w:val="ListBullet"/>
+      </w:pPr>
+      <w:r>
+        <w:rPr>
+          <w:b w:val="0"/>
+          <w:i w:val="0"/>
+        </w:rPr>
+        <w:t xml:space="preserve">b) </w:t>
+      </w:r>
+      <w:r>
+        <w:rPr>
+          <w:rFonts w:ascii="Consolas" w:hAnsi="Consolas" w:eastAsia="Consolas"/>
+          <w:b w:val="0"/>
+          <w:sz w:val="19"/>
+        </w:rPr>
+        <w:t>con.execute("... WHERE region = ?", [region])</w:t>
+      </w:r>
+    </w:p>
+    <w:p>
+      <w:pPr>
+        <w:pStyle w:val="ListBullet"/>
+      </w:pPr>
+      <w:r>
+        <w:rPr>
+          <w:b w:val="0"/>
+          <w:i w:val="0"/>
+        </w:rPr>
+        <w:t xml:space="preserve">c) </w:t>
+      </w:r>
+      <w:r>
+        <w:rPr>
+          <w:rFonts w:ascii="Consolas" w:hAnsi="Consolas" w:eastAsia="Consolas"/>
+          <w:b w:val="0"/>
+          <w:sz w:val="19"/>
+        </w:rPr>
+        <w:t>con.execute("... WHERE region = '" + region + "'")</w:t>
+      </w:r>
+    </w:p>
+    <w:p>
+      <w:pPr>
+        <w:pStyle w:val="ListBullet"/>
+      </w:pPr>
+      <w:r>
+        <w:rPr>
+          <w:b w:val="0"/>
+          <w:i w:val="0"/>
+        </w:rPr>
+        <w:t xml:space="preserve">d) </w:t>
+      </w:r>
+      <w:r>
+        <w:rPr>
+          <w:rFonts w:ascii="Consolas" w:hAnsi="Consolas" w:eastAsia="Consolas"/>
+          <w:b w:val="0"/>
+          <w:sz w:val="19"/>
+        </w:rPr>
+        <w:t>con.execute("... WHERE region = '%s'" % region)</w:t>
+      </w:r>
+    </w:p>
+    <w:p>
+      <w:r>
+        <w:rPr>
+          <w:b/>
+          <w:i w:val="0"/>
+        </w:rPr>
+        <w:t>Why?</w:t>
+      </w:r>
+    </w:p>
+    <w:p>
+      <w:pPr>
+        <w:pStyle w:val="ListBullet"/>
+      </w:pPr>
+      <w:r>
+        <w:rPr>
+          <w:b w:val="0"/>
+          <w:i w:val="0"/>
+        </w:rPr>
+        <w:t>r1) The value is sent as data, separate from the SQL text.</w:t>
+      </w:r>
+    </w:p>
+    <w:p>
+      <w:pPr>
+        <w:pStyle w:val="ListBullet"/>
+      </w:pPr>
+      <w:r>
+        <w:rPr>
+          <w:b w:val="0"/>
+          <w:i w:val="0"/>
+        </w:rPr>
+        <w:t>r2) It is shorter.</w:t>
+      </w:r>
+    </w:p>
+    <w:p>
+      <w:pPr>
+        <w:pStyle w:val="Heading5"/>
+      </w:pPr>
+      <w:r>
+        <w:t>Exercise 2. Predict the output (level 2)</w:t>
+      </w:r>
+    </w:p>
+    <w:p>
+      <w:r>
+        <w:rPr>
+          <w:b w:val="0"/>
+          <w:i w:val="0"/>
+        </w:rPr>
+        <w:t>What does this print? (DuckDB 1.5)</w:t>
       </w:r>
     </w:p>
     <w:tbl>
@@ -4318,7 +4235,7 @@
                 <w:b w:val="0"/>
                 <w:sz w:val="16"/>
               </w:rPr>
-              <w:t>con.execute(</w:t>
+              <w:t>import duckdb</w:t>
             </w:r>
           </w:p>
           <w:p>
@@ -4341,7 +4258,7 @@
                 <w:b w:val="0"/>
                 <w:sz w:val="16"/>
               </w:rPr>
-              <w:t xml:space="preserve">    "SELECT count(*) FROM _____(1)('extracts/*.parquet') WHERE wave = _____(2)",</w:t>
+              <w:t xml:space="preserve"> </w:t>
             </w:r>
           </w:p>
           <w:p>
@@ -4364,7 +4281,7 @@
                 <w:b w:val="0"/>
                 <w:sz w:val="16"/>
               </w:rPr>
-              <w:t xml:space="preserve">    [wave],</w:t>
+              <w:t>con = duckdb.connect()</w:t>
             </w:r>
           </w:p>
           <w:p>
@@ -4387,7 +4304,30 @@
                 <w:b w:val="0"/>
                 <w:sz w:val="16"/>
               </w:rPr>
-              <w:t>).fetchone()</w:t>
+              <w:t>con.execute("CREATE TABLE t AS SELECT * FROM (VALUES ('w1', 1.0), ('w2', 2.0)) v(wave, weight)")</w:t>
+            </w:r>
+          </w:p>
+          <w:p>
+            <w:pPr>
+              <w:spacing w:before="0" w:after="0" w:line="240" w:lineRule="auto"/>
+              <w:ind w:left="567" w:hanging="567"/>
+            </w:pPr>
+            <w:r>
+              <w:rPr>
+                <w:rFonts w:ascii="Consolas" w:hAnsi="Consolas" w:eastAsia="Consolas"/>
+                <w:b w:val="0"/>
+                <w:color w:val="5B6875"/>
+                <w:sz w:val="16"/>
+              </w:rPr>
+              <w:t xml:space="preserve">   5  </w:t>
+            </w:r>
+            <w:r>
+              <w:rPr>
+                <w:rFonts w:ascii="Consolas" w:hAnsi="Consolas" w:eastAsia="Consolas"/>
+                <w:b w:val="0"/>
+                <w:sz w:val="16"/>
+              </w:rPr>
+              <w:t>print(con.execute("SELECT sum(weight) FROM t WHERE wave = 'w9'").fetchone())</w:t>
             </w:r>
           </w:p>
         </w:tc>
@@ -4399,7 +4339,7 @@
         <w:pStyle w:val="Heading5"/>
       </w:pPr>
       <w:r>
-        <w:t>Exercise 4. Write the function (level 3)</w:t>
+        <w:t>Exercise 3. Fill the gap (level 2)</w:t>
       </w:r>
     </w:p>
     <w:p>
@@ -4408,7 +4348,7 @@
           <w:b w:val="0"/>
           <w:i w:val="0"/>
         </w:rPr>
-        <w:t xml:space="preserve">Write </w:t>
+        <w:t xml:space="preserve">Count rows for one wave from all Parquet files in </w:t>
       </w:r>
       <w:r>
         <w:rPr>
@@ -4416,185 +4356,14 @@
           <w:b w:val="0"/>
           <w:sz w:val="19"/>
         </w:rPr>
-        <w:t>region_total(con, region)</w:t>
-      </w:r>
-      <w:r>
-        <w:rPr>
-          <w:b w:val="0"/>
-          <w:i w:val="0"/>
-        </w:rPr>
-        <w:t xml:space="preserve">. It returns the sum of </w:t>
-      </w:r>
-      <w:r>
-        <w:rPr>
-          <w:rFonts w:ascii="Consolas" w:hAnsi="Consolas" w:eastAsia="Consolas"/>
-          <w:b w:val="0"/>
-          <w:sz w:val="19"/>
-        </w:rPr>
-        <w:t>weight</w:t>
-      </w:r>
-      <w:r>
-        <w:rPr>
-          <w:b w:val="0"/>
-          <w:i w:val="0"/>
-        </w:rPr>
-        <w:t xml:space="preserve"> in table </w:t>
-      </w:r>
-      <w:r>
-        <w:rPr>
-          <w:rFonts w:ascii="Consolas" w:hAnsi="Consolas" w:eastAsia="Consolas"/>
-          <w:b w:val="0"/>
-          <w:sz w:val="19"/>
-        </w:rPr>
-        <w:t>responses</w:t>
-      </w:r>
-      <w:r>
-        <w:rPr>
-          <w:b w:val="0"/>
-          <w:i w:val="0"/>
-        </w:rPr>
-        <w:t xml:space="preserve"> for the given </w:t>
-      </w:r>
-      <w:r>
-        <w:rPr>
-          <w:rFonts w:ascii="Consolas" w:hAnsi="Consolas" w:eastAsia="Consolas"/>
-          <w:b w:val="0"/>
-          <w:sz w:val="19"/>
-        </w:rPr>
-        <w:t>region</w:t>
-      </w:r>
-      <w:r>
-        <w:rPr>
-          <w:b w:val="0"/>
-          <w:i w:val="0"/>
-        </w:rPr>
-        <w:t xml:space="preserve">, as a </w:t>
-      </w:r>
-      <w:r>
-        <w:rPr>
-          <w:rFonts w:ascii="Consolas" w:hAnsi="Consolas" w:eastAsia="Consolas"/>
-          <w:b w:val="0"/>
-          <w:sz w:val="19"/>
-        </w:rPr>
-        <w:t>float</w:t>
-      </w:r>
-      <w:r>
-        <w:rPr>
-          <w:b w:val="0"/>
-          <w:i w:val="0"/>
-        </w:rPr>
-        <w:t xml:space="preserve">. Return </w:t>
-      </w:r>
-      <w:r>
-        <w:rPr>
-          <w:rFonts w:ascii="Consolas" w:hAnsi="Consolas" w:eastAsia="Consolas"/>
-          <w:b w:val="0"/>
-          <w:sz w:val="19"/>
-        </w:rPr>
-        <w:t>0.0</w:t>
-      </w:r>
-      <w:r>
-        <w:rPr>
-          <w:b w:val="0"/>
-          <w:i w:val="0"/>
-        </w:rPr>
-        <w:t xml:space="preserve"> when no rows match. Pass </w:t>
-      </w:r>
-      <w:r>
-        <w:rPr>
-          <w:rFonts w:ascii="Consolas" w:hAnsi="Consolas" w:eastAsia="Consolas"/>
-          <w:b w:val="0"/>
-          <w:sz w:val="19"/>
-        </w:rPr>
-        <w:t>region</w:t>
-      </w:r>
-      <w:r>
-        <w:rPr>
-          <w:b w:val="0"/>
-          <w:i w:val="0"/>
-        </w:rPr>
-        <w:t xml:space="preserve"> as a parameter. The checker runs it with regions such as </w:t>
-      </w:r>
-      <w:r>
-        <w:rPr>
-          <w:rFonts w:ascii="Consolas" w:hAnsi="Consolas" w:eastAsia="Consolas"/>
-          <w:b w:val="0"/>
-          <w:sz w:val="19"/>
-        </w:rPr>
-        <w:t>Hawke's Bay</w:t>
-      </w:r>
-      <w:r>
-        <w:rPr>
-          <w:b w:val="0"/>
-          <w:i w:val="0"/>
-        </w:rPr>
-        <w:t>.</w:t>
-      </w:r>
-    </w:p>
-    <w:p>
-      <w:r>
-        <w:rPr>
-          <w:b w:val="0"/>
-          <w:i w:val="0"/>
-        </w:rPr>
-        <w:t>Your code must pass these checks:</w:t>
-      </w:r>
-    </w:p>
-    <w:p>
-      <w:pPr>
-        <w:pStyle w:val="ListBullet"/>
-      </w:pPr>
-      <w:r>
-        <w:rPr>
-          <w:b w:val="0"/>
-          <w:i w:val="0"/>
-        </w:rPr>
-        <w:t>Sum the weights for the region.</w:t>
-      </w:r>
-    </w:p>
-    <w:p>
-      <w:pPr>
-        <w:pStyle w:val="ListBullet"/>
-      </w:pPr>
-      <w:r>
-        <w:rPr>
-          <w:b w:val="0"/>
-          <w:i w:val="0"/>
-        </w:rPr>
-        <w:t>A region with an apostrophe must work. Pass it as a parameter.</w:t>
-      </w:r>
-    </w:p>
-    <w:p>
-      <w:pPr>
-        <w:pStyle w:val="ListBullet"/>
-      </w:pPr>
-      <w:r>
-        <w:rPr>
-          <w:b w:val="0"/>
-          <w:i w:val="0"/>
-        </w:rPr>
-        <w:t>No matching rows must give 0.0, not None.</w:t>
-      </w:r>
-    </w:p>
-    <w:p>
-      <w:pPr>
-        <w:pStyle w:val="ListBullet"/>
-      </w:pPr>
-      <w:r>
-        <w:rPr>
-          <w:b w:val="0"/>
-          <w:i w:val="0"/>
-        </w:rPr>
-        <w:t>A crafted value must match nothing. Pass it as a parameter.</w:t>
-      </w:r>
-    </w:p>
-    <w:p>
-      <w:r>
-        <w:rPr>
-          <w:b w:val="0"/>
-          <w:i w:val="0"/>
-        </w:rPr>
-        <w:t>Shape of the answer. The reference solution defines these names. Write the bodies yourself.</w:t>
+        <w:t>extracts/</w:t>
+      </w:r>
+      <w:r>
+        <w:rPr>
+          <w:b w:val="0"/>
+          <w:i w:val="0"/>
+        </w:rPr>
+        <w:t>, with the wave as a parameter.</w:t>
       </w:r>
     </w:p>
     <w:tbl>
@@ -4632,7 +4401,7 @@
                 <w:b w:val="0"/>
                 <w:sz w:val="16"/>
               </w:rPr>
-              <w:t># Module constant.</w:t>
+              <w:t>con.execute(</w:t>
             </w:r>
           </w:p>
           <w:p>
@@ -4655,7 +4424,7 @@
                 <w:b w:val="0"/>
                 <w:sz w:val="16"/>
               </w:rPr>
-              <w:t>REGION_TOTAL_SQL = ...</w:t>
+              <w:t xml:space="preserve">    "SELECT count(*) FROM _____(1)('extracts/*.parquet') WHERE wave = _____(2)",</w:t>
             </w:r>
           </w:p>
           <w:p>
@@ -4678,7 +4447,7 @@
                 <w:b w:val="0"/>
                 <w:sz w:val="16"/>
               </w:rPr>
-              <w:t xml:space="preserve"> </w:t>
+              <w:t xml:space="preserve">    [wave],</w:t>
             </w:r>
           </w:p>
           <w:p>
@@ -4701,99 +4470,7 @@
                 <w:b w:val="0"/>
                 <w:sz w:val="16"/>
               </w:rPr>
-              <w:t># Total weight for one region.</w:t>
-            </w:r>
-          </w:p>
-          <w:p>
-            <w:pPr>
-              <w:spacing w:before="0" w:after="0" w:line="240" w:lineRule="auto"/>
-              <w:ind w:left="567" w:hanging="567"/>
-            </w:pPr>
-            <w:r>
-              <w:rPr>
-                <w:rFonts w:ascii="Consolas" w:hAnsi="Consolas" w:eastAsia="Consolas"/>
-                <w:b w:val="0"/>
-                <w:color w:val="5B6875"/>
-                <w:sz w:val="16"/>
-              </w:rPr>
-              <w:t xml:space="preserve">   5  </w:t>
-            </w:r>
-            <w:r>
-              <w:rPr>
-                <w:rFonts w:ascii="Consolas" w:hAnsi="Consolas" w:eastAsia="Consolas"/>
-                <w:b w:val="0"/>
-                <w:sz w:val="16"/>
-              </w:rPr>
-              <w:t>def region_total(</w:t>
-            </w:r>
-          </w:p>
-          <w:p>
-            <w:pPr>
-              <w:spacing w:before="0" w:after="0" w:line="240" w:lineRule="auto"/>
-              <w:ind w:left="567" w:hanging="567"/>
-            </w:pPr>
-            <w:r>
-              <w:rPr>
-                <w:rFonts w:ascii="Consolas" w:hAnsi="Consolas" w:eastAsia="Consolas"/>
-                <w:b w:val="0"/>
-                <w:color w:val="5B6875"/>
-                <w:sz w:val="16"/>
-              </w:rPr>
-              <w:t xml:space="preserve">   6  </w:t>
-            </w:r>
-            <w:r>
-              <w:rPr>
-                <w:rFonts w:ascii="Consolas" w:hAnsi="Consolas" w:eastAsia="Consolas"/>
-                <w:b w:val="0"/>
-                <w:sz w:val="16"/>
-              </w:rPr>
-              <w:t xml:space="preserve">    con: duckdb.DuckDBPyConnection,</w:t>
-            </w:r>
-          </w:p>
-          <w:p>
-            <w:pPr>
-              <w:spacing w:before="0" w:after="0" w:line="240" w:lineRule="auto"/>
-              <w:ind w:left="567" w:hanging="567"/>
-            </w:pPr>
-            <w:r>
-              <w:rPr>
-                <w:rFonts w:ascii="Consolas" w:hAnsi="Consolas" w:eastAsia="Consolas"/>
-                <w:b w:val="0"/>
-                <w:color w:val="5B6875"/>
-                <w:sz w:val="16"/>
-              </w:rPr>
-              <w:t xml:space="preserve">   7  </w:t>
-            </w:r>
-            <w:r>
-              <w:rPr>
-                <w:rFonts w:ascii="Consolas" w:hAnsi="Consolas" w:eastAsia="Consolas"/>
-                <w:b w:val="0"/>
-                <w:sz w:val="16"/>
-              </w:rPr>
-              <w:t xml:space="preserve">    region: str,</w:t>
-            </w:r>
-          </w:p>
-          <w:p>
-            <w:pPr>
-              <w:spacing w:before="0" w:after="0" w:line="240" w:lineRule="auto"/>
-              <w:ind w:left="567" w:hanging="567"/>
-            </w:pPr>
-            <w:r>
-              <w:rPr>
-                <w:rFonts w:ascii="Consolas" w:hAnsi="Consolas" w:eastAsia="Consolas"/>
-                <w:b w:val="0"/>
-                <w:color w:val="5B6875"/>
-                <w:sz w:val="16"/>
-              </w:rPr>
-              <w:t xml:space="preserve">   8  </w:t>
-            </w:r>
-            <w:r>
-              <w:rPr>
-                <w:rFonts w:ascii="Consolas" w:hAnsi="Consolas" w:eastAsia="Consolas"/>
-                <w:b w:val="0"/>
-                <w:sz w:val="16"/>
-              </w:rPr>
-              <w:t>) -&gt; float: ...</w:t>
+              <w:t>).fetchone()</w:t>
             </w:r>
           </w:p>
         </w:tc>
@@ -4801,12 +4478,206 @@
     </w:tbl>
     <w:p/>
     <w:p>
-      <w:r>
-        <w:rPr>
-          <w:b w:val="0"/>
-          <w:i w:val="0"/>
-        </w:rPr>
-        <w:t>Starter code:</w:t>
+      <w:pPr>
+        <w:pStyle w:val="Heading5"/>
+      </w:pPr>
+      <w:r>
+        <w:t>Exercise 4. Write the function (level 3)</w:t>
+      </w:r>
+    </w:p>
+    <w:p>
+      <w:r>
+        <w:rPr>
+          <w:b w:val="0"/>
+          <w:i w:val="0"/>
+        </w:rPr>
+        <w:t xml:space="preserve">Write </w:t>
+      </w:r>
+      <w:r>
+        <w:rPr>
+          <w:rFonts w:ascii="Consolas" w:hAnsi="Consolas" w:eastAsia="Consolas"/>
+          <w:b w:val="0"/>
+          <w:sz w:val="19"/>
+        </w:rPr>
+        <w:t>region_total(con, region)</w:t>
+      </w:r>
+      <w:r>
+        <w:rPr>
+          <w:b w:val="0"/>
+          <w:i w:val="0"/>
+        </w:rPr>
+        <w:t xml:space="preserve">. It returns the sum of </w:t>
+      </w:r>
+      <w:r>
+        <w:rPr>
+          <w:rFonts w:ascii="Consolas" w:hAnsi="Consolas" w:eastAsia="Consolas"/>
+          <w:b w:val="0"/>
+          <w:sz w:val="19"/>
+        </w:rPr>
+        <w:t>weight</w:t>
+      </w:r>
+      <w:r>
+        <w:rPr>
+          <w:b w:val="0"/>
+          <w:i w:val="0"/>
+        </w:rPr>
+        <w:t xml:space="preserve"> in table </w:t>
+      </w:r>
+      <w:r>
+        <w:rPr>
+          <w:rFonts w:ascii="Consolas" w:hAnsi="Consolas" w:eastAsia="Consolas"/>
+          <w:b w:val="0"/>
+          <w:sz w:val="19"/>
+        </w:rPr>
+        <w:t>responses</w:t>
+      </w:r>
+      <w:r>
+        <w:rPr>
+          <w:b w:val="0"/>
+          <w:i w:val="0"/>
+        </w:rPr>
+        <w:t xml:space="preserve"> for the given </w:t>
+      </w:r>
+      <w:r>
+        <w:rPr>
+          <w:rFonts w:ascii="Consolas" w:hAnsi="Consolas" w:eastAsia="Consolas"/>
+          <w:b w:val="0"/>
+          <w:sz w:val="19"/>
+        </w:rPr>
+        <w:t>region</w:t>
+      </w:r>
+      <w:r>
+        <w:rPr>
+          <w:b w:val="0"/>
+          <w:i w:val="0"/>
+        </w:rPr>
+        <w:t xml:space="preserve">, as a </w:t>
+      </w:r>
+      <w:r>
+        <w:rPr>
+          <w:rFonts w:ascii="Consolas" w:hAnsi="Consolas" w:eastAsia="Consolas"/>
+          <w:b w:val="0"/>
+          <w:sz w:val="19"/>
+        </w:rPr>
+        <w:t>float</w:t>
+      </w:r>
+      <w:r>
+        <w:rPr>
+          <w:b w:val="0"/>
+          <w:i w:val="0"/>
+        </w:rPr>
+        <w:t xml:space="preserve">. Return </w:t>
+      </w:r>
+      <w:r>
+        <w:rPr>
+          <w:rFonts w:ascii="Consolas" w:hAnsi="Consolas" w:eastAsia="Consolas"/>
+          <w:b w:val="0"/>
+          <w:sz w:val="19"/>
+        </w:rPr>
+        <w:t>0.0</w:t>
+      </w:r>
+      <w:r>
+        <w:rPr>
+          <w:b w:val="0"/>
+          <w:i w:val="0"/>
+        </w:rPr>
+        <w:t xml:space="preserve"> when no rows match. Pass </w:t>
+      </w:r>
+      <w:r>
+        <w:rPr>
+          <w:rFonts w:ascii="Consolas" w:hAnsi="Consolas" w:eastAsia="Consolas"/>
+          <w:b w:val="0"/>
+          <w:sz w:val="19"/>
+        </w:rPr>
+        <w:t>region</w:t>
+      </w:r>
+      <w:r>
+        <w:rPr>
+          <w:b w:val="0"/>
+          <w:i w:val="0"/>
+        </w:rPr>
+        <w:t xml:space="preserve"> as a parameter. The checker runs it with regions such as </w:t>
+      </w:r>
+      <w:r>
+        <w:rPr>
+          <w:rFonts w:ascii="Consolas" w:hAnsi="Consolas" w:eastAsia="Consolas"/>
+          <w:b w:val="0"/>
+          <w:sz w:val="19"/>
+        </w:rPr>
+        <w:t>Hawke's Bay</w:t>
+      </w:r>
+      <w:r>
+        <w:rPr>
+          <w:b w:val="0"/>
+          <w:i w:val="0"/>
+        </w:rPr>
+        <w:t>.</w:t>
+      </w:r>
+    </w:p>
+    <w:p>
+      <w:r>
+        <w:rPr>
+          <w:b w:val="0"/>
+          <w:i w:val="0"/>
+        </w:rPr>
+        <w:t>Your code must pass these checks:</w:t>
+      </w:r>
+    </w:p>
+    <w:p>
+      <w:pPr>
+        <w:pStyle w:val="ListBullet"/>
+      </w:pPr>
+      <w:r>
+        <w:rPr>
+          <w:b w:val="0"/>
+          <w:i w:val="0"/>
+        </w:rPr>
+        <w:t>Sum the weights for the region.</w:t>
+      </w:r>
+    </w:p>
+    <w:p>
+      <w:pPr>
+        <w:pStyle w:val="ListBullet"/>
+      </w:pPr>
+      <w:r>
+        <w:rPr>
+          <w:b w:val="0"/>
+          <w:i w:val="0"/>
+        </w:rPr>
+        <w:t>A region with an apostrophe must work. Pass it as a parameter.</w:t>
+      </w:r>
+    </w:p>
+    <w:p>
+      <w:pPr>
+        <w:pStyle w:val="ListBullet"/>
+      </w:pPr>
+      <w:r>
+        <w:rPr>
+          <w:b w:val="0"/>
+          <w:i w:val="0"/>
+        </w:rPr>
+        <w:t>No matching rows must give 0.0, not None.</w:t>
+      </w:r>
+    </w:p>
+    <w:p>
+      <w:pPr>
+        <w:pStyle w:val="ListBullet"/>
+      </w:pPr>
+      <w:r>
+        <w:rPr>
+          <w:b w:val="0"/>
+          <w:i w:val="0"/>
+        </w:rPr>
+        <w:t>A crafted value must match nothing. Pass it as a parameter.</w:t>
+      </w:r>
+    </w:p>
+    <w:p>
+      <w:r>
+        <w:rPr>
+          <w:b w:val="0"/>
+          <w:i w:val="0"/>
+        </w:rPr>
+        <w:t>Shape of the answer. The reference solution defines these names. Write the bodies yourself.</w:t>
       </w:r>
     </w:p>
     <w:tbl>
@@ -4844,7 +4715,7 @@
                 <w:b w:val="0"/>
                 <w:sz w:val="16"/>
               </w:rPr>
-              <w:t>import duckdb</w:t>
+              <w:t># Module constant.</w:t>
             </w:r>
           </w:p>
           <w:p>
@@ -4867,7 +4738,7 @@
                 <w:b w:val="0"/>
                 <w:sz w:val="16"/>
               </w:rPr>
-              <w:t xml:space="preserve"> </w:t>
+              <w:t>REGION_TOTAL_SQL = ...</w:t>
             </w:r>
           </w:p>
           <w:p>
@@ -4913,7 +4784,7 @@
                 <w:b w:val="0"/>
                 <w:sz w:val="16"/>
               </w:rPr>
-              <w:t>def region_total(con, region):</w:t>
+              <w:t># Total weight for one region.</w:t>
             </w:r>
           </w:p>
           <w:p>
@@ -4936,7 +4807,76 @@
                 <w:b w:val="0"/>
                 <w:sz w:val="16"/>
               </w:rPr>
-              <w:t xml:space="preserve">    return con.execute(f"SELECT sum(weight) FROM responses WHERE region = '{region}'").fetchone()[0]</w:t>
+              <w:t>def region_total(</w:t>
+            </w:r>
+          </w:p>
+          <w:p>
+            <w:pPr>
+              <w:spacing w:before="0" w:after="0" w:line="240" w:lineRule="auto"/>
+              <w:ind w:left="567" w:hanging="567"/>
+            </w:pPr>
+            <w:r>
+              <w:rPr>
+                <w:rFonts w:ascii="Consolas" w:hAnsi="Consolas" w:eastAsia="Consolas"/>
+                <w:b w:val="0"/>
+                <w:color w:val="5B6875"/>
+                <w:sz w:val="16"/>
+              </w:rPr>
+              <w:t xml:space="preserve">   6  </w:t>
+            </w:r>
+            <w:r>
+              <w:rPr>
+                <w:rFonts w:ascii="Consolas" w:hAnsi="Consolas" w:eastAsia="Consolas"/>
+                <w:b w:val="0"/>
+                <w:sz w:val="16"/>
+              </w:rPr>
+              <w:t xml:space="preserve">    con: duckdb.DuckDBPyConnection,</w:t>
+            </w:r>
+          </w:p>
+          <w:p>
+            <w:pPr>
+              <w:spacing w:before="0" w:after="0" w:line="240" w:lineRule="auto"/>
+              <w:ind w:left="567" w:hanging="567"/>
+            </w:pPr>
+            <w:r>
+              <w:rPr>
+                <w:rFonts w:ascii="Consolas" w:hAnsi="Consolas" w:eastAsia="Consolas"/>
+                <w:b w:val="0"/>
+                <w:color w:val="5B6875"/>
+                <w:sz w:val="16"/>
+              </w:rPr>
+              <w:t xml:space="preserve">   7  </w:t>
+            </w:r>
+            <w:r>
+              <w:rPr>
+                <w:rFonts w:ascii="Consolas" w:hAnsi="Consolas" w:eastAsia="Consolas"/>
+                <w:b w:val="0"/>
+                <w:sz w:val="16"/>
+              </w:rPr>
+              <w:t xml:space="preserve">    region: str,</w:t>
+            </w:r>
+          </w:p>
+          <w:p>
+            <w:pPr>
+              <w:spacing w:before="0" w:after="0" w:line="240" w:lineRule="auto"/>
+              <w:ind w:left="567" w:hanging="567"/>
+            </w:pPr>
+            <w:r>
+              <w:rPr>
+                <w:rFonts w:ascii="Consolas" w:hAnsi="Consolas" w:eastAsia="Consolas"/>
+                <w:b w:val="0"/>
+                <w:color w:val="5B6875"/>
+                <w:sz w:val="16"/>
+              </w:rPr>
+              <w:t xml:space="preserve">   8  </w:t>
+            </w:r>
+            <w:r>
+              <w:rPr>
+                <w:rFonts w:ascii="Consolas" w:hAnsi="Consolas" w:eastAsia="Consolas"/>
+                <w:b w:val="0"/>
+                <w:sz w:val="16"/>
+              </w:rPr>
+              <w:t>) -&gt; float: ...</w:t>
             </w:r>
           </w:p>
         </w:tc>
@@ -4944,293 +4884,12 @@
     </w:tbl>
     <w:p/>
     <w:p>
-      <w:pPr>
-        <w:pStyle w:val="Heading5"/>
-      </w:pPr>
-      <w:r>
-        <w:t>Exercise 5. Architecture design (level 4)</w:t>
-      </w:r>
-    </w:p>
-    <w:p>
-      <w:r>
-        <w:rPr>
-          <w:b w:val="0"/>
-          <w:i w:val="0"/>
-        </w:rPr>
-        <w:t>A reporting script lets users pick a table to summarise and a wave to filter on. Choose how each input reaches DuckDB.</w:t>
-      </w:r>
-    </w:p>
-    <w:p>
-      <w:r>
-        <w:rPr>
-          <w:b w:val="0"/>
-          <w:i w:val="0"/>
-        </w:rPr>
-        <w:t>Options: A ? parameter, An f-string inside the SQL.</w:t>
-      </w:r>
-    </w:p>
-    <w:p>
-      <w:pPr>
-        <w:pStyle w:val="ListNumber"/>
-      </w:pPr>
-      <w:r>
-        <w:rPr>
-          <w:b w:val="0"/>
-          <w:i w:val="0"/>
-        </w:rPr>
-        <w:t>The wave value</w:t>
-      </w:r>
-    </w:p>
-    <w:p>
-      <w:pPr>
-        <w:pStyle w:val="ListNumber"/>
-      </w:pPr>
-      <w:r>
-        <w:rPr>
-          <w:b w:val="0"/>
-          <w:i w:val="0"/>
-        </w:rPr>
-        <w:t>The table name</w:t>
-      </w:r>
-    </w:p>
-    <w:p>
-      <w:pPr>
-        <w:pStyle w:val="ListNumber"/>
-      </w:pPr>
-      <w:r>
-        <w:rPr>
-          <w:b w:val="0"/>
-          <w:i w:val="0"/>
-        </w:rPr>
-        <w:t>The connection</w:t>
-      </w:r>
-    </w:p>
-    <w:p>
-      <w:pPr>
-        <w:pStyle w:val="Heading4"/>
-      </w:pPr>
-      <w:r>
-        <w:t>Sources</w:t>
-      </w:r>
-    </w:p>
-    <w:p>
-      <w:pPr>
-        <w:pStyle w:val="ListBullet"/>
-      </w:pPr>
-      <w:r>
-        <w:rPr>
-          <w:b w:val="0"/>
-          <w:i w:val="0"/>
-        </w:rPr>
-        <w:t>DuckDB binds ? and $name parameters with con.execute(sql, params). (verified: DuckDB Python API documentation; run on DuckDB 1.5.1 and 1.5.5 in this repository.)</w:t>
-      </w:r>
-    </w:p>
-    <w:p>
-      <w:pPr>
-        <w:pStyle w:val="ListBullet"/>
-      </w:pPr>
-      <w:r>
-        <w:rPr>
-          <w:b w:val="0"/>
-          <w:i w:val="0"/>
-        </w:rPr>
-        <w:t>DuckDB queries pandas DataFrames in the calling scope by variable name and reads Parquet globs with read_parquet. (verified: DuckDB Python API documentation; run on DuckDB 1.5.1 and 1.5.5 in this repository.)</w:t>
-      </w:r>
-    </w:p>
-    <w:p>
-      <w:pPr>
-        <w:pStyle w:val="ListBullet"/>
-      </w:pPr>
-      <w:r>
-        <w:rPr>
-          <w:b w:val="0"/>
-          <w:i w:val="0"/>
-        </w:rPr>
-        <w:t>Pasting w1' or '1'='1 into an f-string filter returned every row; the same value as a parameter matched none. (verified: Run on DuckDB 1.5.1 in this repository.)</w:t>
-      </w:r>
-    </w:p>
-    <w:p>
-      <w:pPr>
-        <w:pStyle w:val="Heading3"/>
-      </w:pPr>
-      <w:r>
-        <w:t>B4-L3 Choosing pandas, Polars, DuckDB or Spark</w:t>
-      </w:r>
-    </w:p>
-    <w:p>
-      <w:pPr>
-        <w:pStyle w:val="Heading4"/>
-      </w:pPr>
-      <w:r>
-        <w:t>Concept</w:t>
-      </w:r>
-    </w:p>
-    <w:p>
-      <w:r>
-        <w:rPr>
-          <w:b w:val="0"/>
-          <w:i w:val="0"/>
-        </w:rPr>
-        <w:t>All four tools answer the same questions. Pick by where the data lives and how big it is next to your memory, not by fashion.</w:t>
-      </w:r>
-    </w:p>
-    <w:p>
-      <w:r>
-        <w:rPr>
-          <w:b w:val="0"/>
-          <w:i w:val="0"/>
-        </w:rPr>
-        <w:t>A measurement from this course's build: a group-by with sum and mean over 10 million rows and 1,000 groups, best of three runs on a 4-core machine. pandas 3.0.6 took 0.22 s, Polars 1.44 took 0.11 s, DuckDB 1.5 took 0.06 s. At this size every tool is fast enough. The choice matters when data outgrows memory.</w:t>
-      </w:r>
-    </w:p>
-    <w:tbl>
-      <w:tblPr>
-        <w:tblStyle w:val="TableGrid"/>
-        <w:tblW w:type="auto" w:w="0"/>
-        <w:tblLook w:firstColumn="1" w:firstRow="1" w:lastColumn="0" w:lastRow="0" w:noHBand="0" w:noVBand="1" w:val="04A0"/>
-      </w:tblPr>
-      <w:tblGrid>
-        <w:gridCol w:w="4110"/>
-        <w:gridCol w:w="4110"/>
-      </w:tblGrid>
-      <w:tr>
-        <w:tc>
-          <w:tcPr>
-            <w:tcW w:type="dxa" w:w="4110"/>
-          </w:tcPr>
-          <w:p>
-            <w:r>
-              <w:rPr>
-                <w:b/>
-              </w:rPr>
-              <w:t>Situation</w:t>
-            </w:r>
-          </w:p>
-        </w:tc>
-        <w:tc>
-          <w:tcPr>
-            <w:tcW w:type="dxa" w:w="4110"/>
-          </w:tcPr>
-          <w:p>
-            <w:r>
-              <w:rPr>
-                <w:b/>
-              </w:rPr>
-              <w:t>Good default</w:t>
-            </w:r>
-          </w:p>
-        </w:tc>
-      </w:tr>
-      <w:tr>
-        <w:tc>
-          <w:tcPr>
-            <w:tcW w:type="dxa" w:w="4110"/>
-          </w:tcPr>
-          <w:p>
-            <w:r>
-              <w:t>Data fits comfortably in memory, you need the scikit-learn, statsmodels or plotting ecosystem</w:t>
-            </w:r>
-          </w:p>
-        </w:tc>
-        <w:tc>
-          <w:tcPr>
-            <w:tcW w:type="dxa" w:w="4110"/>
-          </w:tcPr>
-          <w:p>
-            <w:r>
-              <w:t>pandas</w:t>
-            </w:r>
-          </w:p>
-        </w:tc>
-      </w:tr>
-      <w:tr>
-        <w:tc>
-          <w:tcPr>
-            <w:tcW w:type="dxa" w:w="4110"/>
-          </w:tcPr>
-          <w:p>
-            <w:r>
-              <w:t>Files larger than you want in memory, heavy transforms, one machine</w:t>
-            </w:r>
-          </w:p>
-        </w:tc>
-        <w:tc>
-          <w:tcPr>
-            <w:tcW w:type="dxa" w:w="4110"/>
-          </w:tcPr>
-          <w:p>
-            <w:r>
-              <w:t>Polars lazy (scan_parquet)</w:t>
-            </w:r>
-          </w:p>
-        </w:tc>
-      </w:tr>
-      <w:tr>
-        <w:tc>
-          <w:tcPr>
-            <w:tcW w:type="dxa" w:w="4110"/>
-          </w:tcPr>
-          <w:p>
-            <w:r>
-              <w:t>SQL is the clearest way to express it, or you join many files ad hoc</w:t>
-            </w:r>
-          </w:p>
-        </w:tc>
-        <w:tc>
-          <w:tcPr>
-            <w:tcW w:type="dxa" w:w="4110"/>
-          </w:tcPr>
-          <w:p>
-            <w:r>
-              <w:t>DuckDB</w:t>
-            </w:r>
-          </w:p>
-        </w:tc>
-      </w:tr>
-      <w:tr>
-        <w:tc>
-          <w:tcPr>
-            <w:tcW w:type="dxa" w:w="4110"/>
-          </w:tcPr>
-          <w:p>
-            <w:r>
-              <w:t>Data already in a lakehouse, or larger than one machine, or a scheduled production job</w:t>
-            </w:r>
-          </w:p>
-        </w:tc>
-        <w:tc>
-          <w:tcPr>
-            <w:tcW w:type="dxa" w:w="4110"/>
-          </w:tcPr>
-          <w:p>
-            <w:r>
-              <w:t>Spark (Track A)</w:t>
-            </w:r>
-          </w:p>
-        </w:tc>
-      </w:tr>
-    </w:tbl>
-    <w:p>
-      <w:r>
-        <w:rPr>
-          <w:b w:val="0"/>
-          <w:i w:val="0"/>
-        </w:rPr>
-        <w:t xml:space="preserve">The tools share the </w:t>
-      </w:r>
-      <w:r>
-        <w:rPr>
-          <w:b/>
-          <w:i w:val="0"/>
-        </w:rPr>
-        <w:t>Apache Arrow</w:t>
-      </w:r>
-      <w:r>
-        <w:rPr>
-          <w:b w:val="0"/>
-          <w:i w:val="0"/>
-        </w:rPr>
-        <w:t xml:space="preserve"> memory format, so you mix them at the boundaries:</w:t>
+      <w:r>
+        <w:rPr>
+          <w:b w:val="0"/>
+          <w:i w:val="0"/>
+        </w:rPr>
+        <w:t>Starter code:</w:t>
       </w:r>
     </w:p>
     <w:tbl>
@@ -5268,7 +4927,7 @@
                 <w:b w:val="0"/>
                 <w:sz w:val="16"/>
               </w:rPr>
-              <w:t>lazy_result = pl.scan_parquet("extracts/*.parquet").filter(...).group_by(...).agg(...)</w:t>
+              <w:t>import duckdb</w:t>
             </w:r>
           </w:p>
           <w:p>
@@ -5291,7 +4950,7 @@
                 <w:b w:val="0"/>
                 <w:sz w:val="16"/>
               </w:rPr>
-              <w:t>summary = lazy_result.collect().to_pandas()     # Polars to pandas for statsmodels</w:t>
+              <w:t xml:space="preserve"> </w:t>
             </w:r>
           </w:p>
           <w:p>
@@ -5314,7 +4973,7 @@
                 <w:b w:val="0"/>
                 <w:sz w:val="16"/>
               </w:rPr>
-              <w:t>rel = con.sql("SELECT ... FROM read_parquet('extracts/*.parquet')")</w:t>
+              <w:t xml:space="preserve"> </w:t>
             </w:r>
           </w:p>
           <w:p>
@@ -5337,7 +4996,30 @@
                 <w:b w:val="0"/>
                 <w:sz w:val="16"/>
               </w:rPr>
-              <w:t>top = rel.pl()                                   # DuckDB to Polars</w:t>
+              <w:t>def region_total(con, region):</w:t>
+            </w:r>
+          </w:p>
+          <w:p>
+            <w:pPr>
+              <w:spacing w:before="0" w:after="0" w:line="240" w:lineRule="auto"/>
+              <w:ind w:left="567" w:hanging="567"/>
+            </w:pPr>
+            <w:r>
+              <w:rPr>
+                <w:rFonts w:ascii="Consolas" w:hAnsi="Consolas" w:eastAsia="Consolas"/>
+                <w:b w:val="0"/>
+                <w:color w:val="5B6875"/>
+                <w:sz w:val="16"/>
+              </w:rPr>
+              <w:t xml:space="preserve">   5  </w:t>
+            </w:r>
+            <w:r>
+              <w:rPr>
+                <w:rFonts w:ascii="Consolas" w:hAnsi="Consolas" w:eastAsia="Consolas"/>
+                <w:b w:val="0"/>
+                <w:sz w:val="16"/>
+              </w:rPr>
+              <w:t xml:space="preserve">    return con.execute(f"SELECT sum(weight) FROM responses WHERE region = '{region}'").fetchone()[0]</w:t>
             </w:r>
           </w:p>
         </w:tc>
@@ -5345,12 +5027,73 @@
     </w:tbl>
     <w:p/>
     <w:p>
-      <w:r>
-        <w:rPr>
-          <w:b w:val="0"/>
-          <w:i w:val="0"/>
-        </w:rPr>
-        <w:t>Rules for mixing:</w:t>
+      <w:pPr>
+        <w:pStyle w:val="Heading5"/>
+      </w:pPr>
+      <w:r>
+        <w:t>Exercise 5. Architecture design (level 4)</w:t>
+      </w:r>
+    </w:p>
+    <w:p>
+      <w:r>
+        <w:rPr>
+          <w:b w:val="0"/>
+          <w:i w:val="0"/>
+        </w:rPr>
+        <w:t>A reporting script lets users pick a table to summarise and a wave to filter on. Choose how each input reaches DuckDB.</w:t>
+      </w:r>
+    </w:p>
+    <w:p>
+      <w:r>
+        <w:rPr>
+          <w:b w:val="0"/>
+          <w:i w:val="0"/>
+        </w:rPr>
+        <w:t>Options: A ? parameter, An f-string inside the SQL.</w:t>
+      </w:r>
+    </w:p>
+    <w:p>
+      <w:pPr>
+        <w:pStyle w:val="ListNumber"/>
+      </w:pPr>
+      <w:r>
+        <w:rPr>
+          <w:b w:val="0"/>
+          <w:i w:val="0"/>
+        </w:rPr>
+        <w:t>The wave value</w:t>
+      </w:r>
+    </w:p>
+    <w:p>
+      <w:pPr>
+        <w:pStyle w:val="ListNumber"/>
+      </w:pPr>
+      <w:r>
+        <w:rPr>
+          <w:b w:val="0"/>
+          <w:i w:val="0"/>
+        </w:rPr>
+        <w:t>The table name</w:t>
+      </w:r>
+    </w:p>
+    <w:p>
+      <w:pPr>
+        <w:pStyle w:val="ListNumber"/>
+      </w:pPr>
+      <w:r>
+        <w:rPr>
+          <w:b w:val="0"/>
+          <w:i w:val="0"/>
+        </w:rPr>
+        <w:t>The connection</w:t>
+      </w:r>
+    </w:p>
+    <w:p>
+      <w:pPr>
+        <w:pStyle w:val="Heading4"/>
+      </w:pPr>
+      <w:r>
+        <w:t>Sources</w:t>
       </w:r>
     </w:p>
     <w:p>
@@ -5359,17 +5102,10 @@
       </w:pPr>
       <w:r>
         <w:rPr>
-          <w:b/>
-          <w:i w:val="0"/>
-        </w:rPr>
-        <w:t>Reduce first, convert last.</w:t>
-      </w:r>
-      <w:r>
-        <w:rPr>
-          <w:b w:val="0"/>
-          <w:i w:val="0"/>
-        </w:rPr>
-        <w:t xml:space="preserve"> Filter and aggregate in the engine that reads the files. Convert the small result.</w:t>
+          <w:b w:val="0"/>
+          <w:i w:val="0"/>
+        </w:rPr>
+        <w:t>DuckDB binds ? and $name parameters with con.execute(sql, params). (verified: DuckDB Python API documentation; run on DuckDB 1.5.1 and 1.5.5 in this repository.)</w:t>
       </w:r>
     </w:p>
     <w:p>
@@ -5378,62 +5114,10 @@
       </w:pPr>
       <w:r>
         <w:rPr>
-          <w:b/>
-          <w:i w:val="0"/>
-        </w:rPr>
-        <w:t>Watch the index.</w:t>
-      </w:r>
-      <w:r>
-        <w:rPr>
-          <w:b w:val="0"/>
-          <w:i w:val="0"/>
-        </w:rPr>
-        <w:t xml:space="preserve"> Polars has no index. </w:t>
-      </w:r>
-      <w:r>
-        <w:rPr>
-          <w:rFonts w:ascii="Consolas" w:hAnsi="Consolas" w:eastAsia="Consolas"/>
-          <w:b w:val="0"/>
-          <w:sz w:val="19"/>
-        </w:rPr>
-        <w:t>pl.from_pandas(df)</w:t>
-      </w:r>
-      <w:r>
-        <w:rPr>
-          <w:b w:val="0"/>
-          <w:i w:val="0"/>
-        </w:rPr>
-        <w:t xml:space="preserve"> drops a pandas index unless you pass </w:t>
-      </w:r>
-      <w:r>
-        <w:rPr>
-          <w:rFonts w:ascii="Consolas" w:hAnsi="Consolas" w:eastAsia="Consolas"/>
-          <w:b w:val="0"/>
-          <w:sz w:val="19"/>
-        </w:rPr>
-        <w:t>include_index=True</w:t>
-      </w:r>
-      <w:r>
-        <w:rPr>
-          <w:b w:val="0"/>
-          <w:i w:val="0"/>
-        </w:rPr>
-        <w:t xml:space="preserve">, or call </w:t>
-      </w:r>
-      <w:r>
-        <w:rPr>
-          <w:rFonts w:ascii="Consolas" w:hAnsi="Consolas" w:eastAsia="Consolas"/>
-          <w:b w:val="0"/>
-          <w:sz w:val="19"/>
-        </w:rPr>
-        <w:t>reset_index()</w:t>
-      </w:r>
-      <w:r>
-        <w:rPr>
-          <w:b w:val="0"/>
-          <w:i w:val="0"/>
-        </w:rPr>
-        <w:t xml:space="preserve"> first.</w:t>
+          <w:b w:val="0"/>
+          <w:i w:val="0"/>
+        </w:rPr>
+        <w:t>DuckDB queries pandas DataFrames in the calling scope by variable name and reads Parquet globs with read_parquet. (verified: DuckDB Python API documentation; run on DuckDB 1.5.1 and 1.5.5 in this repository.)</w:t>
       </w:r>
     </w:p>
     <w:p>
@@ -5442,56 +5126,18 @@
       </w:pPr>
       <w:r>
         <w:rPr>
-          <w:b/>
-          <w:i w:val="0"/>
-        </w:rPr>
-        <w:t>Check dtypes after each hop.</w:t>
-      </w:r>
-      <w:r>
-        <w:rPr>
-          <w:b w:val="0"/>
-          <w:i w:val="0"/>
-        </w:rPr>
-        <w:t xml:space="preserve"> Text becomes </w:t>
-      </w:r>
-      <w:r>
-        <w:rPr>
-          <w:rFonts w:ascii="Consolas" w:hAnsi="Consolas" w:eastAsia="Consolas"/>
-          <w:b w:val="0"/>
-          <w:sz w:val="19"/>
-        </w:rPr>
-        <w:t>str</w:t>
-      </w:r>
-      <w:r>
-        <w:rPr>
-          <w:b w:val="0"/>
-          <w:i w:val="0"/>
-        </w:rPr>
-        <w:t xml:space="preserve"> in pandas 3 and </w:t>
-      </w:r>
-      <w:r>
-        <w:rPr>
-          <w:rFonts w:ascii="Consolas" w:hAnsi="Consolas" w:eastAsia="Consolas"/>
-          <w:b w:val="0"/>
-          <w:sz w:val="19"/>
-        </w:rPr>
-        <w:t>String</w:t>
-      </w:r>
-      <w:r>
-        <w:rPr>
-          <w:b w:val="0"/>
-          <w:i w:val="0"/>
-        </w:rPr>
-        <w:t xml:space="preserve"> in Polars. Nullable integers need care in both directions.</w:t>
+          <w:b w:val="0"/>
+          <w:i w:val="0"/>
+        </w:rPr>
+        <w:t>Pasting w1' or '1'='1 into an f-string filter returned every row; the same value as a parameter matched none. (verified: Run on DuckDB 1.5.1 in this repository.)</w:t>
       </w:r>
     </w:p>
     <w:p>
-      <w:r>
-        <w:rPr>
-          <w:b w:val="0"/>
-          <w:i w:val="0"/>
-        </w:rPr>
-        <w:t>One project, one primary engine. A second tool at a clear boundary is fine. Four tools in one function is not.</w:t>
+      <w:pPr>
+        <w:pStyle w:val="Heading3"/>
+      </w:pPr>
+      <w:r>
+        <w:t>B4-L3 Choosing pandas, Polars, DuckDB or Spark</w:t>
       </w:r>
     </w:p>
     <w:p>
@@ -5499,7 +5145,7 @@
         <w:pStyle w:val="Heading4"/>
       </w:pPr>
       <w:r>
-        <w:t>Why it matters</w:t>
+        <w:t>Concept</w:t>
       </w:r>
     </w:p>
     <w:p>
@@ -5508,77 +5154,166 @@
           <w:b w:val="0"/>
           <w:i w:val="0"/>
         </w:rPr>
-        <w:t xml:space="preserve">An analyst sets </w:t>
-      </w:r>
-      <w:r>
-        <w:rPr>
-          <w:rFonts w:ascii="Consolas" w:hAnsi="Consolas" w:eastAsia="Consolas"/>
-          <w:b w:val="0"/>
-          <w:sz w:val="19"/>
-        </w:rPr>
-        <w:t>respondent_id</w:t>
-      </w:r>
-      <w:r>
-        <w:rPr>
-          <w:b w:val="0"/>
-          <w:i w:val="0"/>
-        </w:rPr>
-        <w:t xml:space="preserve"> as the pandas index to deduplicate, then hands the frame to a Polars function for a fast join. </w:t>
-      </w:r>
-      <w:r>
-        <w:rPr>
-          <w:rFonts w:ascii="Consolas" w:hAnsi="Consolas" w:eastAsia="Consolas"/>
-          <w:b w:val="0"/>
-          <w:sz w:val="19"/>
-        </w:rPr>
-        <w:t>pl.from_pandas</w:t>
-      </w:r>
-      <w:r>
-        <w:rPr>
-          <w:b w:val="0"/>
-          <w:i w:val="0"/>
-        </w:rPr>
-        <w:t xml:space="preserve"> drops the index. The join key is gone, so the analyst joins on row position with </w:t>
-      </w:r>
-      <w:r>
-        <w:rPr>
-          <w:rFonts w:ascii="Consolas" w:hAnsi="Consolas" w:eastAsia="Consolas"/>
-          <w:b w:val="0"/>
-          <w:sz w:val="19"/>
-        </w:rPr>
-        <w:t>hstack</w:t>
-      </w:r>
-      <w:r>
-        <w:rPr>
-          <w:b w:val="0"/>
-          <w:i w:val="0"/>
-        </w:rPr>
-        <w:t>. Two waves sorted differently, and 11% of respondents got another person's scores.</w:t>
+        <w:t>All four tools answer the same questions. Pick by where the data lives and how big it is next to your memory, not by fashion.</w:t>
       </w:r>
     </w:p>
     <w:p>
       <w:r>
         <w:rPr>
-          <w:rFonts w:ascii="Consolas" w:hAnsi="Consolas" w:eastAsia="Consolas"/>
-          <w:b w:val="0"/>
-          <w:sz w:val="19"/>
-        </w:rPr>
-        <w:t>pl.from_pandas(df.reset_index())</w:t>
-      </w:r>
-      <w:r>
-        <w:rPr>
-          <w:b w:val="0"/>
-          <w:i w:val="0"/>
-        </w:rPr>
-        <w:t xml:space="preserve"> keeps the ID as a column, and the join uses it.</w:t>
+          <w:b w:val="0"/>
+          <w:i w:val="0"/>
+        </w:rPr>
+        <w:t>A measurement from this course's build: a group-by with sum and mean over 10 million rows and 1,000 groups, best of three runs on a 4-core machine. pandas 3.0.6 took 0.22 s, Polars 1.44 took 0.11 s, DuckDB 1.5 took 0.06 s. At this size every tool is fast enough. The choice matters when data outgrows memory.</w:t>
       </w:r>
     </w:p>
+    <w:tbl>
+      <w:tblPr>
+        <w:tblStyle w:val="TableGrid"/>
+        <w:tblW w:type="auto" w:w="0"/>
+        <w:tblLook w:firstColumn="1" w:firstRow="1" w:lastColumn="0" w:lastRow="0" w:noHBand="0" w:noVBand="1" w:val="04A0"/>
+      </w:tblPr>
+      <w:tblGrid>
+        <w:gridCol w:w="4110"/>
+        <w:gridCol w:w="4110"/>
+      </w:tblGrid>
+      <w:tr>
+        <w:tc>
+          <w:tcPr>
+            <w:tcW w:type="dxa" w:w="4110"/>
+          </w:tcPr>
+          <w:p>
+            <w:r>
+              <w:rPr>
+                <w:b/>
+              </w:rPr>
+              <w:t>Situation</w:t>
+            </w:r>
+          </w:p>
+        </w:tc>
+        <w:tc>
+          <w:tcPr>
+            <w:tcW w:type="dxa" w:w="4110"/>
+          </w:tcPr>
+          <w:p>
+            <w:r>
+              <w:rPr>
+                <w:b/>
+              </w:rPr>
+              <w:t>Good default</w:t>
+            </w:r>
+          </w:p>
+        </w:tc>
+      </w:tr>
+      <w:tr>
+        <w:tc>
+          <w:tcPr>
+            <w:tcW w:type="dxa" w:w="4110"/>
+          </w:tcPr>
+          <w:p>
+            <w:r>
+              <w:t>Data fits comfortably in memory, you need the scikit-learn, statsmodels or plotting ecosystem</w:t>
+            </w:r>
+          </w:p>
+        </w:tc>
+        <w:tc>
+          <w:tcPr>
+            <w:tcW w:type="dxa" w:w="4110"/>
+          </w:tcPr>
+          <w:p>
+            <w:r>
+              <w:t>pandas</w:t>
+            </w:r>
+          </w:p>
+        </w:tc>
+      </w:tr>
+      <w:tr>
+        <w:tc>
+          <w:tcPr>
+            <w:tcW w:type="dxa" w:w="4110"/>
+          </w:tcPr>
+          <w:p>
+            <w:r>
+              <w:t>Files larger than you want in memory, heavy transforms, one machine</w:t>
+            </w:r>
+          </w:p>
+        </w:tc>
+        <w:tc>
+          <w:tcPr>
+            <w:tcW w:type="dxa" w:w="4110"/>
+          </w:tcPr>
+          <w:p>
+            <w:r>
+              <w:t>Polars lazy (scan_parquet)</w:t>
+            </w:r>
+          </w:p>
+        </w:tc>
+      </w:tr>
+      <w:tr>
+        <w:tc>
+          <w:tcPr>
+            <w:tcW w:type="dxa" w:w="4110"/>
+          </w:tcPr>
+          <w:p>
+            <w:r>
+              <w:t>SQL is the clearest way to express it, or you join many files ad hoc</w:t>
+            </w:r>
+          </w:p>
+        </w:tc>
+        <w:tc>
+          <w:tcPr>
+            <w:tcW w:type="dxa" w:w="4110"/>
+          </w:tcPr>
+          <w:p>
+            <w:r>
+              <w:t>DuckDB</w:t>
+            </w:r>
+          </w:p>
+        </w:tc>
+      </w:tr>
+      <w:tr>
+        <w:tc>
+          <w:tcPr>
+            <w:tcW w:type="dxa" w:w="4110"/>
+          </w:tcPr>
+          <w:p>
+            <w:r>
+              <w:t>Data already in a lakehouse, or larger than one machine, or a scheduled production job</w:t>
+            </w:r>
+          </w:p>
+        </w:tc>
+        <w:tc>
+          <w:tcPr>
+            <w:tcW w:type="dxa" w:w="4110"/>
+          </w:tcPr>
+          <w:p>
+            <w:r>
+              <w:t>Spark (Track A)</w:t>
+            </w:r>
+          </w:p>
+        </w:tc>
+      </w:tr>
+    </w:tbl>
     <w:p>
-      <w:pPr>
-        <w:pStyle w:val="Heading4"/>
-      </w:pPr>
-      <w:r>
-        <w:t>Worked example: weak code</w:t>
+      <w:r>
+        <w:rPr>
+          <w:b w:val="0"/>
+          <w:i w:val="0"/>
+        </w:rPr>
+        <w:t xml:space="preserve">The tools share the </w:t>
+      </w:r>
+      <w:r>
+        <w:rPr>
+          <w:b/>
+          <w:i w:val="0"/>
+        </w:rPr>
+        <w:t>Apache Arrow</w:t>
+      </w:r>
+      <w:r>
+        <w:rPr>
+          <w:b w:val="0"/>
+          <w:i w:val="0"/>
+        </w:rPr>
+        <w:t xml:space="preserve"> memory format, so you mix them at the boundaries:</w:t>
       </w:r>
     </w:p>
     <w:tbl>
@@ -5604,19 +5339,19 @@
             <w:r>
               <w:rPr>
                 <w:rFonts w:ascii="Consolas" w:hAnsi="Consolas" w:eastAsia="Consolas"/>
-                <w:b/>
+                <w:b w:val="0"/>
                 <w:color w:val="5B6875"/>
                 <w:sz w:val="16"/>
               </w:rPr>
-              <w:t xml:space="preserve"> [1]  </w:t>
-            </w:r>
-            <w:r>
-              <w:rPr>
-                <w:rFonts w:ascii="Consolas" w:hAnsi="Consolas" w:eastAsia="Consolas"/>
-                <w:b w:val="0"/>
-                <w:sz w:val="16"/>
-              </w:rPr>
-              <w:t>big = pl.read_parquet("extracts/*.parquet").to_pandas()</w:t>
+              <w:t xml:space="preserve">   1  </w:t>
+            </w:r>
+            <w:r>
+              <w:rPr>
+                <w:rFonts w:ascii="Consolas" w:hAnsi="Consolas" w:eastAsia="Consolas"/>
+                <w:b w:val="0"/>
+                <w:sz w:val="16"/>
+              </w:rPr>
+              <w:t>lazy_result = pl.scan_parquet("extracts/*.parquet").filter(...).group_by(...).agg(...)</w:t>
             </w:r>
           </w:p>
           <w:p>
@@ -5627,19 +5362,19 @@
             <w:r>
               <w:rPr>
                 <w:rFonts w:ascii="Consolas" w:hAnsi="Consolas" w:eastAsia="Consolas"/>
-                <w:b/>
+                <w:b w:val="0"/>
                 <w:color w:val="5B6875"/>
                 <w:sz w:val="16"/>
               </w:rPr>
-              <w:t xml:space="preserve"> [2]  </w:t>
-            </w:r>
-            <w:r>
-              <w:rPr>
-                <w:rFonts w:ascii="Consolas" w:hAnsi="Consolas" w:eastAsia="Consolas"/>
-                <w:b w:val="0"/>
-                <w:sz w:val="16"/>
-              </w:rPr>
-              <w:t>big = big[big["wave"] == WAVE].set_index("respondent_id")</w:t>
+              <w:t xml:space="preserve">   2  </w:t>
+            </w:r>
+            <w:r>
+              <w:rPr>
+                <w:rFonts w:ascii="Consolas" w:hAnsi="Consolas" w:eastAsia="Consolas"/>
+                <w:b w:val="0"/>
+                <w:sz w:val="16"/>
+              </w:rPr>
+              <w:t>summary = lazy_result.collect().to_pandas()     # Polars to pandas for statsmodels</w:t>
             </w:r>
           </w:p>
           <w:p>
@@ -5650,76 +5385,196 @@
             <w:r>
               <w:rPr>
                 <w:rFonts w:ascii="Consolas" w:hAnsi="Consolas" w:eastAsia="Consolas"/>
-                <w:b/>
+                <w:b w:val="0"/>
                 <w:color w:val="5B6875"/>
                 <w:sz w:val="16"/>
               </w:rPr>
-              <w:t xml:space="preserve"> [3]  </w:t>
-            </w:r>
-            <w:r>
-              <w:rPr>
-                <w:rFonts w:ascii="Consolas" w:hAnsi="Consolas" w:eastAsia="Consolas"/>
-                <w:b w:val="0"/>
-                <w:sz w:val="16"/>
-              </w:rPr>
-              <w:t>stats = pl.from_pandas(big).group_by("brand").agg(pl.col("weight").sum())</w:t>
+              <w:t xml:space="preserve">   3  </w:t>
+            </w:r>
+            <w:r>
+              <w:rPr>
+                <w:rFonts w:ascii="Consolas" w:hAnsi="Consolas" w:eastAsia="Consolas"/>
+                <w:b w:val="0"/>
+                <w:sz w:val="16"/>
+              </w:rPr>
+              <w:t>rel = con.sql("SELECT ... FROM read_parquet('extracts/*.parquet')")</w:t>
+            </w:r>
+          </w:p>
+          <w:p>
+            <w:pPr>
+              <w:spacing w:before="0" w:after="0" w:line="240" w:lineRule="auto"/>
+              <w:ind w:left="567" w:hanging="567"/>
+            </w:pPr>
+            <w:r>
+              <w:rPr>
+                <w:rFonts w:ascii="Consolas" w:hAnsi="Consolas" w:eastAsia="Consolas"/>
+                <w:b w:val="0"/>
+                <w:color w:val="5B6875"/>
+                <w:sz w:val="16"/>
+              </w:rPr>
+              <w:t xml:space="preserve">   4  </w:t>
+            </w:r>
+            <w:r>
+              <w:rPr>
+                <w:rFonts w:ascii="Consolas" w:hAnsi="Consolas" w:eastAsia="Consolas"/>
+                <w:b w:val="0"/>
+                <w:sz w:val="16"/>
+              </w:rPr>
+              <w:t>top = rel.pl()                                   # DuckDB to Polars</w:t>
             </w:r>
           </w:p>
         </w:tc>
       </w:tr>
     </w:tbl>
+    <w:p/>
     <w:p>
-      <w:pPr>
-        <w:pStyle w:val="ListNumber"/>
-      </w:pPr>
-      <w:r>
-        <w:rPr>
-          <w:b/>
-        </w:rPr>
-        <w:t xml:space="preserve">Line 1. </w:t>
-      </w:r>
-      <w:r>
-        <w:rPr>
-          <w:b w:val="0"/>
-          <w:i w:val="0"/>
-        </w:rPr>
-        <w:t>Reads every wave eagerly, then copies all of it into pandas before filtering.</w:t>
+      <w:r>
+        <w:rPr>
+          <w:b w:val="0"/>
+          <w:i w:val="0"/>
+        </w:rPr>
+        <w:t>Rules for mixing:</w:t>
       </w:r>
     </w:p>
     <w:p>
       <w:pPr>
-        <w:pStyle w:val="ListNumber"/>
+        <w:pStyle w:val="ListBullet"/>
       </w:pPr>
       <w:r>
         <w:rPr>
           <w:b/>
-        </w:rPr>
-        <w:t xml:space="preserve">Line 2. </w:t>
-      </w:r>
-      <w:r>
-        <w:rPr>
-          <w:b w:val="0"/>
-          <w:i w:val="0"/>
-        </w:rPr>
-        <w:t>The ID moves into the index.</w:t>
+          <w:i w:val="0"/>
+        </w:rPr>
+        <w:t>Reduce first, convert last.</w:t>
+      </w:r>
+      <w:r>
+        <w:rPr>
+          <w:b w:val="0"/>
+          <w:i w:val="0"/>
+        </w:rPr>
+        <w:t xml:space="preserve"> Filter and aggregate in the engine that reads the files. Convert the small result.</w:t>
       </w:r>
     </w:p>
     <w:p>
       <w:pPr>
-        <w:pStyle w:val="ListNumber"/>
+        <w:pStyle w:val="ListBullet"/>
       </w:pPr>
       <w:r>
         <w:rPr>
           <w:b/>
-        </w:rPr>
-        <w:t xml:space="preserve">Line 3. </w:t>
-      </w:r>
-      <w:r>
-        <w:rPr>
-          <w:b w:val="0"/>
-          <w:i w:val="0"/>
-        </w:rPr>
-        <w:t>Back to Polars: the index, and so the ID, is dropped. Two conversions of the full data.</w:t>
+          <w:i w:val="0"/>
+        </w:rPr>
+        <w:t>Watch the index.</w:t>
+      </w:r>
+      <w:r>
+        <w:rPr>
+          <w:b w:val="0"/>
+          <w:i w:val="0"/>
+        </w:rPr>
+        <w:t xml:space="preserve"> Polars has no index. </w:t>
+      </w:r>
+      <w:r>
+        <w:rPr>
+          <w:rFonts w:ascii="Consolas" w:hAnsi="Consolas" w:eastAsia="Consolas"/>
+          <w:b w:val="0"/>
+          <w:sz w:val="19"/>
+        </w:rPr>
+        <w:t>pl.from_pandas(df)</w:t>
+      </w:r>
+      <w:r>
+        <w:rPr>
+          <w:b w:val="0"/>
+          <w:i w:val="0"/>
+        </w:rPr>
+        <w:t xml:space="preserve"> drops a pandas index unless you pass </w:t>
+      </w:r>
+      <w:r>
+        <w:rPr>
+          <w:rFonts w:ascii="Consolas" w:hAnsi="Consolas" w:eastAsia="Consolas"/>
+          <w:b w:val="0"/>
+          <w:sz w:val="19"/>
+        </w:rPr>
+        <w:t>include_index=True</w:t>
+      </w:r>
+      <w:r>
+        <w:rPr>
+          <w:b w:val="0"/>
+          <w:i w:val="0"/>
+        </w:rPr>
+        <w:t xml:space="preserve">, or call </w:t>
+      </w:r>
+      <w:r>
+        <w:rPr>
+          <w:rFonts w:ascii="Consolas" w:hAnsi="Consolas" w:eastAsia="Consolas"/>
+          <w:b w:val="0"/>
+          <w:sz w:val="19"/>
+        </w:rPr>
+        <w:t>reset_index()</w:t>
+      </w:r>
+      <w:r>
+        <w:rPr>
+          <w:b w:val="0"/>
+          <w:i w:val="0"/>
+        </w:rPr>
+        <w:t xml:space="preserve"> first.</w:t>
+      </w:r>
+    </w:p>
+    <w:p>
+      <w:pPr>
+        <w:pStyle w:val="ListBullet"/>
+      </w:pPr>
+      <w:r>
+        <w:rPr>
+          <w:b/>
+          <w:i w:val="0"/>
+        </w:rPr>
+        <w:t>Check dtypes after each hop.</w:t>
+      </w:r>
+      <w:r>
+        <w:rPr>
+          <w:b w:val="0"/>
+          <w:i w:val="0"/>
+        </w:rPr>
+        <w:t xml:space="preserve"> Text becomes </w:t>
+      </w:r>
+      <w:r>
+        <w:rPr>
+          <w:rFonts w:ascii="Consolas" w:hAnsi="Consolas" w:eastAsia="Consolas"/>
+          <w:b w:val="0"/>
+          <w:sz w:val="19"/>
+        </w:rPr>
+        <w:t>str</w:t>
+      </w:r>
+      <w:r>
+        <w:rPr>
+          <w:b w:val="0"/>
+          <w:i w:val="0"/>
+        </w:rPr>
+        <w:t xml:space="preserve"> in pandas 3 and </w:t>
+      </w:r>
+      <w:r>
+        <w:rPr>
+          <w:rFonts w:ascii="Consolas" w:hAnsi="Consolas" w:eastAsia="Consolas"/>
+          <w:b w:val="0"/>
+          <w:sz w:val="19"/>
+        </w:rPr>
+        <w:t>String</w:t>
+      </w:r>
+      <w:r>
+        <w:rPr>
+          <w:b w:val="0"/>
+          <w:i w:val="0"/>
+        </w:rPr>
+        <w:t xml:space="preserve"> in Polars. Nullable integers need care in both directions.</w:t>
+      </w:r>
+    </w:p>
+    <w:p>
+      <w:r>
+        <w:rPr>
+          <w:b w:val="0"/>
+          <w:i w:val="0"/>
+        </w:rPr>
+        <w:t>One project, one primary engine. A second tool at a clear boundary is fine. Four tools in one function is not.</w:t>
       </w:r>
     </w:p>
     <w:p>
@@ -5727,7 +5582,86 @@
         <w:pStyle w:val="Heading4"/>
       </w:pPr>
       <w:r>
-        <w:t>Worked example: strong code</w:t>
+        <w:t>Why it matters</w:t>
+      </w:r>
+    </w:p>
+    <w:p>
+      <w:r>
+        <w:rPr>
+          <w:b w:val="0"/>
+          <w:i w:val="0"/>
+        </w:rPr>
+        <w:t xml:space="preserve">An analyst sets </w:t>
+      </w:r>
+      <w:r>
+        <w:rPr>
+          <w:rFonts w:ascii="Consolas" w:hAnsi="Consolas" w:eastAsia="Consolas"/>
+          <w:b w:val="0"/>
+          <w:sz w:val="19"/>
+        </w:rPr>
+        <w:t>respondent_id</w:t>
+      </w:r>
+      <w:r>
+        <w:rPr>
+          <w:b w:val="0"/>
+          <w:i w:val="0"/>
+        </w:rPr>
+        <w:t xml:space="preserve"> as the pandas index to deduplicate, then hands the frame to a Polars function for a fast join. </w:t>
+      </w:r>
+      <w:r>
+        <w:rPr>
+          <w:rFonts w:ascii="Consolas" w:hAnsi="Consolas" w:eastAsia="Consolas"/>
+          <w:b w:val="0"/>
+          <w:sz w:val="19"/>
+        </w:rPr>
+        <w:t>pl.from_pandas</w:t>
+      </w:r>
+      <w:r>
+        <w:rPr>
+          <w:b w:val="0"/>
+          <w:i w:val="0"/>
+        </w:rPr>
+        <w:t xml:space="preserve"> drops the index. The join key is gone, so the analyst joins on row position with </w:t>
+      </w:r>
+      <w:r>
+        <w:rPr>
+          <w:rFonts w:ascii="Consolas" w:hAnsi="Consolas" w:eastAsia="Consolas"/>
+          <w:b w:val="0"/>
+          <w:sz w:val="19"/>
+        </w:rPr>
+        <w:t>hstack</w:t>
+      </w:r>
+      <w:r>
+        <w:rPr>
+          <w:b w:val="0"/>
+          <w:i w:val="0"/>
+        </w:rPr>
+        <w:t>. Two waves sorted differently, and 11% of respondents got another person's scores.</w:t>
+      </w:r>
+    </w:p>
+    <w:p>
+      <w:r>
+        <w:rPr>
+          <w:rFonts w:ascii="Consolas" w:hAnsi="Consolas" w:eastAsia="Consolas"/>
+          <w:b w:val="0"/>
+          <w:sz w:val="19"/>
+        </w:rPr>
+        <w:t>pl.from_pandas(df.reset_index())</w:t>
+      </w:r>
+      <w:r>
+        <w:rPr>
+          <w:b w:val="0"/>
+          <w:i w:val="0"/>
+        </w:rPr>
+        <w:t xml:space="preserve"> keeps the ID as a column, and the join uses it.</w:t>
+      </w:r>
+    </w:p>
+    <w:p>
+      <w:pPr>
+        <w:pStyle w:val="Heading4"/>
+      </w:pPr>
+      <w:r>
+        <w:t>Worked example: weak code</w:t>
       </w:r>
     </w:p>
     <w:tbl>
@@ -5753,19 +5687,19 @@
             <w:r>
               <w:rPr>
                 <w:rFonts w:ascii="Consolas" w:hAnsi="Consolas" w:eastAsia="Consolas"/>
-                <w:b w:val="0"/>
+                <w:b/>
                 <w:color w:val="5B6875"/>
                 <w:sz w:val="16"/>
               </w:rPr>
-              <w:t xml:space="preserve">   1  </w:t>
-            </w:r>
-            <w:r>
-              <w:rPr>
-                <w:rFonts w:ascii="Consolas" w:hAnsi="Consolas" w:eastAsia="Consolas"/>
-                <w:b w:val="0"/>
-                <w:sz w:val="16"/>
-              </w:rPr>
-              <w:t>import pandas as pd</w:t>
+              <w:t xml:space="preserve"> [1]  </w:t>
+            </w:r>
+            <w:r>
+              <w:rPr>
+                <w:rFonts w:ascii="Consolas" w:hAnsi="Consolas" w:eastAsia="Consolas"/>
+                <w:b w:val="0"/>
+                <w:sz w:val="16"/>
+              </w:rPr>
+              <w:t>big = pl.read_parquet("extracts/*.parquet").to_pandas()</w:t>
             </w:r>
           </w:p>
           <w:p>
@@ -5776,19 +5710,19 @@
             <w:r>
               <w:rPr>
                 <w:rFonts w:ascii="Consolas" w:hAnsi="Consolas" w:eastAsia="Consolas"/>
-                <w:b w:val="0"/>
+                <w:b/>
                 <w:color w:val="5B6875"/>
                 <w:sz w:val="16"/>
               </w:rPr>
-              <w:t xml:space="preserve">   2  </w:t>
-            </w:r>
-            <w:r>
-              <w:rPr>
-                <w:rFonts w:ascii="Consolas" w:hAnsi="Consolas" w:eastAsia="Consolas"/>
-                <w:b w:val="0"/>
-                <w:sz w:val="16"/>
-              </w:rPr>
-              <w:t>import polars as pl</w:t>
+              <w:t xml:space="preserve"> [2]  </w:t>
+            </w:r>
+            <w:r>
+              <w:rPr>
+                <w:rFonts w:ascii="Consolas" w:hAnsi="Consolas" w:eastAsia="Consolas"/>
+                <w:b w:val="0"/>
+                <w:sz w:val="16"/>
+              </w:rPr>
+              <w:t>big = big[big["wave"] == WAVE].set_index("respondent_id")</w:t>
             </w:r>
           </w:p>
           <w:p>
@@ -5799,295 +5733,19 @@
             <w:r>
               <w:rPr>
                 <w:rFonts w:ascii="Consolas" w:hAnsi="Consolas" w:eastAsia="Consolas"/>
-                <w:b w:val="0"/>
-                <w:color w:val="5B6875"/>
-                <w:sz w:val="16"/>
-              </w:rPr>
-              <w:t xml:space="preserve">   3  </w:t>
-            </w:r>
-            <w:r>
-              <w:rPr>
-                <w:rFonts w:ascii="Consolas" w:hAnsi="Consolas" w:eastAsia="Consolas"/>
-                <w:b w:val="0"/>
-                <w:sz w:val="16"/>
-              </w:rPr>
-              <w:t xml:space="preserve"> </w:t>
-            </w:r>
-          </w:p>
-          <w:p>
-            <w:pPr>
-              <w:spacing w:before="0" w:after="0" w:line="240" w:lineRule="auto"/>
-              <w:ind w:left="567" w:hanging="567"/>
-            </w:pPr>
-            <w:r>
-              <w:rPr>
-                <w:rFonts w:ascii="Consolas" w:hAnsi="Consolas" w:eastAsia="Consolas"/>
-                <w:b w:val="0"/>
-                <w:color w:val="5B6875"/>
-                <w:sz w:val="16"/>
-              </w:rPr>
-              <w:t xml:space="preserve">   4  </w:t>
-            </w:r>
-            <w:r>
-              <w:rPr>
-                <w:rFonts w:ascii="Consolas" w:hAnsi="Consolas" w:eastAsia="Consolas"/>
-                <w:b w:val="0"/>
-                <w:sz w:val="16"/>
-              </w:rPr>
-              <w:t xml:space="preserve"> </w:t>
-            </w:r>
-          </w:p>
-          <w:p>
-            <w:pPr>
-              <w:spacing w:before="0" w:after="0" w:line="240" w:lineRule="auto"/>
-              <w:ind w:left="567" w:hanging="567"/>
-            </w:pPr>
-            <w:r>
-              <w:rPr>
-                <w:rFonts w:ascii="Consolas" w:hAnsi="Consolas" w:eastAsia="Consolas"/>
-                <w:b w:val="0"/>
-                <w:color w:val="5B6875"/>
-                <w:sz w:val="16"/>
-              </w:rPr>
-              <w:t xml:space="preserve">   5  </w:t>
-            </w:r>
-            <w:r>
-              <w:rPr>
-                <w:rFonts w:ascii="Consolas" w:hAnsi="Consolas" w:eastAsia="Consolas"/>
-                <w:b w:val="0"/>
-                <w:sz w:val="16"/>
-              </w:rPr>
-              <w:t>def brand_totals(path_glob: str, wave: str) -&gt; pd.DataFrame:</w:t>
-            </w:r>
-          </w:p>
-          <w:p>
-            <w:pPr>
-              <w:spacing w:before="0" w:after="0" w:line="240" w:lineRule="auto"/>
-              <w:ind w:left="567" w:hanging="567"/>
-            </w:pPr>
-            <w:r>
-              <w:rPr>
-                <w:rFonts w:ascii="Consolas" w:hAnsi="Consolas" w:eastAsia="Consolas"/>
-                <w:b w:val="0"/>
-                <w:color w:val="5B6875"/>
-                <w:sz w:val="16"/>
-              </w:rPr>
-              <w:t xml:space="preserve">   6  </w:t>
-            </w:r>
-            <w:r>
-              <w:rPr>
-                <w:rFonts w:ascii="Consolas" w:hAnsi="Consolas" w:eastAsia="Consolas"/>
-                <w:b w:val="0"/>
-                <w:sz w:val="16"/>
-              </w:rPr>
-              <w:t xml:space="preserve">    """Weight per brand for one wave, as pandas for modelling. Grain: one row per brand."""</w:t>
-            </w:r>
-          </w:p>
-          <w:p>
-            <w:pPr>
-              <w:spacing w:before="0" w:after="0" w:line="240" w:lineRule="auto"/>
-              <w:ind w:left="567" w:hanging="567"/>
-            </w:pPr>
-            <w:r>
-              <w:rPr>
-                <w:rFonts w:ascii="Consolas" w:hAnsi="Consolas" w:eastAsia="Consolas"/>
-                <w:b w:val="0"/>
-                <w:color w:val="5B6875"/>
-                <w:sz w:val="16"/>
-              </w:rPr>
-              <w:t xml:space="preserve">   7  </w:t>
-            </w:r>
-            <w:r>
-              <w:rPr>
-                <w:rFonts w:ascii="Consolas" w:hAnsi="Consolas" w:eastAsia="Consolas"/>
-                <w:b w:val="0"/>
-                <w:sz w:val="16"/>
-              </w:rPr>
-              <w:t xml:space="preserve">    return (</w:t>
-            </w:r>
-          </w:p>
-          <w:p>
-            <w:pPr>
-              <w:spacing w:before="0" w:after="0" w:line="240" w:lineRule="auto"/>
-              <w:ind w:left="567" w:hanging="567"/>
-            </w:pPr>
-            <w:r>
-              <w:rPr>
-                <w:rFonts w:ascii="Consolas" w:hAnsi="Consolas" w:eastAsia="Consolas"/>
-                <w:b w:val="0"/>
-                <w:color w:val="5B6875"/>
-                <w:sz w:val="16"/>
-              </w:rPr>
-              <w:t xml:space="preserve">   8  </w:t>
-            </w:r>
-            <w:r>
-              <w:rPr>
-                <w:rFonts w:ascii="Consolas" w:hAnsi="Consolas" w:eastAsia="Consolas"/>
-                <w:b w:val="0"/>
-                <w:sz w:val="16"/>
-              </w:rPr>
-              <w:t xml:space="preserve">        pl.scan_parquet(path_glob)</w:t>
-            </w:r>
-          </w:p>
-          <w:p>
-            <w:pPr>
-              <w:spacing w:before="0" w:after="0" w:line="240" w:lineRule="auto"/>
-              <w:ind w:left="567" w:hanging="567"/>
-            </w:pPr>
-            <w:r>
-              <w:rPr>
-                <w:rFonts w:ascii="Consolas" w:hAnsi="Consolas" w:eastAsia="Consolas"/>
                 <w:b/>
                 <w:color w:val="5B6875"/>
                 <w:sz w:val="16"/>
               </w:rPr>
-              <w:t xml:space="preserve"> [1]  </w:t>
-            </w:r>
-            <w:r>
-              <w:rPr>
-                <w:rFonts w:ascii="Consolas" w:hAnsi="Consolas" w:eastAsia="Consolas"/>
-                <w:b w:val="0"/>
-                <w:sz w:val="16"/>
-              </w:rPr>
-              <w:t xml:space="preserve">        .filter(pl.col("wave") == wave)</w:t>
-            </w:r>
-          </w:p>
-          <w:p>
-            <w:pPr>
-              <w:spacing w:before="0" w:after="0" w:line="240" w:lineRule="auto"/>
-              <w:ind w:left="567" w:hanging="567"/>
-            </w:pPr>
-            <w:r>
-              <w:rPr>
-                <w:rFonts w:ascii="Consolas" w:hAnsi="Consolas" w:eastAsia="Consolas"/>
-                <w:b w:val="0"/>
-                <w:color w:val="5B6875"/>
-                <w:sz w:val="16"/>
-              </w:rPr>
-              <w:t xml:space="preserve">  10  </w:t>
-            </w:r>
-            <w:r>
-              <w:rPr>
-                <w:rFonts w:ascii="Consolas" w:hAnsi="Consolas" w:eastAsia="Consolas"/>
-                <w:b w:val="0"/>
-                <w:sz w:val="16"/>
-              </w:rPr>
-              <w:t xml:space="preserve">        .group_by("brand")</w:t>
-            </w:r>
-          </w:p>
-          <w:p>
-            <w:pPr>
-              <w:spacing w:before="0" w:after="0" w:line="240" w:lineRule="auto"/>
-              <w:ind w:left="567" w:hanging="567"/>
-            </w:pPr>
-            <w:r>
-              <w:rPr>
-                <w:rFonts w:ascii="Consolas" w:hAnsi="Consolas" w:eastAsia="Consolas"/>
-                <w:b w:val="0"/>
-                <w:color w:val="5B6875"/>
-                <w:sz w:val="16"/>
-              </w:rPr>
-              <w:t xml:space="preserve">  11  </w:t>
-            </w:r>
-            <w:r>
-              <w:rPr>
-                <w:rFonts w:ascii="Consolas" w:hAnsi="Consolas" w:eastAsia="Consolas"/>
-                <w:b w:val="0"/>
-                <w:sz w:val="16"/>
-              </w:rPr>
-              <w:t xml:space="preserve">        .agg(total=pl.col("weight").sum())</w:t>
-            </w:r>
-          </w:p>
-          <w:p>
-            <w:pPr>
-              <w:spacing w:before="0" w:after="0" w:line="240" w:lineRule="auto"/>
-              <w:ind w:left="567" w:hanging="567"/>
-            </w:pPr>
-            <w:r>
-              <w:rPr>
-                <w:rFonts w:ascii="Consolas" w:hAnsi="Consolas" w:eastAsia="Consolas"/>
-                <w:b w:val="0"/>
-                <w:color w:val="5B6875"/>
-                <w:sz w:val="16"/>
-              </w:rPr>
-              <w:t xml:space="preserve">  12  </w:t>
-            </w:r>
-            <w:r>
-              <w:rPr>
-                <w:rFonts w:ascii="Consolas" w:hAnsi="Consolas" w:eastAsia="Consolas"/>
-                <w:b w:val="0"/>
-                <w:sz w:val="16"/>
-              </w:rPr>
-              <w:t xml:space="preserve">        .sort("brand")</w:t>
-            </w:r>
-          </w:p>
-          <w:p>
-            <w:pPr>
-              <w:spacing w:before="0" w:after="0" w:line="240" w:lineRule="auto"/>
-              <w:ind w:left="567" w:hanging="567"/>
-            </w:pPr>
-            <w:r>
-              <w:rPr>
-                <w:rFonts w:ascii="Consolas" w:hAnsi="Consolas" w:eastAsia="Consolas"/>
-                <w:b w:val="0"/>
-                <w:color w:val="5B6875"/>
-                <w:sz w:val="16"/>
-              </w:rPr>
-              <w:t xml:space="preserve">  13  </w:t>
-            </w:r>
-            <w:r>
-              <w:rPr>
-                <w:rFonts w:ascii="Consolas" w:hAnsi="Consolas" w:eastAsia="Consolas"/>
-                <w:b w:val="0"/>
-                <w:sz w:val="16"/>
-              </w:rPr>
-              <w:t xml:space="preserve">        .collect()</w:t>
-            </w:r>
-          </w:p>
-          <w:p>
-            <w:pPr>
-              <w:spacing w:before="0" w:after="0" w:line="240" w:lineRule="auto"/>
-              <w:ind w:left="567" w:hanging="567"/>
-            </w:pPr>
-            <w:r>
-              <w:rPr>
-                <w:rFonts w:ascii="Consolas" w:hAnsi="Consolas" w:eastAsia="Consolas"/>
-                <w:b/>
-                <w:color w:val="5B6875"/>
-                <w:sz w:val="16"/>
-              </w:rPr>
-              <w:t xml:space="preserve"> [2]  </w:t>
-            </w:r>
-            <w:r>
-              <w:rPr>
-                <w:rFonts w:ascii="Consolas" w:hAnsi="Consolas" w:eastAsia="Consolas"/>
-                <w:b w:val="0"/>
-                <w:sz w:val="16"/>
-              </w:rPr>
-              <w:t xml:space="preserve">        .to_pandas()</w:t>
-            </w:r>
-          </w:p>
-          <w:p>
-            <w:pPr>
-              <w:spacing w:before="0" w:after="0" w:line="240" w:lineRule="auto"/>
-              <w:ind w:left="567" w:hanging="567"/>
-            </w:pPr>
-            <w:r>
-              <w:rPr>
-                <w:rFonts w:ascii="Consolas" w:hAnsi="Consolas" w:eastAsia="Consolas"/>
-                <w:b w:val="0"/>
-                <w:color w:val="5B6875"/>
-                <w:sz w:val="16"/>
-              </w:rPr>
-              <w:t xml:space="preserve">  15  </w:t>
-            </w:r>
-            <w:r>
-              <w:rPr>
-                <w:rFonts w:ascii="Consolas" w:hAnsi="Consolas" w:eastAsia="Consolas"/>
-                <w:b w:val="0"/>
-                <w:sz w:val="16"/>
-              </w:rPr>
-              <w:t xml:space="preserve">    )</w:t>
+              <w:t xml:space="preserve"> [3]  </w:t>
+            </w:r>
+            <w:r>
+              <w:rPr>
+                <w:rFonts w:ascii="Consolas" w:hAnsi="Consolas" w:eastAsia="Consolas"/>
+                <w:b w:val="0"/>
+                <w:sz w:val="16"/>
+              </w:rPr>
+              <w:t>stats = pl.from_pandas(big).group_by("brand").agg(pl.col("weight").sum())</w:t>
             </w:r>
           </w:p>
         </w:tc>
@@ -6101,14 +5759,14 @@
         <w:rPr>
           <w:b/>
         </w:rPr>
-        <w:t xml:space="preserve">Line 9. </w:t>
-      </w:r>
-      <w:r>
-        <w:rPr>
-          <w:b w:val="0"/>
-          <w:i w:val="0"/>
-        </w:rPr>
-        <w:t>Reduce in the engine that reads the files.</w:t>
+        <w:t xml:space="preserve">Line 1. </w:t>
+      </w:r>
+      <w:r>
+        <w:rPr>
+          <w:b w:val="0"/>
+          <w:i w:val="0"/>
+        </w:rPr>
+        <w:t>Reads every wave eagerly, then copies all of it into pandas before filtering.</w:t>
       </w:r>
     </w:p>
     <w:p>
@@ -6119,23 +5777,32 @@
         <w:rPr>
           <w:b/>
         </w:rPr>
-        <w:t xml:space="preserve">Line 14. </w:t>
-      </w:r>
-      <w:r>
-        <w:rPr>
-          <w:b w:val="0"/>
-          <w:i w:val="0"/>
-        </w:rPr>
-        <w:t>Convert once, at the end, when the result has one row per brand.</w:t>
+        <w:t xml:space="preserve">Line 2. </w:t>
+      </w:r>
+      <w:r>
+        <w:rPr>
+          <w:b w:val="0"/>
+          <w:i w:val="0"/>
+        </w:rPr>
+        <w:t>The ID moves into the index.</w:t>
       </w:r>
     </w:p>
     <w:p>
-      <w:r>
-        <w:rPr>
-          <w:b w:val="0"/>
-          <w:i w:val="0"/>
-        </w:rPr>
-        <w:t>One primary engine. Reduce where the data is read. Convert small results at a clear boundary.</w:t>
+      <w:pPr>
+        <w:pStyle w:val="ListNumber"/>
+      </w:pPr>
+      <w:r>
+        <w:rPr>
+          <w:b/>
+        </w:rPr>
+        <w:t xml:space="preserve">Line 3. </w:t>
+      </w:r>
+      <w:r>
+        <w:rPr>
+          <w:b w:val="0"/>
+          <w:i w:val="0"/>
+        </w:rPr>
+        <w:t>Back to Polars: the index, and so the ID, is dropped. Two conversions of the full data.</w:t>
       </w:r>
     </w:p>
     <w:p>
@@ -6143,206 +5810,7 @@
         <w:pStyle w:val="Heading4"/>
       </w:pPr>
       <w:r>
-        <w:t>Recap card</w:t>
-      </w:r>
-    </w:p>
-    <w:p>
-      <w:pPr>
-        <w:pStyle w:val="ListBullet"/>
-      </w:pPr>
-      <w:r>
-        <w:rPr>
-          <w:b/>
-          <w:i w:val="0"/>
-        </w:rPr>
-        <w:t>Group-by over 10M rows: pandas, Polars, DuckDB</w:t>
-      </w:r>
-      <w:r>
-        <w:rPr>
-          <w:b w:val="0"/>
-          <w:i w:val="0"/>
-        </w:rPr>
-        <w:t xml:space="preserve"> 0.22 s, 0.11 s, 0.06 s on 4 cores. All fast enough. Choose by size against memory and where data lives.</w:t>
-      </w:r>
-    </w:p>
-    <w:p>
-      <w:pPr>
-        <w:pStyle w:val="ListBullet"/>
-      </w:pPr>
-      <w:r>
-        <w:rPr>
-          <w:b/>
-          <w:i w:val="0"/>
-        </w:rPr>
-        <w:t>Mixing engines</w:t>
-      </w:r>
-      <w:r>
-        <w:rPr>
-          <w:b w:val="0"/>
-          <w:i w:val="0"/>
-        </w:rPr>
-        <w:t xml:space="preserve"> Reduce first in the engine that reads the files, convert the small result last.</w:t>
-      </w:r>
-    </w:p>
-    <w:p>
-      <w:pPr>
-        <w:pStyle w:val="ListBullet"/>
-      </w:pPr>
-      <w:r>
-        <w:rPr>
-          <w:b/>
-          <w:i w:val="0"/>
-        </w:rPr>
-        <w:t>pl.from_pandas and the index</w:t>
-      </w:r>
-      <w:r>
-        <w:rPr>
-          <w:b w:val="0"/>
-          <w:i w:val="0"/>
-        </w:rPr>
-        <w:t xml:space="preserve"> Dropped by default. reset_index() first, or include_index=True.</w:t>
-      </w:r>
-    </w:p>
-    <w:p>
-      <w:pPr>
-        <w:pStyle w:val="ListBullet"/>
-      </w:pPr>
-      <w:r>
-        <w:rPr>
-          <w:b/>
-          <w:i w:val="0"/>
-        </w:rPr>
-        <w:t>When Spark</w:t>
-      </w:r>
-      <w:r>
-        <w:rPr>
-          <w:b w:val="0"/>
-          <w:i w:val="0"/>
-        </w:rPr>
-        <w:t xml:space="preserve"> Data already in the lakehouse, larger than one machine, or a scheduled production job.</w:t>
-      </w:r>
-    </w:p>
-    <w:p>
-      <w:pPr>
-        <w:pStyle w:val="Heading4"/>
-      </w:pPr>
-      <w:r>
-        <w:t>Practice</w:t>
-      </w:r>
-    </w:p>
-    <w:p>
-      <w:pPr>
-        <w:pStyle w:val="Heading5"/>
-      </w:pPr>
-      <w:r>
-        <w:t>Exercise 1. Multiple choice (level 1)</w:t>
-      </w:r>
-    </w:p>
-    <w:p>
-      <w:r>
-        <w:rPr>
-          <w:b w:val="0"/>
-          <w:i w:val="0"/>
-        </w:rPr>
-        <w:t>You have 40 GB of Parquet on a laptop with 16 GB of RAM. You need one table of weighted totals by wave and brand, once. Which is the best first choice?</w:t>
-      </w:r>
-    </w:p>
-    <w:p>
-      <w:pPr>
-        <w:pStyle w:val="ListBullet"/>
-      </w:pPr>
-      <w:r>
-        <w:rPr>
-          <w:b w:val="0"/>
-          <w:i w:val="0"/>
-        </w:rPr>
-        <w:t>a) pandas read_parquet, then groupby</w:t>
-      </w:r>
-    </w:p>
-    <w:p>
-      <w:pPr>
-        <w:pStyle w:val="ListBullet"/>
-      </w:pPr>
-      <w:r>
-        <w:rPr>
-          <w:b w:val="0"/>
-          <w:i w:val="0"/>
-        </w:rPr>
-        <w:t>b) DuckDB or Polars lazy, aggregating while reading</w:t>
-      </w:r>
-    </w:p>
-    <w:p>
-      <w:pPr>
-        <w:pStyle w:val="ListBullet"/>
-      </w:pPr>
-      <w:r>
-        <w:rPr>
-          <w:b w:val="0"/>
-          <w:i w:val="0"/>
-        </w:rPr>
-        <w:t>c) Set up a Spark cluster</w:t>
-      </w:r>
-    </w:p>
-    <w:p>
-      <w:pPr>
-        <w:pStyle w:val="ListBullet"/>
-      </w:pPr>
-      <w:r>
-        <w:rPr>
-          <w:b w:val="0"/>
-          <w:i w:val="0"/>
-        </w:rPr>
-        <w:t>d) Split the files by hand and run pandas on each</w:t>
-      </w:r>
-    </w:p>
-    <w:p>
-      <w:r>
-        <w:rPr>
-          <w:b/>
-          <w:i w:val="0"/>
-        </w:rPr>
-        <w:t>Why?</w:t>
-      </w:r>
-    </w:p>
-    <w:p>
-      <w:pPr>
-        <w:pStyle w:val="ListBullet"/>
-      </w:pPr>
-      <w:r>
-        <w:rPr>
-          <w:b w:val="0"/>
-          <w:i w:val="0"/>
-        </w:rPr>
-        <w:t>r1) Both read Parquet in chunks and push filters and aggregation into the scan, so the full data never sits in memory.</w:t>
-      </w:r>
-    </w:p>
-    <w:p>
-      <w:pPr>
-        <w:pStyle w:val="ListBullet"/>
-      </w:pPr>
-      <w:r>
-        <w:rPr>
-          <w:b w:val="0"/>
-          <w:i w:val="0"/>
-        </w:rPr>
-        <w:t>r2) They are newer than pandas.</w:t>
-      </w:r>
-    </w:p>
-    <w:p>
-      <w:pPr>
-        <w:pStyle w:val="Heading5"/>
-      </w:pPr>
-      <w:r>
-        <w:t>Exercise 2. Predict the output (level 2)</w:t>
-      </w:r>
-    </w:p>
-    <w:p>
-      <w:r>
-        <w:rPr>
-          <w:b w:val="0"/>
-          <w:i w:val="0"/>
-        </w:rPr>
-        <w:t>What does this print? (pandas 3.0, Polars 1.33)</w:t>
+        <w:t>Worked example: strong code</w:t>
       </w:r>
     </w:p>
     <w:tbl>
@@ -6449,7 +5917,7 @@
                 <w:b w:val="0"/>
                 <w:sz w:val="16"/>
               </w:rPr>
-              <w:t>pdf = pd.DataFrame({"respondent_id": ["r1", "r2"], "score": [3, 4]}).set_index("respondent_id")</w:t>
+              <w:t xml:space="preserve"> </w:t>
             </w:r>
           </w:p>
           <w:p>
@@ -6472,19 +5940,385 @@
                 <w:b w:val="0"/>
                 <w:sz w:val="16"/>
               </w:rPr>
-              <w:t>print(pl.from_pandas(pdf).columns)</w:t>
+              <w:t>def brand_totals(path_glob: str, wave: str) -&gt; pd.DataFrame:</w:t>
+            </w:r>
+          </w:p>
+          <w:p>
+            <w:pPr>
+              <w:spacing w:before="0" w:after="0" w:line="240" w:lineRule="auto"/>
+              <w:ind w:left="567" w:hanging="567"/>
+            </w:pPr>
+            <w:r>
+              <w:rPr>
+                <w:rFonts w:ascii="Consolas" w:hAnsi="Consolas" w:eastAsia="Consolas"/>
+                <w:b w:val="0"/>
+                <w:color w:val="5B6875"/>
+                <w:sz w:val="16"/>
+              </w:rPr>
+              <w:t xml:space="preserve">   6  </w:t>
+            </w:r>
+            <w:r>
+              <w:rPr>
+                <w:rFonts w:ascii="Consolas" w:hAnsi="Consolas" w:eastAsia="Consolas"/>
+                <w:b w:val="0"/>
+                <w:sz w:val="16"/>
+              </w:rPr>
+              <w:t xml:space="preserve">    """Weight per brand for one wave, as pandas for modelling. Grain: one row per brand."""</w:t>
+            </w:r>
+          </w:p>
+          <w:p>
+            <w:pPr>
+              <w:spacing w:before="0" w:after="0" w:line="240" w:lineRule="auto"/>
+              <w:ind w:left="567" w:hanging="567"/>
+            </w:pPr>
+            <w:r>
+              <w:rPr>
+                <w:rFonts w:ascii="Consolas" w:hAnsi="Consolas" w:eastAsia="Consolas"/>
+                <w:b w:val="0"/>
+                <w:color w:val="5B6875"/>
+                <w:sz w:val="16"/>
+              </w:rPr>
+              <w:t xml:space="preserve">   7  </w:t>
+            </w:r>
+            <w:r>
+              <w:rPr>
+                <w:rFonts w:ascii="Consolas" w:hAnsi="Consolas" w:eastAsia="Consolas"/>
+                <w:b w:val="0"/>
+                <w:sz w:val="16"/>
+              </w:rPr>
+              <w:t xml:space="preserve">    return (</w:t>
+            </w:r>
+          </w:p>
+          <w:p>
+            <w:pPr>
+              <w:spacing w:before="0" w:after="0" w:line="240" w:lineRule="auto"/>
+              <w:ind w:left="567" w:hanging="567"/>
+            </w:pPr>
+            <w:r>
+              <w:rPr>
+                <w:rFonts w:ascii="Consolas" w:hAnsi="Consolas" w:eastAsia="Consolas"/>
+                <w:b w:val="0"/>
+                <w:color w:val="5B6875"/>
+                <w:sz w:val="16"/>
+              </w:rPr>
+              <w:t xml:space="preserve">   8  </w:t>
+            </w:r>
+            <w:r>
+              <w:rPr>
+                <w:rFonts w:ascii="Consolas" w:hAnsi="Consolas" w:eastAsia="Consolas"/>
+                <w:b w:val="0"/>
+                <w:sz w:val="16"/>
+              </w:rPr>
+              <w:t xml:space="preserve">        pl.scan_parquet(path_glob)</w:t>
+            </w:r>
+          </w:p>
+          <w:p>
+            <w:pPr>
+              <w:spacing w:before="0" w:after="0" w:line="240" w:lineRule="auto"/>
+              <w:ind w:left="567" w:hanging="567"/>
+            </w:pPr>
+            <w:r>
+              <w:rPr>
+                <w:rFonts w:ascii="Consolas" w:hAnsi="Consolas" w:eastAsia="Consolas"/>
+                <w:b/>
+                <w:color w:val="5B6875"/>
+                <w:sz w:val="16"/>
+              </w:rPr>
+              <w:t xml:space="preserve"> [1]  </w:t>
+            </w:r>
+            <w:r>
+              <w:rPr>
+                <w:rFonts w:ascii="Consolas" w:hAnsi="Consolas" w:eastAsia="Consolas"/>
+                <w:b w:val="0"/>
+                <w:sz w:val="16"/>
+              </w:rPr>
+              <w:t xml:space="preserve">        .filter(pl.col("wave") == wave)</w:t>
+            </w:r>
+          </w:p>
+          <w:p>
+            <w:pPr>
+              <w:spacing w:before="0" w:after="0" w:line="240" w:lineRule="auto"/>
+              <w:ind w:left="567" w:hanging="567"/>
+            </w:pPr>
+            <w:r>
+              <w:rPr>
+                <w:rFonts w:ascii="Consolas" w:hAnsi="Consolas" w:eastAsia="Consolas"/>
+                <w:b w:val="0"/>
+                <w:color w:val="5B6875"/>
+                <w:sz w:val="16"/>
+              </w:rPr>
+              <w:t xml:space="preserve">  10  </w:t>
+            </w:r>
+            <w:r>
+              <w:rPr>
+                <w:rFonts w:ascii="Consolas" w:hAnsi="Consolas" w:eastAsia="Consolas"/>
+                <w:b w:val="0"/>
+                <w:sz w:val="16"/>
+              </w:rPr>
+              <w:t xml:space="preserve">        .group_by("brand")</w:t>
+            </w:r>
+          </w:p>
+          <w:p>
+            <w:pPr>
+              <w:spacing w:before="0" w:after="0" w:line="240" w:lineRule="auto"/>
+              <w:ind w:left="567" w:hanging="567"/>
+            </w:pPr>
+            <w:r>
+              <w:rPr>
+                <w:rFonts w:ascii="Consolas" w:hAnsi="Consolas" w:eastAsia="Consolas"/>
+                <w:b w:val="0"/>
+                <w:color w:val="5B6875"/>
+                <w:sz w:val="16"/>
+              </w:rPr>
+              <w:t xml:space="preserve">  11  </w:t>
+            </w:r>
+            <w:r>
+              <w:rPr>
+                <w:rFonts w:ascii="Consolas" w:hAnsi="Consolas" w:eastAsia="Consolas"/>
+                <w:b w:val="0"/>
+                <w:sz w:val="16"/>
+              </w:rPr>
+              <w:t xml:space="preserve">        .agg(total=pl.col("weight").sum())</w:t>
+            </w:r>
+          </w:p>
+          <w:p>
+            <w:pPr>
+              <w:spacing w:before="0" w:after="0" w:line="240" w:lineRule="auto"/>
+              <w:ind w:left="567" w:hanging="567"/>
+            </w:pPr>
+            <w:r>
+              <w:rPr>
+                <w:rFonts w:ascii="Consolas" w:hAnsi="Consolas" w:eastAsia="Consolas"/>
+                <w:b w:val="0"/>
+                <w:color w:val="5B6875"/>
+                <w:sz w:val="16"/>
+              </w:rPr>
+              <w:t xml:space="preserve">  12  </w:t>
+            </w:r>
+            <w:r>
+              <w:rPr>
+                <w:rFonts w:ascii="Consolas" w:hAnsi="Consolas" w:eastAsia="Consolas"/>
+                <w:b w:val="0"/>
+                <w:sz w:val="16"/>
+              </w:rPr>
+              <w:t xml:space="preserve">        .sort("brand")</w:t>
+            </w:r>
+          </w:p>
+          <w:p>
+            <w:pPr>
+              <w:spacing w:before="0" w:after="0" w:line="240" w:lineRule="auto"/>
+              <w:ind w:left="567" w:hanging="567"/>
+            </w:pPr>
+            <w:r>
+              <w:rPr>
+                <w:rFonts w:ascii="Consolas" w:hAnsi="Consolas" w:eastAsia="Consolas"/>
+                <w:b w:val="0"/>
+                <w:color w:val="5B6875"/>
+                <w:sz w:val="16"/>
+              </w:rPr>
+              <w:t xml:space="preserve">  13  </w:t>
+            </w:r>
+            <w:r>
+              <w:rPr>
+                <w:rFonts w:ascii="Consolas" w:hAnsi="Consolas" w:eastAsia="Consolas"/>
+                <w:b w:val="0"/>
+                <w:sz w:val="16"/>
+              </w:rPr>
+              <w:t xml:space="preserve">        .collect()</w:t>
+            </w:r>
+          </w:p>
+          <w:p>
+            <w:pPr>
+              <w:spacing w:before="0" w:after="0" w:line="240" w:lineRule="auto"/>
+              <w:ind w:left="567" w:hanging="567"/>
+            </w:pPr>
+            <w:r>
+              <w:rPr>
+                <w:rFonts w:ascii="Consolas" w:hAnsi="Consolas" w:eastAsia="Consolas"/>
+                <w:b/>
+                <w:color w:val="5B6875"/>
+                <w:sz w:val="16"/>
+              </w:rPr>
+              <w:t xml:space="preserve"> [2]  </w:t>
+            </w:r>
+            <w:r>
+              <w:rPr>
+                <w:rFonts w:ascii="Consolas" w:hAnsi="Consolas" w:eastAsia="Consolas"/>
+                <w:b w:val="0"/>
+                <w:sz w:val="16"/>
+              </w:rPr>
+              <w:t xml:space="preserve">        .to_pandas()</w:t>
+            </w:r>
+          </w:p>
+          <w:p>
+            <w:pPr>
+              <w:spacing w:before="0" w:after="0" w:line="240" w:lineRule="auto"/>
+              <w:ind w:left="567" w:hanging="567"/>
+            </w:pPr>
+            <w:r>
+              <w:rPr>
+                <w:rFonts w:ascii="Consolas" w:hAnsi="Consolas" w:eastAsia="Consolas"/>
+                <w:b w:val="0"/>
+                <w:color w:val="5B6875"/>
+                <w:sz w:val="16"/>
+              </w:rPr>
+              <w:t xml:space="preserve">  15  </w:t>
+            </w:r>
+            <w:r>
+              <w:rPr>
+                <w:rFonts w:ascii="Consolas" w:hAnsi="Consolas" w:eastAsia="Consolas"/>
+                <w:b w:val="0"/>
+                <w:sz w:val="16"/>
+              </w:rPr>
+              <w:t xml:space="preserve">    )</w:t>
             </w:r>
           </w:p>
         </w:tc>
       </w:tr>
     </w:tbl>
-    <w:p/>
+    <w:p>
+      <w:pPr>
+        <w:pStyle w:val="ListNumber"/>
+      </w:pPr>
+      <w:r>
+        <w:rPr>
+          <w:b/>
+        </w:rPr>
+        <w:t xml:space="preserve">Line 9. </w:t>
+      </w:r>
+      <w:r>
+        <w:rPr>
+          <w:b w:val="0"/>
+          <w:i w:val="0"/>
+        </w:rPr>
+        <w:t>Reduce in the engine that reads the files.</w:t>
+      </w:r>
+    </w:p>
+    <w:p>
+      <w:pPr>
+        <w:pStyle w:val="ListNumber"/>
+      </w:pPr>
+      <w:r>
+        <w:rPr>
+          <w:b/>
+        </w:rPr>
+        <w:t xml:space="preserve">Line 14. </w:t>
+      </w:r>
+      <w:r>
+        <w:rPr>
+          <w:b w:val="0"/>
+          <w:i w:val="0"/>
+        </w:rPr>
+        <w:t>Convert once, at the end, when the result has one row per brand.</w:t>
+      </w:r>
+    </w:p>
+    <w:p>
+      <w:r>
+        <w:rPr>
+          <w:b w:val="0"/>
+          <w:i w:val="0"/>
+        </w:rPr>
+        <w:t>One primary engine. Reduce where the data is read. Convert small results at a clear boundary.</w:t>
+      </w:r>
+    </w:p>
+    <w:p>
+      <w:pPr>
+        <w:pStyle w:val="Heading4"/>
+      </w:pPr>
+      <w:r>
+        <w:t>Recap card</w:t>
+      </w:r>
+    </w:p>
+    <w:p>
+      <w:pPr>
+        <w:pStyle w:val="ListBullet"/>
+      </w:pPr>
+      <w:r>
+        <w:rPr>
+          <w:b/>
+          <w:i w:val="0"/>
+        </w:rPr>
+        <w:t>Group-by over 10M rows: pandas, Polars, DuckDB</w:t>
+      </w:r>
+      <w:r>
+        <w:rPr>
+          <w:b w:val="0"/>
+          <w:i w:val="0"/>
+        </w:rPr>
+        <w:t xml:space="preserve"> 0.22 s, 0.11 s, 0.06 s on 4 cores. All fast enough. Choose by size against memory and where data lives.</w:t>
+      </w:r>
+    </w:p>
+    <w:p>
+      <w:pPr>
+        <w:pStyle w:val="ListBullet"/>
+      </w:pPr>
+      <w:r>
+        <w:rPr>
+          <w:b/>
+          <w:i w:val="0"/>
+        </w:rPr>
+        <w:t>Mixing engines</w:t>
+      </w:r>
+      <w:r>
+        <w:rPr>
+          <w:b w:val="0"/>
+          <w:i w:val="0"/>
+        </w:rPr>
+        <w:t xml:space="preserve"> Reduce first in the engine that reads the files, convert the small result last.</w:t>
+      </w:r>
+    </w:p>
+    <w:p>
+      <w:pPr>
+        <w:pStyle w:val="ListBullet"/>
+      </w:pPr>
+      <w:r>
+        <w:rPr>
+          <w:b/>
+          <w:i w:val="0"/>
+        </w:rPr>
+        <w:t>pl.from_pandas and the index</w:t>
+      </w:r>
+      <w:r>
+        <w:rPr>
+          <w:b w:val="0"/>
+          <w:i w:val="0"/>
+        </w:rPr>
+        <w:t xml:space="preserve"> Dropped by default. reset_index() first, or include_index=True.</w:t>
+      </w:r>
+    </w:p>
+    <w:p>
+      <w:pPr>
+        <w:pStyle w:val="ListBullet"/>
+      </w:pPr>
+      <w:r>
+        <w:rPr>
+          <w:b/>
+          <w:i w:val="0"/>
+        </w:rPr>
+        <w:t>When Spark</w:t>
+      </w:r>
+      <w:r>
+        <w:rPr>
+          <w:b w:val="0"/>
+          <w:i w:val="0"/>
+        </w:rPr>
+        <w:t xml:space="preserve"> Data already in the lakehouse, larger than one machine, or a scheduled production job.</w:t>
+      </w:r>
+    </w:p>
+    <w:p>
+      <w:pPr>
+        <w:pStyle w:val="Heading4"/>
+      </w:pPr>
+      <w:r>
+        <w:t>Practice</w:t>
+      </w:r>
+    </w:p>
     <w:p>
       <w:pPr>
         <w:pStyle w:val="Heading5"/>
       </w:pPr>
       <w:r>
-        <w:t>Exercise 3. Fill the gap (level 2)</w:t>
+        <w:t>Exercise 1. Multiple choice (level 1)</w:t>
       </w:r>
     </w:p>
     <w:p>
@@ -6493,7 +6327,105 @@
           <w:b w:val="0"/>
           <w:i w:val="0"/>
         </w:rPr>
-        <w:t>Hand a DuckDB result to Polars, then a Polars result to pandas.</w:t>
+        <w:t>You have 40 GB of Parquet on a laptop with 16 GB of RAM. You need one table of weighted totals by wave and brand, once. Which is the best first choice?</w:t>
+      </w:r>
+    </w:p>
+    <w:p>
+      <w:pPr>
+        <w:pStyle w:val="ListBullet"/>
+      </w:pPr>
+      <w:r>
+        <w:rPr>
+          <w:b w:val="0"/>
+          <w:i w:val="0"/>
+        </w:rPr>
+        <w:t>a) pandas read_parquet, then groupby</w:t>
+      </w:r>
+    </w:p>
+    <w:p>
+      <w:pPr>
+        <w:pStyle w:val="ListBullet"/>
+      </w:pPr>
+      <w:r>
+        <w:rPr>
+          <w:b w:val="0"/>
+          <w:i w:val="0"/>
+        </w:rPr>
+        <w:t>b) DuckDB or Polars lazy, aggregating while reading</w:t>
+      </w:r>
+    </w:p>
+    <w:p>
+      <w:pPr>
+        <w:pStyle w:val="ListBullet"/>
+      </w:pPr>
+      <w:r>
+        <w:rPr>
+          <w:b w:val="0"/>
+          <w:i w:val="0"/>
+        </w:rPr>
+        <w:t>c) Set up a Spark cluster</w:t>
+      </w:r>
+    </w:p>
+    <w:p>
+      <w:pPr>
+        <w:pStyle w:val="ListBullet"/>
+      </w:pPr>
+      <w:r>
+        <w:rPr>
+          <w:b w:val="0"/>
+          <w:i w:val="0"/>
+        </w:rPr>
+        <w:t>d) Split the files by hand and run pandas on each</w:t>
+      </w:r>
+    </w:p>
+    <w:p>
+      <w:r>
+        <w:rPr>
+          <w:b/>
+          <w:i w:val="0"/>
+        </w:rPr>
+        <w:t>Why?</w:t>
+      </w:r>
+    </w:p>
+    <w:p>
+      <w:pPr>
+        <w:pStyle w:val="ListBullet"/>
+      </w:pPr>
+      <w:r>
+        <w:rPr>
+          <w:b w:val="0"/>
+          <w:i w:val="0"/>
+        </w:rPr>
+        <w:t>r1) Both read Parquet in chunks and push filters and aggregation into the scan, so the full data never sits in memory.</w:t>
+      </w:r>
+    </w:p>
+    <w:p>
+      <w:pPr>
+        <w:pStyle w:val="ListBullet"/>
+      </w:pPr>
+      <w:r>
+        <w:rPr>
+          <w:b w:val="0"/>
+          <w:i w:val="0"/>
+        </w:rPr>
+        <w:t>r2) They are newer than pandas.</w:t>
+      </w:r>
+    </w:p>
+    <w:p>
+      <w:pPr>
+        <w:pStyle w:val="Heading5"/>
+      </w:pPr>
+      <w:r>
+        <w:t>Exercise 2. Predict the output (level 2)</w:t>
+      </w:r>
+    </w:p>
+    <w:p>
+      <w:r>
+        <w:rPr>
+          <w:b w:val="0"/>
+          <w:i w:val="0"/>
+        </w:rPr>
+        <w:t>What does this print? (pandas 3.0, Polars 1.33)</w:t>
       </w:r>
     </w:p>
     <w:tbl>
@@ -6531,7 +6463,7 @@
                 <w:b w:val="0"/>
                 <w:sz w:val="16"/>
               </w:rPr>
-              <w:t>top_brands = con.sql("SELECT brand, sum(weight) AS total FROM responses GROUP BY brand")._____(1)()</w:t>
+              <w:t>import pandas as pd</w:t>
             </w:r>
           </w:p>
           <w:p>
@@ -6554,7 +6486,76 @@
                 <w:b w:val="0"/>
                 <w:sz w:val="16"/>
               </w:rPr>
-              <w:t>for_model = top_brands._____(2)()</w:t>
+              <w:t>import polars as pl</w:t>
+            </w:r>
+          </w:p>
+          <w:p>
+            <w:pPr>
+              <w:spacing w:before="0" w:after="0" w:line="240" w:lineRule="auto"/>
+              <w:ind w:left="567" w:hanging="567"/>
+            </w:pPr>
+            <w:r>
+              <w:rPr>
+                <w:rFonts w:ascii="Consolas" w:hAnsi="Consolas" w:eastAsia="Consolas"/>
+                <w:b w:val="0"/>
+                <w:color w:val="5B6875"/>
+                <w:sz w:val="16"/>
+              </w:rPr>
+              <w:t xml:space="preserve">   3  </w:t>
+            </w:r>
+            <w:r>
+              <w:rPr>
+                <w:rFonts w:ascii="Consolas" w:hAnsi="Consolas" w:eastAsia="Consolas"/>
+                <w:b w:val="0"/>
+                <w:sz w:val="16"/>
+              </w:rPr>
+              <w:t xml:space="preserve"> </w:t>
+            </w:r>
+          </w:p>
+          <w:p>
+            <w:pPr>
+              <w:spacing w:before="0" w:after="0" w:line="240" w:lineRule="auto"/>
+              <w:ind w:left="567" w:hanging="567"/>
+            </w:pPr>
+            <w:r>
+              <w:rPr>
+                <w:rFonts w:ascii="Consolas" w:hAnsi="Consolas" w:eastAsia="Consolas"/>
+                <w:b w:val="0"/>
+                <w:color w:val="5B6875"/>
+                <w:sz w:val="16"/>
+              </w:rPr>
+              <w:t xml:space="preserve">   4  </w:t>
+            </w:r>
+            <w:r>
+              <w:rPr>
+                <w:rFonts w:ascii="Consolas" w:hAnsi="Consolas" w:eastAsia="Consolas"/>
+                <w:b w:val="0"/>
+                <w:sz w:val="16"/>
+              </w:rPr>
+              <w:t>pdf = pd.DataFrame({"respondent_id": ["r1", "r2"], "score": [3, 4]}).set_index("respondent_id")</w:t>
+            </w:r>
+          </w:p>
+          <w:p>
+            <w:pPr>
+              <w:spacing w:before="0" w:after="0" w:line="240" w:lineRule="auto"/>
+              <w:ind w:left="567" w:hanging="567"/>
+            </w:pPr>
+            <w:r>
+              <w:rPr>
+                <w:rFonts w:ascii="Consolas" w:hAnsi="Consolas" w:eastAsia="Consolas"/>
+                <w:b w:val="0"/>
+                <w:color w:val="5B6875"/>
+                <w:sz w:val="16"/>
+              </w:rPr>
+              <w:t xml:space="preserve">   5  </w:t>
+            </w:r>
+            <w:r>
+              <w:rPr>
+                <w:rFonts w:ascii="Consolas" w:hAnsi="Consolas" w:eastAsia="Consolas"/>
+                <w:b w:val="0"/>
+                <w:sz w:val="16"/>
+              </w:rPr>
+              <w:t>print(pl.from_pandas(pdf).columns)</w:t>
             </w:r>
           </w:p>
         </w:tc>
@@ -6566,7 +6567,7 @@
         <w:pStyle w:val="Heading5"/>
       </w:pPr>
       <w:r>
-        <w:t>Exercise 4. Spot the bug (level 3)</w:t>
+        <w:t>Exercise 3. Fill the gap (level 2)</w:t>
       </w:r>
     </w:p>
     <w:p>
@@ -6575,9 +6576,159 @@
           <w:b w:val="0"/>
           <w:i w:val="0"/>
         </w:rPr>
+        <w:t>Hand a DuckDB result to Polars, then a Polars result to pandas.</w:t>
+      </w:r>
+    </w:p>
+    <w:tbl>
+      <w:tblPr>
+        <w:tblW w:type="auto" w:w="0"/>
+        <w:jc w:val="left"/>
+        <w:tblLook w:firstColumn="1" w:firstRow="1" w:lastColumn="0" w:lastRow="0" w:noHBand="0" w:noVBand="1" w:val="04A0"/>
+      </w:tblPr>
+      <w:tblGrid>
+        <w:gridCol w:w="8221"/>
+      </w:tblGrid>
+      <w:tr>
+        <w:tc>
+          <w:tcPr>
+            <w:tcW w:type="dxa" w:w="8221"/>
+            <w:shd w:val="clear" w:color="auto" w:fill="F2F4F7"/>
+          </w:tcPr>
+          <w:p>
+            <w:pPr>
+              <w:spacing w:before="0" w:after="0" w:line="240" w:lineRule="auto"/>
+              <w:ind w:left="567" w:hanging="567"/>
+            </w:pPr>
+            <w:r>
+              <w:rPr>
+                <w:rFonts w:ascii="Consolas" w:hAnsi="Consolas" w:eastAsia="Consolas"/>
+                <w:b w:val="0"/>
+                <w:color w:val="5B6875"/>
+                <w:sz w:val="16"/>
+              </w:rPr>
+              <w:t xml:space="preserve">   1  </w:t>
+            </w:r>
+            <w:r>
+              <w:rPr>
+                <w:rFonts w:ascii="Consolas" w:hAnsi="Consolas" w:eastAsia="Consolas"/>
+                <w:b w:val="0"/>
+                <w:sz w:val="16"/>
+              </w:rPr>
+              <w:t>top_brands = con.sql("SELECT brand, sum(weight) AS total FROM responses GROUP BY brand")._____(1)()</w:t>
+            </w:r>
+          </w:p>
+          <w:p>
+            <w:pPr>
+              <w:spacing w:before="0" w:after="0" w:line="240" w:lineRule="auto"/>
+              <w:ind w:left="567" w:hanging="567"/>
+            </w:pPr>
+            <w:r>
+              <w:rPr>
+                <w:rFonts w:ascii="Consolas" w:hAnsi="Consolas" w:eastAsia="Consolas"/>
+                <w:b w:val="0"/>
+                <w:color w:val="5B6875"/>
+                <w:sz w:val="16"/>
+              </w:rPr>
+              <w:t xml:space="preserve">   2  </w:t>
+            </w:r>
+            <w:r>
+              <w:rPr>
+                <w:rFonts w:ascii="Consolas" w:hAnsi="Consolas" w:eastAsia="Consolas"/>
+                <w:b w:val="0"/>
+                <w:sz w:val="16"/>
+              </w:rPr>
+              <w:t>for_model = top_brands._____(2)()</w:t>
+            </w:r>
+          </w:p>
+        </w:tc>
+      </w:tr>
+    </w:tbl>
+    <w:p/>
+    <w:p>
+      <w:pPr>
+        <w:pStyle w:val="Heading5"/>
+      </w:pPr>
+      <w:r>
+        <w:t>Exercise 4. Spot the bug (level 3)</w:t>
+      </w:r>
+    </w:p>
+    <w:p>
+      <w:r>
+        <w:rPr>
+          <w:b w:val="0"/>
+          <w:i w:val="0"/>
+        </w:rPr>
         <w:t>This function runs out of memory on the full extract. Tap the line that loads far more than the result needs, and fix the function.</w:t>
       </w:r>
     </w:p>
+    <w:p>
+      <w:r>
+        <w:rPr>
+          <w:b/>
+          <w:i w:val="0"/>
+        </w:rPr>
+        <w:t>What you need to know.</w:t>
+      </w:r>
+    </w:p>
+    <w:p>
+      <w:r>
+        <w:rPr>
+          <w:rFonts w:ascii="Consolas" w:hAnsi="Consolas" w:eastAsia="Consolas"/>
+          <w:b w:val="0"/>
+          <w:sz w:val="19"/>
+        </w:rPr>
+        <w:t>df.item()</w:t>
+      </w:r>
+      <w:r>
+        <w:rPr>
+          <w:b w:val="0"/>
+          <w:i w:val="0"/>
+        </w:rPr>
+        <w:t xml:space="preserve"> returns the single value of a Polars DataFrame that has exactly one row and one column, as a plain Python value. A query that ends in one aggregate, such as a mean, gives that shape:</w:t>
+      </w:r>
+    </w:p>
+    <w:tbl>
+      <w:tblPr>
+        <w:tblW w:type="auto" w:w="0"/>
+        <w:jc w:val="left"/>
+        <w:tblLook w:firstColumn="1" w:firstRow="1" w:lastColumn="0" w:lastRow="0" w:noHBand="0" w:noVBand="1" w:val="04A0"/>
+      </w:tblPr>
+      <w:tblGrid>
+        <w:gridCol w:w="8221"/>
+      </w:tblGrid>
+      <w:tr>
+        <w:tc>
+          <w:tcPr>
+            <w:tcW w:type="dxa" w:w="8221"/>
+            <w:shd w:val="clear" w:color="auto" w:fill="F2F4F7"/>
+          </w:tcPr>
+          <w:p>
+            <w:pPr>
+              <w:spacing w:before="0" w:after="0" w:line="240" w:lineRule="auto"/>
+              <w:ind w:left="567" w:hanging="567"/>
+            </w:pPr>
+            <w:r>
+              <w:rPr>
+                <w:rFonts w:ascii="Consolas" w:hAnsi="Consolas" w:eastAsia="Consolas"/>
+                <w:b w:val="0"/>
+                <w:color w:val="5B6875"/>
+                <w:sz w:val="16"/>
+              </w:rPr>
+              <w:t xml:space="preserve">   1  </w:t>
+            </w:r>
+            <w:r>
+              <w:rPr>
+                <w:rFonts w:ascii="Consolas" w:hAnsi="Consolas" w:eastAsia="Consolas"/>
+                <w:b w:val="0"/>
+                <w:sz w:val="16"/>
+              </w:rPr>
+              <w:t>pl.DataFrame({"x": [4.0]}).item()   # 4.0</w:t>
+            </w:r>
+          </w:p>
+        </w:tc>
+      </w:tr>
+    </w:tbl>
+    <w:p/>
     <w:tbl>
       <w:tblPr>
         <w:tblW w:type="auto" w:w="0"/>

--- a/site/downloads/handbook-B4.docx
+++ b/site/downloads/handbook-B4.docx
@@ -7157,6 +7157,15 @@
           <w:i w:val="0"/>
         </w:rPr>
         <w:t>☐ Tests cover edge cases, including empty inputs and zeros.</w:t>
+      </w:r>
+    </w:p>
+    <w:p>
+      <w:r>
+        <w:rPr>
+          <w:b w:val="0"/>
+          <w:i w:val="0"/>
+        </w:rPr>
+        <w:t>☐ Tests use fixtures and parametrize, compare numbers with stated tolerances, isolate I/O, and run with coverage in CI.</w:t>
       </w:r>
     </w:p>
     <w:p>
